--- a/public/docs/1b_COOKIEPOLICY_WEB_boniniassicurazionierisparmio.com.docx
+++ b/public/docs/1b_COOKIEPOLICY_WEB_boniniassicurazionierisparmio.com.docx
@@ -1,6 +1,6 @@
 
 <file path=word/document.xml><?xml version="1.0" encoding="utf-8"?>
-<w:document xmlns:wpc="http://schemas.microsoft.com/office/word/2010/wordprocessingCanvas" xmlns:cx="http://schemas.microsoft.com/office/drawing/2014/chartex" xmlns:cx1="http://schemas.microsoft.com/office/drawing/2015/9/8/chartex" xmlns:cx2="http://schemas.microsoft.com/office/drawing/2015/10/21/chartex" xmlns:cx3="http://schemas.microsoft.com/office/drawing/2016/5/9/chartex" xmlns:cx4="http://schemas.microsoft.com/office/drawing/2016/5/10/chartex" xmlns:cx5="http://schemas.microsoft.com/office/drawing/2016/5/11/chartex" xmlns:cx6="http://schemas.microsoft.com/office/drawing/2016/5/12/chartex" xmlns:cx7="http://schemas.microsoft.com/office/drawing/2016/5/13/chartex" xmlns:cx8="http://schemas.microsoft.com/office/drawing/2016/5/14/chartex" xmlns:mc="http://schemas.openxmlformats.org/markup-compatibility/2006" xmlns:aink="http://schemas.microsoft.com/office/drawing/2016/ink" xmlns:am3d="http://schemas.microsoft.com/office/drawing/2017/model3d" xmlns:o="urn:schemas-microsoft-com:office:office" xmlns:r="http://schemas.openxmlformats.org/officeDocument/2006/relationships" xmlns:m="http://schemas.openxmlformats.org/officeDocument/2006/math" xmlns:v="urn:schemas-microsoft-com:vml" xmlns:wp14="http://schemas.microsoft.com/office/word/2010/wordprocessingDrawing" xmlns:wp="http://schemas.openxmlformats.org/drawingml/2006/wordprocessingDrawing" xmlns:w10="urn:schemas-microsoft-com:office:word" xmlns:w="http://schemas.openxmlformats.org/wordprocessingml/2006/main" xmlns:w14="http://schemas.microsoft.com/office/word/2010/wordml" xmlns:w15="http://schemas.microsoft.com/office/word/2012/wordml" xmlns:w16cex="http://schemas.microsoft.com/office/word/2018/wordml/cex" xmlns:w16cid="http://schemas.microsoft.com/office/word/2016/wordml/cid" xmlns:w16="http://schemas.microsoft.com/office/word/2018/wordml" xmlns:w16sdtdh="http://schemas.microsoft.com/office/word/2020/wordml/sdtdatahash" xmlns:w16se="http://schemas.microsoft.com/office/word/2015/wordml/symex" xmlns:wpg="http://schemas.microsoft.com/office/word/2010/wordprocessingGroup" xmlns:wpi="http://schemas.microsoft.com/office/word/2010/wordprocessingInk" xmlns:wne="http://schemas.microsoft.com/office/word/2006/wordml" xmlns:wps="http://schemas.microsoft.com/office/word/2010/wordprocessingShape" mc:Ignorable="w14 w15 w16se w16cid w16 w16cex w16sdtdh wp14">
+<w:document xmlns:wpc="http://schemas.microsoft.com/office/word/2010/wordprocessingCanvas" xmlns:mc="http://schemas.openxmlformats.org/markup-compatibility/2006" xmlns:o="urn:schemas-microsoft-com:office:office" xmlns:r="http://schemas.openxmlformats.org/officeDocument/2006/relationships" xmlns:m="http://schemas.openxmlformats.org/officeDocument/2006/math" xmlns:v="urn:schemas-microsoft-com:vml" xmlns:wp14="http://schemas.microsoft.com/office/word/2010/wordprocessingDrawing" xmlns:wp="http://schemas.openxmlformats.org/drawingml/2006/wordprocessingDrawing" xmlns:w10="urn:schemas-microsoft-com:office:word" xmlns:w="http://schemas.openxmlformats.org/wordprocessingml/2006/main" xmlns:w14="http://schemas.microsoft.com/office/word/2010/wordml" xmlns:wpg="http://schemas.microsoft.com/office/word/2010/wordprocessingGroup" xmlns:wpi="http://schemas.microsoft.com/office/word/2010/wordprocessingInk" xmlns:wne="http://schemas.microsoft.com/office/word/2006/wordml" xmlns:wps="http://schemas.microsoft.com/office/word/2010/wordprocessingShape" mc:Ignorable="w14 wp14">
   <w:body>
     <w:p>
       <w:pPr>
@@ -12,6 +12,8 @@
           <w:szCs w:val="60"/>
         </w:rPr>
       </w:pPr>
+      <w:bookmarkStart w:id="0" w:name="_GoBack"/>
+      <w:bookmarkEnd w:id="0"/>
       <w:r>
         <w:rPr>
           <w:b/>
@@ -102,7 +104,15 @@
         <w:t>cookies</w:t>
       </w:r>
       <w:r>
-        <w:t xml:space="preserve"> di profilazione la cui durata massima è di 365 giorni solari.</w:t>
+        <w:t xml:space="preserve"> di </w:t>
+      </w:r>
+      <w:proofErr w:type="spellStart"/>
+      <w:r>
+        <w:t>profilazione</w:t>
+      </w:r>
+      <w:proofErr w:type="spellEnd"/>
+      <w:r>
+        <w:t xml:space="preserve"> la cui durata massima è di 365 giorni solari.</w:t>
       </w:r>
     </w:p>
     <w:p>
@@ -372,7 +382,7 @@
       <w:r>
         <w:t xml:space="preserve">Poiché i browser - e spesso diverse versioni dello stesso browser – differiscono, anche sensibilmente, gli uni dagli altri, qualora si preferisca agire autonomamente, mediante le preferenze di quello in uso, è possibile trovare informazioni dettagliate sulla procedura necessaria nella guida di ciascuno di questi strumenti. Per una prima panoramica delle modalità di azione per i browser più comuni, è possibile visitare l'indirizzo </w:t>
       </w:r>
-      <w:hyperlink r:id="rId8" w:history="1">
+      <w:hyperlink r:id="rId9" w:history="1">
         <w:r>
           <w:t>www.cookiepedia.co.uk</w:t>
         </w:r>
@@ -403,7 +413,7 @@
           <w:lang w:val="en-US"/>
         </w:rPr>
       </w:pPr>
-      <w:hyperlink r:id="rId9" w:tgtFrame="_blank" w:history="1">
+      <w:hyperlink r:id="rId10" w:tgtFrame="_blank" w:history="1">
         <w:r>
           <w:rPr>
             <w:color w:val="5B9BD5" w:themeColor="accent1"/>
@@ -443,7 +453,7 @@
       </w:r>
     </w:p>
     <w:p>
-      <w:hyperlink r:id="rId10" w:tgtFrame="_blank" w:history="1">
+      <w:hyperlink r:id="rId11" w:tgtFrame="_blank" w:history="1">
         <w:r>
           <w:rPr>
             <w:color w:val="5B9BD5" w:themeColor="accent1"/>
@@ -464,7 +474,7 @@
       </w:r>
     </w:p>
     <w:p>
-      <w:hyperlink r:id="rId11" w:tgtFrame="_blank" w:history="1">
+      <w:hyperlink r:id="rId12" w:tgtFrame="_blank" w:history="1">
         <w:r>
           <w:rPr>
             <w:color w:val="5B9BD5" w:themeColor="accent1"/>
@@ -493,7 +503,7 @@
           <w:lang w:val="en-US"/>
         </w:rPr>
       </w:pPr>
-      <w:hyperlink r:id="rId12" w:tgtFrame="_blank" w:history="1">
+      <w:hyperlink r:id="rId13" w:tgtFrame="_blank" w:history="1">
         <w:r>
           <w:rPr>
             <w:color w:val="5B9BD5" w:themeColor="accent1"/>
@@ -645,7 +655,11 @@
         <w:jc w:val="both"/>
       </w:pPr>
       <w:r>
-        <w:t xml:space="preserve">I cookies, solitamente presenti nei browser degli utenti in numero molto elevato e a volte anche con caratteristiche di ampia persistenza temporale, sono usati per differenti finalità: esecuzione di autenticazioni informatiche, monitoraggio di sessioni, memorizzazione di informazioni su specifiche configurazioni riguardanti gli utenti che accedono al server, ecc. </w:t>
+        <w:t xml:space="preserve">I cookies, solitamente presenti nei browser degli utenti in numero molto elevato e a volte anche con caratteristiche di ampia persistenza temporale, sono usati per differenti finalità: esecuzione di autenticazioni informatiche, monitoraggio di sessioni, memorizzazione di informazioni su specifiche </w:t>
+      </w:r>
+      <w:r>
+        <w:lastRenderedPageBreak/>
+        <w:t xml:space="preserve">configurazioni riguardanti gli utenti che accedono al server, ecc. </w:t>
       </w:r>
       <w:r>
         <w:t>Alcune delle</w:t>
@@ -674,7 +688,6 @@
         <w:jc w:val="both"/>
       </w:pPr>
       <w:r>
-        <w:lastRenderedPageBreak/>
         <w:t>Al fine di giungere a una corretta regolamentazione di tali dispositivi, posto che non vi sono delle caratteristiche tecniche che li differenziano gli uni dagli altri, è necessario distinguerli proprio sulla base delle finalità perseguite da chi li utilizza.</w:t>
       </w:r>
     </w:p>
@@ -683,7 +696,23 @@
         <w:jc w:val="both"/>
       </w:pPr>
       <w:r>
-        <w:t>In tale direzione si è mosso, peraltro, lo stesso legislatore, che, in attuazione delle disposizioni contenute nella direttiva 2009/136/CE, ha ricondotto l'obbligo di acquisire il consenso preventivo e informato degli utenti all'installazione di cookie utilizzati per finalità diverse da quelle meramente tecniche (cfr. art. 1, comma 5, lett. a), del D. Lgs. 28 maggio 2012, n. 69, che ha modificato l'art. 122 del Codice).</w:t>
+        <w:t xml:space="preserve">In tale direzione si è mosso, peraltro, lo stesso legislatore, che, in attuazione delle disposizioni contenute nella direttiva 2009/136/CE, ha ricondotto l'obbligo di acquisire il consenso preventivo e informato degli utenti all'installazione di cookie utilizzati per finalità diverse da quelle meramente tecniche (cfr. art. 1, comma 5, </w:t>
+      </w:r>
+      <w:proofErr w:type="spellStart"/>
+      <w:r>
+        <w:t>lett</w:t>
+      </w:r>
+      <w:proofErr w:type="spellEnd"/>
+      <w:r>
+        <w:t xml:space="preserve">. a), del D. </w:t>
+      </w:r>
+      <w:proofErr w:type="spellStart"/>
+      <w:r>
+        <w:t>Lgs</w:t>
+      </w:r>
+      <w:proofErr w:type="spellEnd"/>
+      <w:r>
+        <w:t>. 28 maggio 2012, n. 69, che ha modificato l'art. 122 del Codice).</w:t>
       </w:r>
     </w:p>
     <w:p>
@@ -696,7 +725,7 @@
       <w:r>
         <w:t xml:space="preserve">ili su </w:t>
       </w:r>
-      <w:hyperlink r:id="rId13" w:history="1">
+      <w:hyperlink r:id="rId14" w:history="1">
         <w:r>
           <w:rPr>
             <w:rStyle w:val="Collegamentoipertestuale"/>
@@ -830,7 +859,15 @@
         <w:jc w:val="both"/>
       </w:pPr>
       <w:r>
-        <w:t>Nello specificare che la disabilitazione di alcuni cookies potrebbe limitare la possibilità di utilizzare il sito e impedire di beneficiare in pieno delle funzionalità e dei servizi presenti, ricordiamo che nel paragrafo precedente sono indicate le modalità per gestire al meglio o disabilitare i cookies stessi.</w:t>
+        <w:t xml:space="preserve">Nello specificare che la </w:t>
+      </w:r>
+      <w:proofErr w:type="spellStart"/>
+      <w:r>
+        <w:t>disabilitazione</w:t>
+      </w:r>
+      <w:proofErr w:type="spellEnd"/>
+      <w:r>
+        <w:t xml:space="preserve"> di alcuni cookies potrebbe limitare la possibilità di utilizzare il sito e impedire di beneficiare in pieno delle funzionalità e dei servizi presenti, ricordiamo che nel paragrafo precedente sono indicate le modalità per gestire al meglio o disabilitare i cookies stessi.</w:t>
       </w:r>
     </w:p>
     <w:p>
@@ -999,6 +1036,7 @@
         <w:t xml:space="preserve">) </w:t>
       </w:r>
       <w:r>
+        <w:lastRenderedPageBreak/>
         <w:t>permettono al sito di ricordare le scelte dell’utente (per esempio il nome utente) per fornire a quest’ultimo una navigazione più personalizzata ed ottimizzata.</w:t>
       </w:r>
     </w:p>
@@ -1007,7 +1045,6 @@
         <w:jc w:val="both"/>
       </w:pPr>
       <w:r>
-        <w:lastRenderedPageBreak/>
         <w:t>I cookie</w:t>
       </w:r>
       <w:r>
@@ -1131,7 +1168,15 @@
         <w:t>s</w:t>
       </w:r>
       <w:r>
-        <w:t xml:space="preserve"> c.d. “di profilazione” (volti a creare profili relativi all'utente ed utilizzati al fine di inviare messaggi pubblicitari in linea con le preferenze manifestate dallo stesso nell'ambito della navigazione in rete) né di cookie</w:t>
+        <w:t xml:space="preserve"> c.d. “di </w:t>
+      </w:r>
+      <w:proofErr w:type="spellStart"/>
+      <w:r>
+        <w:t>profilazione</w:t>
+      </w:r>
+      <w:proofErr w:type="spellEnd"/>
+      <w:r>
+        <w:t>” (volti a creare profili relativi all'utente ed utilizzati al fine di inviare messaggi pubblicitari in linea con le preferenze manifestate dallo stesso nell'ambito della navigazione in rete) né di cookie</w:t>
       </w:r>
       <w:r>
         <w:t>s</w:t>
@@ -1290,7 +1335,23 @@
         <w:t xml:space="preserve"> </w:t>
       </w:r>
       <w:r>
-        <w:t>sono presenti dei particolari "pulsanti" (denominati "social buttons/widgets") che raffigurano le icone di social network</w:t>
+        <w:t xml:space="preserve">sono presenti dei particolari "pulsanti" (denominati "social </w:t>
+      </w:r>
+      <w:proofErr w:type="spellStart"/>
+      <w:r>
+        <w:t>buttons</w:t>
+      </w:r>
+      <w:proofErr w:type="spellEnd"/>
+      <w:r>
+        <w:t>/</w:t>
+      </w:r>
+      <w:proofErr w:type="spellStart"/>
+      <w:r>
+        <w:t>widgets</w:t>
+      </w:r>
+      <w:proofErr w:type="spellEnd"/>
+      <w:r>
+        <w:t>") che raffigurano le icone di social network</w:t>
       </w:r>
       <w:r>
         <w:t xml:space="preserve"> o altri servizi</w:t>
@@ -1301,9 +1362,11 @@
       <w:r>
         <w:t xml:space="preserve"> </w:t>
       </w:r>
+      <w:proofErr w:type="spellStart"/>
       <w:r>
         <w:t>Facebook</w:t>
       </w:r>
+      <w:proofErr w:type="spellEnd"/>
       <w:r>
         <w:t xml:space="preserve">). </w:t>
       </w:r>
@@ -1338,7 +1401,23 @@
         <w:t xml:space="preserve"> accessibili grazie ai s</w:t>
       </w:r>
       <w:r>
-        <w:t>ocial buttons/widgets.</w:t>
+        <w:t xml:space="preserve">ocial </w:t>
+      </w:r>
+      <w:proofErr w:type="spellStart"/>
+      <w:r>
+        <w:t>buttons</w:t>
+      </w:r>
+      <w:proofErr w:type="spellEnd"/>
+      <w:r>
+        <w:t>/</w:t>
+      </w:r>
+      <w:proofErr w:type="spellStart"/>
+      <w:r>
+        <w:t>widgets</w:t>
+      </w:r>
+      <w:proofErr w:type="spellEnd"/>
+      <w:r>
+        <w:t>.</w:t>
       </w:r>
     </w:p>
     <w:p>
@@ -1360,14 +1439,23 @@
         <w:jc w:val="both"/>
       </w:pPr>
       <w:r>
-        <w:t xml:space="preserve">L'utilizzo più comune è quello finalizzato alla condivisione dei contenuti dei social network. La presenza dei plug in comporta la trasmissione di cookie da e verso tutti i siti gestiti da terze parti. La gestione delle informazioni raccolte da "terze parti" è disciplinata dalle relative informative cui si prega di fare riferimento. </w:t>
-      </w:r>
-    </w:p>
-    <w:p>
-      <w:pPr>
-        <w:jc w:val="both"/>
-      </w:pPr>
-      <w:r>
+        <w:t xml:space="preserve">L'utilizzo più comune è quello finalizzato alla condivisione dei contenuti dei social network. La presenza dei </w:t>
+      </w:r>
+      <w:proofErr w:type="spellStart"/>
+      <w:r>
+        <w:t>plug</w:t>
+      </w:r>
+      <w:proofErr w:type="spellEnd"/>
+      <w:r>
+        <w:t xml:space="preserve"> in comporta la trasmissione di cookie da e verso tutti i siti gestiti da terze parti. La gestione delle informazioni raccolte da "terze parti" è disciplinata dalle relative informative cui si prega di fare riferimento. </w:t>
+      </w:r>
+    </w:p>
+    <w:p>
+      <w:pPr>
+        <w:jc w:val="both"/>
+      </w:pPr>
+      <w:r>
+        <w:lastRenderedPageBreak/>
         <w:t>Se un utente di social network visita le pagine web</w:t>
       </w:r>
       <w:r>
@@ -1418,7 +1506,6 @@
           <w:szCs w:val="24"/>
           <w:lang w:eastAsia="it-IT"/>
         </w:rPr>
-        <w:lastRenderedPageBreak/>
         <w:t>DESCRIZIONE SPECIFICA E ANALITICA DEI COOKIE INSTALLATI DAL SITO</w:t>
       </w:r>
     </w:p>
@@ -1458,10 +1545,10 @@
         <w:tblLook w:val="04A0" w:firstRow="1" w:lastRow="0" w:firstColumn="1" w:lastColumn="0" w:noHBand="0" w:noVBand="1"/>
       </w:tblPr>
       <w:tblGrid>
-        <w:gridCol w:w="3353"/>
-        <w:gridCol w:w="2536"/>
-        <w:gridCol w:w="1051"/>
-        <w:gridCol w:w="2688"/>
+        <w:gridCol w:w="3431"/>
+        <w:gridCol w:w="2596"/>
+        <w:gridCol w:w="1076"/>
+        <w:gridCol w:w="2751"/>
       </w:tblGrid>
       <w:tr>
         <w:trPr>
@@ -1918,7 +2005,15 @@
         </w:numPr>
       </w:pPr>
       <w:r>
-        <w:t>le istruzioni alle funzioni di gestione dei cookies ed alla loro eventuale disabilitazione nei principali browser;</w:t>
+        <w:t xml:space="preserve">le istruzioni alle funzioni di gestione dei cookies ed alla loro eventuale </w:t>
+      </w:r>
+      <w:proofErr w:type="spellStart"/>
+      <w:r>
+        <w:t>disabilitazione</w:t>
+      </w:r>
+      <w:proofErr w:type="spellEnd"/>
+      <w:r>
+        <w:t xml:space="preserve"> nei principali browser;</w:t>
       </w:r>
     </w:p>
     <w:p>
@@ -1930,7 +2025,15 @@
         </w:numPr>
       </w:pPr>
       <w:r>
-        <w:t>un elenco di link alle istruzioni e alle funzioni di gestione dei cookies ed alla loro eventuale disabilitazione nei principali servizi web;</w:t>
+        <w:t xml:space="preserve">un elenco di link alle istruzioni e alle funzioni di gestione dei cookies ed alla loro eventuale </w:t>
+      </w:r>
+      <w:proofErr w:type="spellStart"/>
+      <w:r>
+        <w:t>disabilitazione</w:t>
+      </w:r>
+      <w:proofErr w:type="spellEnd"/>
+      <w:r>
+        <w:t xml:space="preserve"> nei principali servizi web;</w:t>
       </w:r>
     </w:p>
     <w:p>
@@ -1984,6 +2087,7 @@
           <w:u w:val="single"/>
         </w:rPr>
       </w:pPr>
+      <w:proofErr w:type="spellStart"/>
       <w:r>
         <w:rPr>
           <w:rFonts w:ascii="Calibri" w:hAnsi="Calibri" w:cs="Calibri"/>
@@ -1994,6 +2098,7 @@
         </w:rPr>
         <w:t>Chrome</w:t>
       </w:r>
+      <w:proofErr w:type="spellEnd"/>
     </w:p>
     <w:p>
       <w:pPr>
@@ -2028,8 +2133,17 @@
           <w:rFonts w:ascii="Calibri" w:hAnsi="Calibri" w:cs="Calibri"/>
           <w:bCs/>
         </w:rPr>
-        <w:t>il Browser Chrome</w:t>
-      </w:r>
+        <w:t xml:space="preserve">il Browser </w:t>
+      </w:r>
+      <w:proofErr w:type="spellStart"/>
+      <w:r>
+        <w:rPr>
+          <w:rFonts w:ascii="Calibri" w:hAnsi="Calibri" w:cs="Calibri"/>
+          <w:bCs/>
+        </w:rPr>
+        <w:t>Chrome</w:t>
+      </w:r>
+      <w:proofErr w:type="spellEnd"/>
     </w:p>
     <w:p>
       <w:pPr>
@@ -2057,7 +2171,23 @@
           <w:rFonts w:ascii="Calibri" w:hAnsi="Calibri" w:cs="Calibri"/>
           <w:bCs/>
         </w:rPr>
-        <w:t>presente nella barra degli strumenti del browser a fianco della finestra di inserimento url per la navigazione</w:t>
+        <w:t xml:space="preserve">presente nella barra degli strumenti del browser a fianco della finestra di inserimento </w:t>
+      </w:r>
+      <w:proofErr w:type="spellStart"/>
+      <w:r>
+        <w:rPr>
+          <w:rFonts w:ascii="Calibri" w:hAnsi="Calibri" w:cs="Calibri"/>
+          <w:bCs/>
+        </w:rPr>
+        <w:t>url</w:t>
+      </w:r>
+      <w:proofErr w:type="spellEnd"/>
+      <w:r>
+        <w:rPr>
+          <w:rFonts w:ascii="Calibri" w:hAnsi="Calibri" w:cs="Calibri"/>
+          <w:bCs/>
+        </w:rPr>
+        <w:t xml:space="preserve"> per la navigazione</w:t>
       </w:r>
     </w:p>
     <w:p>
@@ -2123,6 +2253,7 @@
           <w:rFonts w:ascii="Calibri" w:hAnsi="Calibri" w:cs="Calibri"/>
           <w:bCs/>
         </w:rPr>
+        <w:lastRenderedPageBreak/>
         <w:t>Nella sezione “Privacy” fare clic su bottone “Impostazioni contenuti “</w:t>
       </w:r>
     </w:p>
@@ -2330,7 +2461,6 @@
           <w:rFonts w:ascii="Calibri" w:hAnsi="Calibri" w:cs="Calibri"/>
           <w:bCs/>
         </w:rPr>
-        <w:lastRenderedPageBreak/>
         <w:t>Per maggiori informazioni</w:t>
       </w:r>
       <w:r>
@@ -2360,447 +2490,6 @@
           <w:bCs/>
         </w:rPr>
         <w:t xml:space="preserve"> la </w:t>
-      </w:r>
-      <w:hyperlink r:id="rId14" w:tgtFrame="_blank" w:history="1">
-        <w:r>
-          <w:rPr>
-            <w:rFonts w:ascii="Calibri" w:hAnsi="Calibri" w:cs="Calibri"/>
-            <w:bCs/>
-            <w:color w:val="2E74B5" w:themeColor="accent1" w:themeShade="BF"/>
-            <w:u w:val="single"/>
-          </w:rPr>
-          <w:t>pagina dedicata</w:t>
-        </w:r>
-      </w:hyperlink>
-      <w:r>
-        <w:rPr>
-          <w:rFonts w:ascii="Calibri" w:hAnsi="Calibri" w:cs="Calibri"/>
-          <w:bCs/>
-        </w:rPr>
-        <w:t>.</w:t>
-      </w:r>
-    </w:p>
-    <w:p>
-      <w:pPr>
-        <w:spacing w:before="20" w:line="220" w:lineRule="exact"/>
-        <w:ind w:firstLine="360"/>
-        <w:jc w:val="both"/>
-        <w:rPr>
-          <w:rFonts w:ascii="Calibri" w:hAnsi="Calibri" w:cs="Calibri"/>
-          <w:b/>
-          <w:i/>
-          <w:iCs/>
-          <w:u w:val="single"/>
-        </w:rPr>
-      </w:pPr>
-      <w:r>
-        <w:rPr>
-          <w:rFonts w:ascii="Calibri" w:hAnsi="Calibri" w:cs="Calibri"/>
-          <w:b/>
-          <w:i/>
-          <w:iCs/>
-          <w:u w:val="single"/>
-        </w:rPr>
-        <w:t>Mozilla Firefox</w:t>
-      </w:r>
-    </w:p>
-    <w:p>
-      <w:pPr>
-        <w:pStyle w:val="Paragrafoelenco"/>
-        <w:numPr>
-          <w:ilvl w:val="0"/>
-          <w:numId w:val="16"/>
-        </w:numPr>
-        <w:spacing w:before="20" w:line="220" w:lineRule="exact"/>
-        <w:jc w:val="both"/>
-        <w:rPr>
-          <w:rFonts w:ascii="Calibri" w:hAnsi="Calibri" w:cs="Calibri"/>
-          <w:bCs/>
-        </w:rPr>
-      </w:pPr>
-      <w:r>
-        <w:rPr>
-          <w:rFonts w:ascii="Calibri" w:hAnsi="Calibri" w:cs="Calibri"/>
-          <w:bCs/>
-        </w:rPr>
-        <w:t xml:space="preserve">Eseguire il Browser </w:t>
-      </w:r>
-      <w:r>
-        <w:rPr>
-          <w:rFonts w:ascii="Calibri" w:hAnsi="Calibri" w:cs="Calibri"/>
-          <w:bCs/>
-        </w:rPr>
-        <w:t>Mozilla Firefox</w:t>
-      </w:r>
-    </w:p>
-    <w:p>
-      <w:pPr>
-        <w:pStyle w:val="Paragrafoelenco"/>
-        <w:numPr>
-          <w:ilvl w:val="0"/>
-          <w:numId w:val="16"/>
-        </w:numPr>
-        <w:spacing w:before="20" w:line="220" w:lineRule="exact"/>
-        <w:jc w:val="both"/>
-        <w:rPr>
-          <w:rFonts w:ascii="Calibri" w:hAnsi="Calibri" w:cs="Calibri"/>
-          <w:bCs/>
-        </w:rPr>
-      </w:pPr>
-      <w:r>
-        <w:rPr>
-          <w:rFonts w:ascii="Calibri" w:hAnsi="Calibri" w:cs="Calibri"/>
-          <w:bCs/>
-        </w:rPr>
-        <w:t xml:space="preserve">Fare click sul menù </w:t>
-      </w:r>
-      <w:r>
-        <w:rPr>
-          <w:rFonts w:ascii="Calibri" w:hAnsi="Calibri" w:cs="Calibri"/>
-          <w:bCs/>
-        </w:rPr>
-        <w:t>presente nella barra degli strumenti del browser a fianco della finestra di inserimento url per la navigazione</w:t>
-      </w:r>
-    </w:p>
-    <w:p>
-      <w:pPr>
-        <w:pStyle w:val="Paragrafoelenco"/>
-        <w:numPr>
-          <w:ilvl w:val="0"/>
-          <w:numId w:val="16"/>
-        </w:numPr>
-        <w:spacing w:before="20" w:line="220" w:lineRule="exact"/>
-        <w:jc w:val="both"/>
-        <w:rPr>
-          <w:rFonts w:ascii="Calibri" w:hAnsi="Calibri" w:cs="Calibri"/>
-          <w:bCs/>
-        </w:rPr>
-      </w:pPr>
-      <w:r>
-        <w:rPr>
-          <w:rFonts w:ascii="Calibri" w:hAnsi="Calibri" w:cs="Calibri"/>
-          <w:bCs/>
-        </w:rPr>
-        <w:t>Selezionare Opzioni</w:t>
-      </w:r>
-    </w:p>
-    <w:p>
-      <w:pPr>
-        <w:pStyle w:val="Paragrafoelenco"/>
-        <w:numPr>
-          <w:ilvl w:val="0"/>
-          <w:numId w:val="16"/>
-        </w:numPr>
-        <w:spacing w:before="20" w:line="220" w:lineRule="exact"/>
-        <w:jc w:val="both"/>
-        <w:rPr>
-          <w:rFonts w:ascii="Calibri" w:hAnsi="Calibri" w:cs="Calibri"/>
-          <w:bCs/>
-        </w:rPr>
-      </w:pPr>
-      <w:r>
-        <w:rPr>
-          <w:rFonts w:ascii="Calibri" w:hAnsi="Calibri" w:cs="Calibri"/>
-          <w:bCs/>
-        </w:rPr>
-        <w:t>Seleziona</w:t>
-      </w:r>
-      <w:r>
-        <w:rPr>
-          <w:rFonts w:ascii="Calibri" w:hAnsi="Calibri" w:cs="Calibri"/>
-          <w:bCs/>
-        </w:rPr>
-        <w:t>re</w:t>
-      </w:r>
-      <w:r>
-        <w:rPr>
-          <w:rFonts w:ascii="Calibri" w:hAnsi="Calibri" w:cs="Calibri"/>
-          <w:bCs/>
-        </w:rPr>
-        <w:t xml:space="preserve"> il pannello Privacy</w:t>
-      </w:r>
-    </w:p>
-    <w:p>
-      <w:pPr>
-        <w:pStyle w:val="Paragrafoelenco"/>
-        <w:numPr>
-          <w:ilvl w:val="0"/>
-          <w:numId w:val="16"/>
-        </w:numPr>
-        <w:spacing w:before="20" w:line="220" w:lineRule="exact"/>
-        <w:jc w:val="both"/>
-        <w:rPr>
-          <w:rFonts w:ascii="Calibri" w:hAnsi="Calibri" w:cs="Calibri"/>
-          <w:bCs/>
-        </w:rPr>
-      </w:pPr>
-      <w:r>
-        <w:rPr>
-          <w:rFonts w:ascii="Calibri" w:hAnsi="Calibri" w:cs="Calibri"/>
-          <w:bCs/>
-        </w:rPr>
-        <w:t>Fare clic su</w:t>
-      </w:r>
-      <w:r>
-        <w:rPr>
-          <w:rFonts w:ascii="Calibri" w:hAnsi="Calibri" w:cs="Calibri"/>
-          <w:bCs/>
-        </w:rPr>
-        <w:t xml:space="preserve"> </w:t>
-      </w:r>
-      <w:r>
-        <w:rPr>
-          <w:rFonts w:ascii="Calibri" w:hAnsi="Calibri" w:cs="Calibri"/>
-          <w:bCs/>
-        </w:rPr>
-        <w:t>Mostra Impostazioni Avanzate</w:t>
-      </w:r>
-    </w:p>
-    <w:p>
-      <w:pPr>
-        <w:pStyle w:val="Paragrafoelenco"/>
-        <w:numPr>
-          <w:ilvl w:val="0"/>
-          <w:numId w:val="16"/>
-        </w:numPr>
-        <w:spacing w:before="20" w:line="220" w:lineRule="exact"/>
-        <w:jc w:val="both"/>
-        <w:rPr>
-          <w:rFonts w:ascii="Calibri" w:hAnsi="Calibri" w:cs="Calibri"/>
-          <w:bCs/>
-        </w:rPr>
-      </w:pPr>
-      <w:r>
-        <w:rPr>
-          <w:rFonts w:ascii="Calibri" w:hAnsi="Calibri" w:cs="Calibri"/>
-          <w:bCs/>
-        </w:rPr>
-        <w:t>Nella sezione “Privacy” fare clic su bottone “Impostazioni contenuti “</w:t>
-      </w:r>
-    </w:p>
-    <w:p>
-      <w:pPr>
-        <w:pStyle w:val="Paragrafoelenco"/>
-        <w:numPr>
-          <w:ilvl w:val="0"/>
-          <w:numId w:val="16"/>
-        </w:numPr>
-        <w:spacing w:before="20" w:line="220" w:lineRule="exact"/>
-        <w:jc w:val="both"/>
-        <w:rPr>
-          <w:rFonts w:ascii="Calibri" w:hAnsi="Calibri" w:cs="Calibri"/>
-          <w:bCs/>
-        </w:rPr>
-      </w:pPr>
-      <w:r>
-        <w:rPr>
-          <w:rFonts w:ascii="Calibri" w:hAnsi="Calibri" w:cs="Calibri"/>
-          <w:bCs/>
-        </w:rPr>
-        <w:t xml:space="preserve">Nella sezione “Tracciamento” è possibile modificare le seguenti impostazioni relative ai </w:t>
-      </w:r>
-      <w:r>
-        <w:rPr>
-          <w:rFonts w:ascii="Calibri" w:hAnsi="Calibri" w:cs="Calibri"/>
-          <w:bCs/>
-        </w:rPr>
-        <w:t>cookies</w:t>
-      </w:r>
-      <w:r>
-        <w:rPr>
-          <w:rFonts w:ascii="Calibri" w:hAnsi="Calibri" w:cs="Calibri"/>
-          <w:bCs/>
-        </w:rPr>
-        <w:t>:</w:t>
-      </w:r>
-    </w:p>
-    <w:p>
-      <w:pPr>
-        <w:pStyle w:val="Paragrafoelenco"/>
-        <w:numPr>
-          <w:ilvl w:val="1"/>
-          <w:numId w:val="16"/>
-        </w:numPr>
-        <w:spacing w:before="20" w:line="220" w:lineRule="exact"/>
-        <w:jc w:val="both"/>
-        <w:rPr>
-          <w:rFonts w:ascii="Calibri" w:hAnsi="Calibri" w:cs="Calibri"/>
-          <w:bCs/>
-        </w:rPr>
-      </w:pPr>
-      <w:r>
-        <w:rPr>
-          <w:rFonts w:ascii="Calibri" w:hAnsi="Calibri" w:cs="Calibri"/>
-          <w:bCs/>
-        </w:rPr>
-        <w:t>Richiedi ai siti di non effettuare alcun tracciamento</w:t>
-      </w:r>
-    </w:p>
-    <w:p>
-      <w:pPr>
-        <w:pStyle w:val="Paragrafoelenco"/>
-        <w:numPr>
-          <w:ilvl w:val="1"/>
-          <w:numId w:val="16"/>
-        </w:numPr>
-        <w:spacing w:before="20" w:line="220" w:lineRule="exact"/>
-        <w:jc w:val="both"/>
-        <w:rPr>
-          <w:rFonts w:ascii="Calibri" w:hAnsi="Calibri" w:cs="Calibri"/>
-          <w:bCs/>
-        </w:rPr>
-      </w:pPr>
-      <w:r>
-        <w:rPr>
-          <w:rFonts w:ascii="Calibri" w:hAnsi="Calibri" w:cs="Calibri"/>
-          <w:bCs/>
-        </w:rPr>
-        <w:t>Comunica ai siti la disponibilità ad essere tracciato</w:t>
-      </w:r>
-    </w:p>
-    <w:p>
-      <w:pPr>
-        <w:pStyle w:val="Paragrafoelenco"/>
-        <w:numPr>
-          <w:ilvl w:val="1"/>
-          <w:numId w:val="16"/>
-        </w:numPr>
-        <w:spacing w:before="20" w:line="220" w:lineRule="exact"/>
-        <w:jc w:val="both"/>
-        <w:rPr>
-          <w:rFonts w:ascii="Calibri" w:hAnsi="Calibri" w:cs="Calibri"/>
-          <w:bCs/>
-        </w:rPr>
-      </w:pPr>
-      <w:r>
-        <w:rPr>
-          <w:rFonts w:ascii="Calibri" w:hAnsi="Calibri" w:cs="Calibri"/>
-          <w:bCs/>
-        </w:rPr>
-        <w:t>Non comunicare alcuna preferenza relativa al tracciamento dei dati personali</w:t>
-      </w:r>
-    </w:p>
-    <w:p>
-      <w:pPr>
-        <w:pStyle w:val="Paragrafoelenco"/>
-        <w:numPr>
-          <w:ilvl w:val="0"/>
-          <w:numId w:val="16"/>
-        </w:numPr>
-        <w:spacing w:before="20" w:line="220" w:lineRule="exact"/>
-        <w:jc w:val="both"/>
-        <w:rPr>
-          <w:rFonts w:ascii="Calibri" w:hAnsi="Calibri" w:cs="Calibri"/>
-          <w:bCs/>
-        </w:rPr>
-      </w:pPr>
-      <w:r>
-        <w:rPr>
-          <w:rFonts w:ascii="Calibri" w:hAnsi="Calibri" w:cs="Calibri"/>
-          <w:bCs/>
-        </w:rPr>
-        <w:t>Dalla sezione “Cronologia” è possibile:</w:t>
-      </w:r>
-    </w:p>
-    <w:p>
-      <w:pPr>
-        <w:pStyle w:val="Paragrafoelenco"/>
-        <w:numPr>
-          <w:ilvl w:val="1"/>
-          <w:numId w:val="16"/>
-        </w:numPr>
-        <w:spacing w:before="20" w:line="220" w:lineRule="exact"/>
-        <w:jc w:val="both"/>
-        <w:rPr>
-          <w:rFonts w:ascii="Calibri" w:hAnsi="Calibri" w:cs="Calibri"/>
-          <w:bCs/>
-        </w:rPr>
-      </w:pPr>
-      <w:r>
-        <w:rPr>
-          <w:rFonts w:ascii="Calibri" w:hAnsi="Calibri" w:cs="Calibri"/>
-          <w:bCs/>
-        </w:rPr>
-        <w:t xml:space="preserve">Abilitando “Utilizza impostazioni personalizzate” selezionare di accettare i </w:t>
-      </w:r>
-      <w:r>
-        <w:rPr>
-          <w:rFonts w:ascii="Calibri" w:hAnsi="Calibri" w:cs="Calibri"/>
-          <w:bCs/>
-        </w:rPr>
-        <w:t>cookies</w:t>
-      </w:r>
-      <w:r>
-        <w:rPr>
-          <w:rFonts w:ascii="Calibri" w:hAnsi="Calibri" w:cs="Calibri"/>
-          <w:bCs/>
-        </w:rPr>
-        <w:t xml:space="preserve"> di terze parti (sempre, dai siti più visitato o mai) e di conservarli per un periodo determinato (fino alla loro scadenza, alla chiusura di Firefox o di chiedere ogni volta)</w:t>
-      </w:r>
-    </w:p>
-    <w:p>
-      <w:pPr>
-        <w:pStyle w:val="Paragrafoelenco"/>
-        <w:numPr>
-          <w:ilvl w:val="1"/>
-          <w:numId w:val="16"/>
-        </w:numPr>
-        <w:spacing w:before="20" w:line="220" w:lineRule="exact"/>
-        <w:jc w:val="both"/>
-        <w:rPr>
-          <w:rFonts w:ascii="Calibri" w:hAnsi="Calibri" w:cs="Calibri"/>
-          <w:bCs/>
-        </w:rPr>
-      </w:pPr>
-      <w:r>
-        <w:rPr>
-          <w:rFonts w:ascii="Calibri" w:hAnsi="Calibri" w:cs="Calibri"/>
-          <w:bCs/>
-        </w:rPr>
-        <w:t xml:space="preserve">Rimuovere i singoli </w:t>
-      </w:r>
-      <w:r>
-        <w:rPr>
-          <w:rFonts w:ascii="Calibri" w:hAnsi="Calibri" w:cs="Calibri"/>
-          <w:bCs/>
-        </w:rPr>
-        <w:t>cookies</w:t>
-      </w:r>
-      <w:r>
-        <w:rPr>
-          <w:rFonts w:ascii="Calibri" w:hAnsi="Calibri" w:cs="Calibri"/>
-          <w:bCs/>
-        </w:rPr>
-        <w:t xml:space="preserve"> immagazzinati</w:t>
-      </w:r>
-    </w:p>
-    <w:p>
-      <w:pPr>
-        <w:pStyle w:val="Paragrafoelenco"/>
-        <w:numPr>
-          <w:ilvl w:val="0"/>
-          <w:numId w:val="16"/>
-        </w:numPr>
-        <w:spacing w:before="20" w:line="220" w:lineRule="exact"/>
-        <w:jc w:val="both"/>
-        <w:rPr>
-          <w:rFonts w:ascii="Calibri" w:hAnsi="Calibri" w:cs="Calibri"/>
-          <w:bCs/>
-        </w:rPr>
-      </w:pPr>
-      <w:r>
-        <w:rPr>
-          <w:rFonts w:ascii="Calibri" w:hAnsi="Calibri" w:cs="Calibri"/>
-          <w:bCs/>
-        </w:rPr>
-        <w:t>Per maggiori informazioni visita la</w:t>
-      </w:r>
-      <w:r>
-        <w:rPr>
-          <w:rFonts w:ascii="Calibri" w:hAnsi="Calibri" w:cs="Calibri"/>
-          <w:bCs/>
-        </w:rPr>
-        <w:t xml:space="preserve"> </w:t>
       </w:r>
       <w:hyperlink r:id="rId15" w:tgtFrame="_blank" w:history="1">
         <w:r>
@@ -2834,6 +2523,7 @@
           <w:u w:val="single"/>
         </w:rPr>
       </w:pPr>
+      <w:proofErr w:type="spellStart"/>
       <w:r>
         <w:rPr>
           <w:rFonts w:ascii="Calibri" w:hAnsi="Calibri" w:cs="Calibri"/>
@@ -2842,8 +2532,31 @@
           <w:iCs/>
           <w:u w:val="single"/>
         </w:rPr>
-        <w:t>Internet Explorer</w:t>
-      </w:r>
+        <w:t>Mozilla</w:t>
+      </w:r>
+      <w:proofErr w:type="spellEnd"/>
+      <w:r>
+        <w:rPr>
+          <w:rFonts w:ascii="Calibri" w:hAnsi="Calibri" w:cs="Calibri"/>
+          <w:b/>
+          <w:i/>
+          <w:iCs/>
+          <w:u w:val="single"/>
+        </w:rPr>
+        <w:t xml:space="preserve"> </w:t>
+      </w:r>
+      <w:proofErr w:type="spellStart"/>
+      <w:r>
+        <w:rPr>
+          <w:rFonts w:ascii="Calibri" w:hAnsi="Calibri" w:cs="Calibri"/>
+          <w:b/>
+          <w:i/>
+          <w:iCs/>
+          <w:u w:val="single"/>
+        </w:rPr>
+        <w:t>Firefox</w:t>
+      </w:r>
+      <w:proofErr w:type="spellEnd"/>
     </w:p>
     <w:p>
       <w:pPr>
@@ -2866,13 +2579,31 @@
         </w:rPr>
         <w:t xml:space="preserve">Eseguire il Browser </w:t>
       </w:r>
-      <w:r>
-        <w:rPr>
-          <w:rFonts w:ascii="Calibri" w:hAnsi="Calibri" w:cs="Calibri"/>
-          <w:bCs/>
-        </w:rPr>
-        <w:t>Internet Explorer</w:t>
-      </w:r>
+      <w:proofErr w:type="spellStart"/>
+      <w:r>
+        <w:rPr>
+          <w:rFonts w:ascii="Calibri" w:hAnsi="Calibri" w:cs="Calibri"/>
+          <w:bCs/>
+        </w:rPr>
+        <w:t>Mozilla</w:t>
+      </w:r>
+      <w:proofErr w:type="spellEnd"/>
+      <w:r>
+        <w:rPr>
+          <w:rFonts w:ascii="Calibri" w:hAnsi="Calibri" w:cs="Calibri"/>
+          <w:bCs/>
+        </w:rPr>
+        <w:t xml:space="preserve"> </w:t>
+      </w:r>
+      <w:proofErr w:type="spellStart"/>
+      <w:r>
+        <w:rPr>
+          <w:rFonts w:ascii="Calibri" w:hAnsi="Calibri" w:cs="Calibri"/>
+          <w:bCs/>
+        </w:rPr>
+        <w:t>Firefox</w:t>
+      </w:r>
+      <w:proofErr w:type="spellEnd"/>
     </w:p>
     <w:p>
       <w:pPr>
@@ -2893,21 +2624,30 @@
           <w:rFonts w:ascii="Calibri" w:hAnsi="Calibri" w:cs="Calibri"/>
           <w:bCs/>
         </w:rPr>
-        <w:t>Fare click sul</w:t>
-      </w:r>
-      <w:r>
-        <w:rPr>
-          <w:rFonts w:ascii="Calibri" w:hAnsi="Calibri" w:cs="Calibri"/>
-          <w:bCs/>
-        </w:rPr>
-        <w:t xml:space="preserve"> </w:t>
-      </w:r>
-      <w:r>
-        <w:rPr>
-          <w:rFonts w:ascii="Calibri" w:hAnsi="Calibri" w:cs="Calibri"/>
-          <w:bCs/>
-        </w:rPr>
-        <w:t>pulsante Strumenti e scegliere Opzioni Internet</w:t>
+        <w:t xml:space="preserve">Fare click sul menù </w:t>
+      </w:r>
+      <w:r>
+        <w:rPr>
+          <w:rFonts w:ascii="Calibri" w:hAnsi="Calibri" w:cs="Calibri"/>
+          <w:bCs/>
+        </w:rPr>
+        <w:t xml:space="preserve">presente nella barra degli strumenti del browser a fianco della finestra di inserimento </w:t>
+      </w:r>
+      <w:proofErr w:type="spellStart"/>
+      <w:r>
+        <w:rPr>
+          <w:rFonts w:ascii="Calibri" w:hAnsi="Calibri" w:cs="Calibri"/>
+          <w:bCs/>
+        </w:rPr>
+        <w:t>url</w:t>
+      </w:r>
+      <w:proofErr w:type="spellEnd"/>
+      <w:r>
+        <w:rPr>
+          <w:rFonts w:ascii="Calibri" w:hAnsi="Calibri" w:cs="Calibri"/>
+          <w:bCs/>
+        </w:rPr>
+        <w:t xml:space="preserve"> per la navigazione</w:t>
       </w:r>
     </w:p>
     <w:p>
@@ -2929,7 +2669,123 @@
           <w:rFonts w:ascii="Calibri" w:hAnsi="Calibri" w:cs="Calibri"/>
           <w:bCs/>
         </w:rPr>
-        <w:t xml:space="preserve">Fare click sulla scheda Privacy e nella sezione Impostazioni modificare il dispositivo di scorrimento in funzione dell’azione desiderata per i </w:t>
+        <w:t>Selezionare Opzioni</w:t>
+      </w:r>
+    </w:p>
+    <w:p>
+      <w:pPr>
+        <w:pStyle w:val="Paragrafoelenco"/>
+        <w:numPr>
+          <w:ilvl w:val="0"/>
+          <w:numId w:val="16"/>
+        </w:numPr>
+        <w:spacing w:before="20" w:line="220" w:lineRule="exact"/>
+        <w:jc w:val="both"/>
+        <w:rPr>
+          <w:rFonts w:ascii="Calibri" w:hAnsi="Calibri" w:cs="Calibri"/>
+          <w:bCs/>
+        </w:rPr>
+      </w:pPr>
+      <w:r>
+        <w:rPr>
+          <w:rFonts w:ascii="Calibri" w:hAnsi="Calibri" w:cs="Calibri"/>
+          <w:bCs/>
+        </w:rPr>
+        <w:t>Seleziona</w:t>
+      </w:r>
+      <w:r>
+        <w:rPr>
+          <w:rFonts w:ascii="Calibri" w:hAnsi="Calibri" w:cs="Calibri"/>
+          <w:bCs/>
+        </w:rPr>
+        <w:t>re</w:t>
+      </w:r>
+      <w:r>
+        <w:rPr>
+          <w:rFonts w:ascii="Calibri" w:hAnsi="Calibri" w:cs="Calibri"/>
+          <w:bCs/>
+        </w:rPr>
+        <w:t xml:space="preserve"> il pannello Privacy</w:t>
+      </w:r>
+    </w:p>
+    <w:p>
+      <w:pPr>
+        <w:pStyle w:val="Paragrafoelenco"/>
+        <w:numPr>
+          <w:ilvl w:val="0"/>
+          <w:numId w:val="16"/>
+        </w:numPr>
+        <w:spacing w:before="20" w:line="220" w:lineRule="exact"/>
+        <w:jc w:val="both"/>
+        <w:rPr>
+          <w:rFonts w:ascii="Calibri" w:hAnsi="Calibri" w:cs="Calibri"/>
+          <w:bCs/>
+        </w:rPr>
+      </w:pPr>
+      <w:r>
+        <w:rPr>
+          <w:rFonts w:ascii="Calibri" w:hAnsi="Calibri" w:cs="Calibri"/>
+          <w:bCs/>
+        </w:rPr>
+        <w:t>Fare clic su</w:t>
+      </w:r>
+      <w:r>
+        <w:rPr>
+          <w:rFonts w:ascii="Calibri" w:hAnsi="Calibri" w:cs="Calibri"/>
+          <w:bCs/>
+        </w:rPr>
+        <w:t xml:space="preserve"> </w:t>
+      </w:r>
+      <w:r>
+        <w:rPr>
+          <w:rFonts w:ascii="Calibri" w:hAnsi="Calibri" w:cs="Calibri"/>
+          <w:bCs/>
+        </w:rPr>
+        <w:t>Mostra Impostazioni Avanzate</w:t>
+      </w:r>
+    </w:p>
+    <w:p>
+      <w:pPr>
+        <w:pStyle w:val="Paragrafoelenco"/>
+        <w:numPr>
+          <w:ilvl w:val="0"/>
+          <w:numId w:val="16"/>
+        </w:numPr>
+        <w:spacing w:before="20" w:line="220" w:lineRule="exact"/>
+        <w:jc w:val="both"/>
+        <w:rPr>
+          <w:rFonts w:ascii="Calibri" w:hAnsi="Calibri" w:cs="Calibri"/>
+          <w:bCs/>
+        </w:rPr>
+      </w:pPr>
+      <w:r>
+        <w:rPr>
+          <w:rFonts w:ascii="Calibri" w:hAnsi="Calibri" w:cs="Calibri"/>
+          <w:bCs/>
+        </w:rPr>
+        <w:t>Nella sezione “Privacy” fare clic su bottone “Impostazioni contenuti “</w:t>
+      </w:r>
+    </w:p>
+    <w:p>
+      <w:pPr>
+        <w:pStyle w:val="Paragrafoelenco"/>
+        <w:numPr>
+          <w:ilvl w:val="0"/>
+          <w:numId w:val="16"/>
+        </w:numPr>
+        <w:spacing w:before="20" w:line="220" w:lineRule="exact"/>
+        <w:jc w:val="both"/>
+        <w:rPr>
+          <w:rFonts w:ascii="Calibri" w:hAnsi="Calibri" w:cs="Calibri"/>
+          <w:bCs/>
+        </w:rPr>
+      </w:pPr>
+      <w:r>
+        <w:rPr>
+          <w:rFonts w:ascii="Calibri" w:hAnsi="Calibri" w:cs="Calibri"/>
+          <w:bCs/>
+        </w:rPr>
+        <w:t xml:space="preserve">Nella sezione “Tracciamento” è possibile modificare le seguenti impostazioni relative ai </w:t>
       </w:r>
       <w:r>
         <w:rPr>
@@ -2965,14 +2821,7 @@
           <w:rFonts w:ascii="Calibri" w:hAnsi="Calibri" w:cs="Calibri"/>
           <w:bCs/>
         </w:rPr>
-        <w:t xml:space="preserve">Bloccare tutti i </w:t>
-      </w:r>
-      <w:r>
-        <w:rPr>
-          <w:rFonts w:ascii="Calibri" w:hAnsi="Calibri" w:cs="Calibri"/>
-          <w:bCs/>
-        </w:rPr>
-        <w:t>cookies</w:t>
+        <w:t>Richiedi ai siti di non effettuare alcun tracciamento</w:t>
       </w:r>
     </w:p>
     <w:p>
@@ -2994,14 +2843,7 @@
           <w:rFonts w:ascii="Calibri" w:hAnsi="Calibri" w:cs="Calibri"/>
           <w:bCs/>
         </w:rPr>
-        <w:t xml:space="preserve">Consentire tutti i </w:t>
-      </w:r>
-      <w:r>
-        <w:rPr>
-          <w:rFonts w:ascii="Calibri" w:hAnsi="Calibri" w:cs="Calibri"/>
-          <w:bCs/>
-        </w:rPr>
-        <w:t>cookies</w:t>
+        <w:t>Comunica ai siti la disponibilità ad essere tracciato</w:t>
       </w:r>
     </w:p>
     <w:p>
@@ -3023,7 +2865,51 @@
           <w:rFonts w:ascii="Calibri" w:hAnsi="Calibri" w:cs="Calibri"/>
           <w:bCs/>
         </w:rPr>
-        <w:t xml:space="preserve">Selezione dei siti da cui ottenere </w:t>
+        <w:t>Non comunicare alcuna preferenza relativa al tracciamento dei dati personali</w:t>
+      </w:r>
+    </w:p>
+    <w:p>
+      <w:pPr>
+        <w:pStyle w:val="Paragrafoelenco"/>
+        <w:numPr>
+          <w:ilvl w:val="0"/>
+          <w:numId w:val="16"/>
+        </w:numPr>
+        <w:spacing w:before="20" w:line="220" w:lineRule="exact"/>
+        <w:jc w:val="both"/>
+        <w:rPr>
+          <w:rFonts w:ascii="Calibri" w:hAnsi="Calibri" w:cs="Calibri"/>
+          <w:bCs/>
+        </w:rPr>
+      </w:pPr>
+      <w:r>
+        <w:rPr>
+          <w:rFonts w:ascii="Calibri" w:hAnsi="Calibri" w:cs="Calibri"/>
+          <w:bCs/>
+        </w:rPr>
+        <w:t>Dalla sezione “Cronologia” è possibile:</w:t>
+      </w:r>
+    </w:p>
+    <w:p>
+      <w:pPr>
+        <w:pStyle w:val="Paragrafoelenco"/>
+        <w:numPr>
+          <w:ilvl w:val="1"/>
+          <w:numId w:val="16"/>
+        </w:numPr>
+        <w:spacing w:before="20" w:line="220" w:lineRule="exact"/>
+        <w:jc w:val="both"/>
+        <w:rPr>
+          <w:rFonts w:ascii="Calibri" w:hAnsi="Calibri" w:cs="Calibri"/>
+          <w:bCs/>
+        </w:rPr>
+      </w:pPr>
+      <w:r>
+        <w:rPr>
+          <w:rFonts w:ascii="Calibri" w:hAnsi="Calibri" w:cs="Calibri"/>
+          <w:bCs/>
+        </w:rPr>
+        <w:t xml:space="preserve">Abilitando “Utilizza impostazioni personalizzate” selezionare di accettare i </w:t>
       </w:r>
       <w:r>
         <w:rPr>
@@ -3037,7 +2923,45 @@
           <w:rFonts w:ascii="Calibri" w:hAnsi="Calibri" w:cs="Calibri"/>
           <w:bCs/>
         </w:rPr>
-        <w:t xml:space="preserve">: spostare il cursore in una posizione intermedia in modo da non bloccare o consentire tutti i </w:t>
+        <w:t xml:space="preserve"> di terze parti (sempre, dai siti più visitato o mai) e di conservarli per un periodo determinato (fino alla loro scadenza, alla chiusura di </w:t>
+      </w:r>
+      <w:proofErr w:type="spellStart"/>
+      <w:r>
+        <w:rPr>
+          <w:rFonts w:ascii="Calibri" w:hAnsi="Calibri" w:cs="Calibri"/>
+          <w:bCs/>
+        </w:rPr>
+        <w:t>Firefox</w:t>
+      </w:r>
+      <w:proofErr w:type="spellEnd"/>
+      <w:r>
+        <w:rPr>
+          <w:rFonts w:ascii="Calibri" w:hAnsi="Calibri" w:cs="Calibri"/>
+          <w:bCs/>
+        </w:rPr>
+        <w:t xml:space="preserve"> o di chiedere ogni volta)</w:t>
+      </w:r>
+    </w:p>
+    <w:p>
+      <w:pPr>
+        <w:pStyle w:val="Paragrafoelenco"/>
+        <w:numPr>
+          <w:ilvl w:val="1"/>
+          <w:numId w:val="16"/>
+        </w:numPr>
+        <w:spacing w:before="20" w:line="220" w:lineRule="exact"/>
+        <w:jc w:val="both"/>
+        <w:rPr>
+          <w:rFonts w:ascii="Calibri" w:hAnsi="Calibri" w:cs="Calibri"/>
+          <w:bCs/>
+        </w:rPr>
+      </w:pPr>
+      <w:r>
+        <w:rPr>
+          <w:rFonts w:ascii="Calibri" w:hAnsi="Calibri" w:cs="Calibri"/>
+          <w:bCs/>
+        </w:rPr>
+        <w:t xml:space="preserve">Rimuovere i singoli </w:t>
       </w:r>
       <w:r>
         <w:rPr>
@@ -3051,7 +2975,7 @@
           <w:rFonts w:ascii="Calibri" w:hAnsi="Calibri" w:cs="Calibri"/>
           <w:bCs/>
         </w:rPr>
-        <w:t>, premere quindi su Siti, nella casella Indirizzo Sito Web inserire un sito internet e quindi premere su Blocca o Consenti</w:t>
+        <w:t xml:space="preserve"> immagazzinati</w:t>
       </w:r>
     </w:p>
     <w:p>
@@ -3122,7 +3046,7 @@
           <w:iCs/>
           <w:u w:val="single"/>
         </w:rPr>
-        <w:t>Safari 6</w:t>
+        <w:t>Internet Explorer</w:t>
       </w:r>
     </w:p>
     <w:p>
@@ -3151,7 +3075,7 @@
           <w:rFonts w:ascii="Calibri" w:hAnsi="Calibri" w:cs="Calibri"/>
           <w:bCs/>
         </w:rPr>
-        <w:t>Safari</w:t>
+        <w:t>Internet Explorer</w:t>
       </w:r>
     </w:p>
     <w:p>
@@ -3173,7 +3097,21 @@
           <w:rFonts w:ascii="Calibri" w:hAnsi="Calibri" w:cs="Calibri"/>
           <w:bCs/>
         </w:rPr>
-        <w:t>Fare click su Safari, selezionare Preferenze e premere su Privacy</w:t>
+        <w:t>Fare click sul</w:t>
+      </w:r>
+      <w:r>
+        <w:rPr>
+          <w:rFonts w:ascii="Calibri" w:hAnsi="Calibri" w:cs="Calibri"/>
+          <w:bCs/>
+        </w:rPr>
+        <w:t xml:space="preserve"> </w:t>
+      </w:r>
+      <w:r>
+        <w:rPr>
+          <w:rFonts w:ascii="Calibri" w:hAnsi="Calibri" w:cs="Calibri"/>
+          <w:bCs/>
+        </w:rPr>
+        <w:t>pulsante Strumenti e scegliere Opzioni Internet</w:t>
       </w:r>
     </w:p>
     <w:p>
@@ -3195,7 +3133,7 @@
           <w:rFonts w:ascii="Calibri" w:hAnsi="Calibri" w:cs="Calibri"/>
           <w:bCs/>
         </w:rPr>
-        <w:t xml:space="preserve">Nella sezione Blocca Cookie specificare come Safari deve accettare i </w:t>
+        <w:t xml:space="preserve">Fare click sulla scheda Privacy e nella sezione Impostazioni modificare il dispositivo di scorrimento in funzione dell’azione desiderata per i </w:t>
       </w:r>
       <w:r>
         <w:rPr>
@@ -3209,14 +3147,14 @@
           <w:rFonts w:ascii="Calibri" w:hAnsi="Calibri" w:cs="Calibri"/>
           <w:bCs/>
         </w:rPr>
-        <w:t xml:space="preserve"> dai siti internet.</w:t>
+        <w:t>:</w:t>
       </w:r>
     </w:p>
     <w:p>
       <w:pPr>
         <w:pStyle w:val="Paragrafoelenco"/>
         <w:numPr>
-          <w:ilvl w:val="0"/>
+          <w:ilvl w:val="1"/>
           <w:numId w:val="16"/>
         </w:numPr>
         <w:spacing w:before="20" w:line="220" w:lineRule="exact"/>
@@ -3231,7 +3169,7 @@
           <w:rFonts w:ascii="Calibri" w:hAnsi="Calibri" w:cs="Calibri"/>
           <w:bCs/>
         </w:rPr>
-        <w:t xml:space="preserve">Per visionare quali siti hanno immagazzinato i </w:t>
+        <w:t xml:space="preserve">Bloccare tutti i </w:t>
       </w:r>
       <w:r>
         <w:rPr>
@@ -3239,44 +3177,13 @@
           <w:bCs/>
         </w:rPr>
         <w:t>cookies</w:t>
-      </w:r>
-      <w:r>
-        <w:rPr>
-          <w:rFonts w:ascii="Calibri" w:hAnsi="Calibri" w:cs="Calibri"/>
-          <w:bCs/>
-        </w:rPr>
-        <w:t xml:space="preserve"> cliccare su Dettagli</w:t>
-      </w:r>
-    </w:p>
-    <w:p>
-      <w:pPr>
-        <w:spacing w:before="20" w:line="220" w:lineRule="exact"/>
-        <w:ind w:firstLine="360"/>
-        <w:jc w:val="both"/>
-        <w:rPr>
-          <w:rFonts w:ascii="Calibri" w:hAnsi="Calibri" w:cs="Calibri"/>
-          <w:b/>
-          <w:i/>
-          <w:iCs/>
-          <w:u w:val="single"/>
-        </w:rPr>
-      </w:pPr>
-      <w:r>
-        <w:rPr>
-          <w:rFonts w:ascii="Calibri" w:hAnsi="Calibri" w:cs="Calibri"/>
-          <w:b/>
-          <w:i/>
-          <w:iCs/>
-          <w:u w:val="single"/>
-        </w:rPr>
-        <w:t>Safari iOS (dispositivi mobile)</w:t>
       </w:r>
     </w:p>
     <w:p>
       <w:pPr>
         <w:pStyle w:val="Paragrafoelenco"/>
         <w:numPr>
-          <w:ilvl w:val="0"/>
+          <w:ilvl w:val="1"/>
           <w:numId w:val="16"/>
         </w:numPr>
         <w:spacing w:before="20" w:line="220" w:lineRule="exact"/>
@@ -3291,28 +3198,21 @@
           <w:rFonts w:ascii="Calibri" w:hAnsi="Calibri" w:cs="Calibri"/>
           <w:bCs/>
         </w:rPr>
-        <w:t>Eseguire</w:t>
-      </w:r>
-      <w:r>
-        <w:rPr>
-          <w:rFonts w:ascii="Calibri" w:hAnsi="Calibri" w:cs="Calibri"/>
-          <w:bCs/>
-        </w:rPr>
-        <w:t xml:space="preserve"> </w:t>
-      </w:r>
-      <w:r>
-        <w:rPr>
-          <w:rFonts w:ascii="Calibri" w:hAnsi="Calibri" w:cs="Calibri"/>
-          <w:bCs/>
-        </w:rPr>
-        <w:t>il Browser Safari iOS</w:t>
+        <w:t xml:space="preserve">Consentire tutti i </w:t>
+      </w:r>
+      <w:r>
+        <w:rPr>
+          <w:rFonts w:ascii="Calibri" w:hAnsi="Calibri" w:cs="Calibri"/>
+          <w:bCs/>
+        </w:rPr>
+        <w:t>cookies</w:t>
       </w:r>
     </w:p>
     <w:p>
       <w:pPr>
         <w:pStyle w:val="Paragrafoelenco"/>
         <w:numPr>
-          <w:ilvl w:val="0"/>
+          <w:ilvl w:val="1"/>
           <w:numId w:val="16"/>
         </w:numPr>
         <w:spacing w:before="20" w:line="220" w:lineRule="exact"/>
@@ -3327,58 +3227,7 @@
           <w:rFonts w:ascii="Calibri" w:hAnsi="Calibri" w:cs="Calibri"/>
           <w:bCs/>
         </w:rPr>
-        <w:t xml:space="preserve">Tocca su </w:t>
-      </w:r>
-      <w:r>
-        <w:rPr>
-          <w:rFonts w:ascii="Calibri" w:hAnsi="Calibri" w:cs="Calibri"/>
-          <w:bCs/>
-        </w:rPr>
-        <w:t>Impostazioni e poi Safari</w:t>
-      </w:r>
-    </w:p>
-    <w:p>
-      <w:pPr>
-        <w:pStyle w:val="Paragrafoelenco"/>
-        <w:numPr>
-          <w:ilvl w:val="0"/>
-          <w:numId w:val="16"/>
-        </w:numPr>
-        <w:spacing w:before="20" w:line="220" w:lineRule="exact"/>
-        <w:jc w:val="both"/>
-        <w:rPr>
-          <w:rFonts w:ascii="Calibri" w:hAnsi="Calibri" w:cs="Calibri"/>
-          <w:bCs/>
-        </w:rPr>
-      </w:pPr>
-      <w:r>
-        <w:rPr>
-          <w:rFonts w:ascii="Calibri" w:hAnsi="Calibri" w:cs="Calibri"/>
-          <w:bCs/>
-        </w:rPr>
-        <w:t>Tocca su Blocca Cookie e scegli tra le varie opzioni: “Mai”, “Di terze parti e inserzionisti” o “Sempre”</w:t>
-      </w:r>
-    </w:p>
-    <w:p>
-      <w:pPr>
-        <w:pStyle w:val="Paragrafoelenco"/>
-        <w:numPr>
-          <w:ilvl w:val="0"/>
-          <w:numId w:val="16"/>
-        </w:numPr>
-        <w:spacing w:before="20" w:line="220" w:lineRule="exact"/>
-        <w:jc w:val="both"/>
-        <w:rPr>
-          <w:rFonts w:ascii="Calibri" w:hAnsi="Calibri" w:cs="Calibri"/>
-          <w:bCs/>
-        </w:rPr>
-      </w:pPr>
-      <w:r>
-        <w:rPr>
-          <w:rFonts w:ascii="Calibri" w:hAnsi="Calibri" w:cs="Calibri"/>
-          <w:bCs/>
-        </w:rPr>
-        <w:t xml:space="preserve">Per cancellare tutti i </w:t>
+        <w:t xml:space="preserve">Selezione dei siti da cui ottenere </w:t>
       </w:r>
       <w:r>
         <w:rPr>
@@ -3392,7 +3241,21 @@
           <w:rFonts w:ascii="Calibri" w:hAnsi="Calibri" w:cs="Calibri"/>
           <w:bCs/>
         </w:rPr>
-        <w:t xml:space="preserve"> immagazzinati da Safari, tocca su Impostazioni, poi su Safari e infine su Cancella Cookie e dati</w:t>
+        <w:t xml:space="preserve">: spostare il cursore in una posizione intermedia in modo da non bloccare o consentire tutti i </w:t>
+      </w:r>
+      <w:r>
+        <w:rPr>
+          <w:rFonts w:ascii="Calibri" w:hAnsi="Calibri" w:cs="Calibri"/>
+          <w:bCs/>
+        </w:rPr>
+        <w:t>cookies</w:t>
+      </w:r>
+      <w:r>
+        <w:rPr>
+          <w:rFonts w:ascii="Calibri" w:hAnsi="Calibri" w:cs="Calibri"/>
+          <w:bCs/>
+        </w:rPr>
+        <w:t>, premere quindi su Siti, nella casella Indirizzo Sito Web inserire un sito internet e quindi premere su Blocca o Consenti</w:t>
       </w:r>
     </w:p>
     <w:p>
@@ -3463,7 +3326,7 @@
           <w:iCs/>
           <w:u w:val="single"/>
         </w:rPr>
-        <w:t>Opera</w:t>
+        <w:t>Safari 6</w:t>
       </w:r>
     </w:p>
     <w:p>
@@ -3485,21 +3348,14 @@
           <w:rFonts w:ascii="Calibri" w:hAnsi="Calibri" w:cs="Calibri"/>
           <w:bCs/>
         </w:rPr>
-        <w:t>Eseguire</w:t>
-      </w:r>
-      <w:r>
-        <w:rPr>
-          <w:rFonts w:ascii="Calibri" w:hAnsi="Calibri" w:cs="Calibri"/>
-          <w:bCs/>
-        </w:rPr>
-        <w:t xml:space="preserve"> il Browser </w:t>
-      </w:r>
-      <w:r>
-        <w:rPr>
-          <w:rFonts w:ascii="Calibri" w:hAnsi="Calibri" w:cs="Calibri"/>
-          <w:bCs/>
-        </w:rPr>
-        <w:t>Opera</w:t>
+        <w:t xml:space="preserve">Eseguire il Browser </w:t>
+      </w:r>
+      <w:r>
+        <w:rPr>
+          <w:rFonts w:ascii="Calibri" w:hAnsi="Calibri" w:cs="Calibri"/>
+          <w:bCs/>
+        </w:rPr>
+        <w:t>Safari</w:t>
       </w:r>
     </w:p>
     <w:p>
@@ -3521,14 +3377,7 @@
           <w:rFonts w:ascii="Calibri" w:hAnsi="Calibri" w:cs="Calibri"/>
           <w:bCs/>
         </w:rPr>
-        <w:t>Fare click su Preferenze</w:t>
-      </w:r>
-      <w:r>
-        <w:rPr>
-          <w:rFonts w:ascii="Calibri" w:hAnsi="Calibri" w:cs="Calibri"/>
-          <w:bCs/>
-        </w:rPr>
-        <w:t xml:space="preserve"> poi su Avanzate e infine su Cookie</w:t>
+        <w:t>Fare click su Safari, selezionare Preferenze e premere su Privacy</w:t>
       </w:r>
     </w:p>
     <w:p>
@@ -3550,14 +3399,28 @@
           <w:rFonts w:ascii="Calibri" w:hAnsi="Calibri" w:cs="Calibri"/>
           <w:bCs/>
         </w:rPr>
-        <w:t>Selezionare una delle seguenti opzioni:</w:t>
+        <w:t xml:space="preserve">Nella sezione Blocca Cookie specificare come Safari deve accettare i </w:t>
+      </w:r>
+      <w:r>
+        <w:rPr>
+          <w:rFonts w:ascii="Calibri" w:hAnsi="Calibri" w:cs="Calibri"/>
+          <w:bCs/>
+        </w:rPr>
+        <w:t>cookies</w:t>
+      </w:r>
+      <w:r>
+        <w:rPr>
+          <w:rFonts w:ascii="Calibri" w:hAnsi="Calibri" w:cs="Calibri"/>
+          <w:bCs/>
+        </w:rPr>
+        <w:t xml:space="preserve"> dai siti internet.</w:t>
       </w:r>
     </w:p>
     <w:p>
       <w:pPr>
         <w:pStyle w:val="Paragrafoelenco"/>
         <w:numPr>
-          <w:ilvl w:val="1"/>
+          <w:ilvl w:val="0"/>
           <w:numId w:val="16"/>
         </w:numPr>
         <w:spacing w:before="20" w:line="220" w:lineRule="exact"/>
@@ -3572,14 +3435,7 @@
           <w:rFonts w:ascii="Calibri" w:hAnsi="Calibri" w:cs="Calibri"/>
           <w:bCs/>
         </w:rPr>
-        <w:t xml:space="preserve">Accetta </w:t>
-      </w:r>
-      <w:r>
-        <w:rPr>
-          <w:rFonts w:ascii="Calibri" w:hAnsi="Calibri" w:cs="Calibri"/>
-          <w:bCs/>
-        </w:rPr>
-        <w:t xml:space="preserve">tutti i </w:t>
+        <w:t xml:space="preserve">Per visionare quali siti hanno immagazzinato i </w:t>
       </w:r>
       <w:r>
         <w:rPr>
@@ -3587,13 +3443,66 @@
           <w:bCs/>
         </w:rPr>
         <w:t>cookies</w:t>
+      </w:r>
+      <w:r>
+        <w:rPr>
+          <w:rFonts w:ascii="Calibri" w:hAnsi="Calibri" w:cs="Calibri"/>
+          <w:bCs/>
+        </w:rPr>
+        <w:t xml:space="preserve"> cliccare su Dettagli</w:t>
+      </w:r>
+    </w:p>
+    <w:p>
+      <w:pPr>
+        <w:spacing w:before="20" w:line="220" w:lineRule="exact"/>
+        <w:ind w:firstLine="360"/>
+        <w:jc w:val="both"/>
+        <w:rPr>
+          <w:rFonts w:ascii="Calibri" w:hAnsi="Calibri" w:cs="Calibri"/>
+          <w:b/>
+          <w:i/>
+          <w:iCs/>
+          <w:u w:val="single"/>
+        </w:rPr>
+      </w:pPr>
+      <w:r>
+        <w:rPr>
+          <w:rFonts w:ascii="Calibri" w:hAnsi="Calibri" w:cs="Calibri"/>
+          <w:b/>
+          <w:i/>
+          <w:iCs/>
+          <w:u w:val="single"/>
+        </w:rPr>
+        <w:t xml:space="preserve">Safari </w:t>
+      </w:r>
+      <w:proofErr w:type="spellStart"/>
+      <w:r>
+        <w:rPr>
+          <w:rFonts w:ascii="Calibri" w:hAnsi="Calibri" w:cs="Calibri"/>
+          <w:b/>
+          <w:i/>
+          <w:iCs/>
+          <w:u w:val="single"/>
+        </w:rPr>
+        <w:t>iOS</w:t>
+      </w:r>
+      <w:proofErr w:type="spellEnd"/>
+      <w:r>
+        <w:rPr>
+          <w:rFonts w:ascii="Calibri" w:hAnsi="Calibri" w:cs="Calibri"/>
+          <w:b/>
+          <w:i/>
+          <w:iCs/>
+          <w:u w:val="single"/>
+        </w:rPr>
+        <w:t xml:space="preserve"> (dispositivi mobile)</w:t>
       </w:r>
     </w:p>
     <w:p>
       <w:pPr>
         <w:pStyle w:val="Paragrafoelenco"/>
         <w:numPr>
-          <w:ilvl w:val="1"/>
+          <w:ilvl w:val="0"/>
           <w:numId w:val="16"/>
         </w:numPr>
         <w:spacing w:before="20" w:line="220" w:lineRule="exact"/>
@@ -3608,42 +3517,37 @@
           <w:rFonts w:ascii="Calibri" w:hAnsi="Calibri" w:cs="Calibri"/>
           <w:bCs/>
         </w:rPr>
-        <w:t xml:space="preserve">Accetta i </w:t>
-      </w:r>
-      <w:r>
-        <w:rPr>
-          <w:rFonts w:ascii="Calibri" w:hAnsi="Calibri" w:cs="Calibri"/>
-          <w:bCs/>
-        </w:rPr>
-        <w:t>cookies</w:t>
-      </w:r>
-      <w:r>
-        <w:rPr>
-          <w:rFonts w:ascii="Calibri" w:hAnsi="Calibri" w:cs="Calibri"/>
-          <w:bCs/>
-        </w:rPr>
-        <w:t xml:space="preserve"> solo dal sito che si visita: i </w:t>
-      </w:r>
-      <w:r>
-        <w:rPr>
-          <w:rFonts w:ascii="Calibri" w:hAnsi="Calibri" w:cs="Calibri"/>
-          <w:bCs/>
-        </w:rPr>
-        <w:t>cookies</w:t>
-      </w:r>
-      <w:r>
-        <w:rPr>
-          <w:rFonts w:ascii="Calibri" w:hAnsi="Calibri" w:cs="Calibri"/>
-          <w:bCs/>
-        </w:rPr>
-        <w:t xml:space="preserve"> di terze parti e che vengono inviati da un dominio diverso da quello che si sta visitando verranno rifiutati</w:t>
-      </w:r>
+        <w:t>Eseguire</w:t>
+      </w:r>
+      <w:r>
+        <w:rPr>
+          <w:rFonts w:ascii="Calibri" w:hAnsi="Calibri" w:cs="Calibri"/>
+          <w:bCs/>
+        </w:rPr>
+        <w:t xml:space="preserve"> </w:t>
+      </w:r>
+      <w:r>
+        <w:rPr>
+          <w:rFonts w:ascii="Calibri" w:hAnsi="Calibri" w:cs="Calibri"/>
+          <w:bCs/>
+        </w:rPr>
+        <w:t xml:space="preserve">il Browser Safari </w:t>
+      </w:r>
+      <w:proofErr w:type="spellStart"/>
+      <w:r>
+        <w:rPr>
+          <w:rFonts w:ascii="Calibri" w:hAnsi="Calibri" w:cs="Calibri"/>
+          <w:bCs/>
+        </w:rPr>
+        <w:t>iOS</w:t>
+      </w:r>
+      <w:proofErr w:type="spellEnd"/>
     </w:p>
     <w:p>
       <w:pPr>
         <w:pStyle w:val="Paragrafoelenco"/>
         <w:numPr>
-          <w:ilvl w:val="1"/>
+          <w:ilvl w:val="0"/>
           <w:numId w:val="16"/>
         </w:numPr>
         <w:spacing w:before="20" w:line="220" w:lineRule="exact"/>
@@ -3658,7 +3562,58 @@
           <w:rFonts w:ascii="Calibri" w:hAnsi="Calibri" w:cs="Calibri"/>
           <w:bCs/>
         </w:rPr>
-        <w:t xml:space="preserve">Non accettare mai i </w:t>
+        <w:t xml:space="preserve">Tocca su </w:t>
+      </w:r>
+      <w:r>
+        <w:rPr>
+          <w:rFonts w:ascii="Calibri" w:hAnsi="Calibri" w:cs="Calibri"/>
+          <w:bCs/>
+        </w:rPr>
+        <w:t>Impostazioni e poi Safari</w:t>
+      </w:r>
+    </w:p>
+    <w:p>
+      <w:pPr>
+        <w:pStyle w:val="Paragrafoelenco"/>
+        <w:numPr>
+          <w:ilvl w:val="0"/>
+          <w:numId w:val="16"/>
+        </w:numPr>
+        <w:spacing w:before="20" w:line="220" w:lineRule="exact"/>
+        <w:jc w:val="both"/>
+        <w:rPr>
+          <w:rFonts w:ascii="Calibri" w:hAnsi="Calibri" w:cs="Calibri"/>
+          <w:bCs/>
+        </w:rPr>
+      </w:pPr>
+      <w:r>
+        <w:rPr>
+          <w:rFonts w:ascii="Calibri" w:hAnsi="Calibri" w:cs="Calibri"/>
+          <w:bCs/>
+        </w:rPr>
+        <w:t>Tocca su Blocca Cookie e scegli tra le varie opzioni: “Mai”, “Di terze parti e inserzionisti” o “Sempre”</w:t>
+      </w:r>
+    </w:p>
+    <w:p>
+      <w:pPr>
+        <w:pStyle w:val="Paragrafoelenco"/>
+        <w:numPr>
+          <w:ilvl w:val="0"/>
+          <w:numId w:val="16"/>
+        </w:numPr>
+        <w:spacing w:before="20" w:line="220" w:lineRule="exact"/>
+        <w:jc w:val="both"/>
+        <w:rPr>
+          <w:rFonts w:ascii="Calibri" w:hAnsi="Calibri" w:cs="Calibri"/>
+          <w:bCs/>
+        </w:rPr>
+      </w:pPr>
+      <w:r>
+        <w:rPr>
+          <w:rFonts w:ascii="Calibri" w:hAnsi="Calibri" w:cs="Calibri"/>
+          <w:bCs/>
+        </w:rPr>
+        <w:t xml:space="preserve">Per cancellare tutti i </w:t>
       </w:r>
       <w:r>
         <w:rPr>
@@ -3672,21 +3627,7 @@
           <w:rFonts w:ascii="Calibri" w:hAnsi="Calibri" w:cs="Calibri"/>
           <w:bCs/>
         </w:rPr>
-        <w:t xml:space="preserve">: tutti i </w:t>
-      </w:r>
-      <w:r>
-        <w:rPr>
-          <w:rFonts w:ascii="Calibri" w:hAnsi="Calibri" w:cs="Calibri"/>
-          <w:bCs/>
-        </w:rPr>
-        <w:t>cookies</w:t>
-      </w:r>
-      <w:r>
-        <w:rPr>
-          <w:rFonts w:ascii="Calibri" w:hAnsi="Calibri" w:cs="Calibri"/>
-          <w:bCs/>
-        </w:rPr>
-        <w:t xml:space="preserve"> non verranno mai salvati</w:t>
+        <w:t xml:space="preserve"> immagazzinati da Safari, tocca su Impostazioni, poi su Safari e infine su Cancella Cookie e dati</w:t>
       </w:r>
     </w:p>
     <w:p>
@@ -3739,23 +3680,6 @@
     <w:p>
       <w:pPr>
         <w:spacing w:before="20" w:line="220" w:lineRule="exact"/>
-        <w:jc w:val="both"/>
-        <w:rPr>
-          <w:rFonts w:ascii="Calibri" w:hAnsi="Calibri" w:cs="Calibri"/>
-          <w:b/>
-        </w:rPr>
-      </w:pPr>
-      <w:r>
-        <w:rPr>
-          <w:rFonts w:ascii="Calibri" w:hAnsi="Calibri" w:cs="Calibri"/>
-          <w:b/>
-        </w:rPr>
-        <w:t>Servizi Web di Terzi</w:t>
-      </w:r>
-    </w:p>
-    <w:p>
-      <w:pPr>
-        <w:spacing w:before="20" w:line="220" w:lineRule="exact"/>
         <w:ind w:firstLine="360"/>
         <w:jc w:val="both"/>
         <w:rPr>
@@ -3774,13 +3698,332 @@
           <w:iCs/>
           <w:u w:val="single"/>
         </w:rPr>
+        <w:t>Opera</w:t>
+      </w:r>
+    </w:p>
+    <w:p>
+      <w:pPr>
+        <w:pStyle w:val="Paragrafoelenco"/>
+        <w:numPr>
+          <w:ilvl w:val="0"/>
+          <w:numId w:val="16"/>
+        </w:numPr>
+        <w:spacing w:before="20" w:line="220" w:lineRule="exact"/>
+        <w:jc w:val="both"/>
+        <w:rPr>
+          <w:rFonts w:ascii="Calibri" w:hAnsi="Calibri" w:cs="Calibri"/>
+          <w:bCs/>
+        </w:rPr>
+      </w:pPr>
+      <w:r>
+        <w:rPr>
+          <w:rFonts w:ascii="Calibri" w:hAnsi="Calibri" w:cs="Calibri"/>
+          <w:bCs/>
+        </w:rPr>
+        <w:t>Eseguire</w:t>
+      </w:r>
+      <w:r>
+        <w:rPr>
+          <w:rFonts w:ascii="Calibri" w:hAnsi="Calibri" w:cs="Calibri"/>
+          <w:bCs/>
+        </w:rPr>
+        <w:t xml:space="preserve"> il Browser </w:t>
+      </w:r>
+      <w:r>
+        <w:rPr>
+          <w:rFonts w:ascii="Calibri" w:hAnsi="Calibri" w:cs="Calibri"/>
+          <w:bCs/>
+        </w:rPr>
+        <w:t>Opera</w:t>
+      </w:r>
+    </w:p>
+    <w:p>
+      <w:pPr>
+        <w:pStyle w:val="Paragrafoelenco"/>
+        <w:numPr>
+          <w:ilvl w:val="0"/>
+          <w:numId w:val="16"/>
+        </w:numPr>
+        <w:spacing w:before="20" w:line="220" w:lineRule="exact"/>
+        <w:jc w:val="both"/>
+        <w:rPr>
+          <w:rFonts w:ascii="Calibri" w:hAnsi="Calibri" w:cs="Calibri"/>
+          <w:bCs/>
+        </w:rPr>
+      </w:pPr>
+      <w:r>
+        <w:rPr>
+          <w:rFonts w:ascii="Calibri" w:hAnsi="Calibri" w:cs="Calibri"/>
+          <w:bCs/>
+        </w:rPr>
+        <w:t>Fare click su Preferenze</w:t>
+      </w:r>
+      <w:r>
+        <w:rPr>
+          <w:rFonts w:ascii="Calibri" w:hAnsi="Calibri" w:cs="Calibri"/>
+          <w:bCs/>
+        </w:rPr>
+        <w:t xml:space="preserve"> poi su Avanzate e infine su Cookie</w:t>
+      </w:r>
+    </w:p>
+    <w:p>
+      <w:pPr>
+        <w:pStyle w:val="Paragrafoelenco"/>
+        <w:numPr>
+          <w:ilvl w:val="0"/>
+          <w:numId w:val="16"/>
+        </w:numPr>
+        <w:spacing w:before="20" w:line="220" w:lineRule="exact"/>
+        <w:jc w:val="both"/>
+        <w:rPr>
+          <w:rFonts w:ascii="Calibri" w:hAnsi="Calibri" w:cs="Calibri"/>
+          <w:bCs/>
+        </w:rPr>
+      </w:pPr>
+      <w:r>
+        <w:rPr>
+          <w:rFonts w:ascii="Calibri" w:hAnsi="Calibri" w:cs="Calibri"/>
+          <w:bCs/>
+        </w:rPr>
+        <w:t>Selezionare una delle seguenti opzioni:</w:t>
+      </w:r>
+    </w:p>
+    <w:p>
+      <w:pPr>
+        <w:pStyle w:val="Paragrafoelenco"/>
+        <w:numPr>
+          <w:ilvl w:val="1"/>
+          <w:numId w:val="16"/>
+        </w:numPr>
+        <w:spacing w:before="20" w:line="220" w:lineRule="exact"/>
+        <w:jc w:val="both"/>
+        <w:rPr>
+          <w:rFonts w:ascii="Calibri" w:hAnsi="Calibri" w:cs="Calibri"/>
+          <w:bCs/>
+        </w:rPr>
+      </w:pPr>
+      <w:r>
+        <w:rPr>
+          <w:rFonts w:ascii="Calibri" w:hAnsi="Calibri" w:cs="Calibri"/>
+          <w:bCs/>
+        </w:rPr>
+        <w:t xml:space="preserve">Accetta </w:t>
+      </w:r>
+      <w:r>
+        <w:rPr>
+          <w:rFonts w:ascii="Calibri" w:hAnsi="Calibri" w:cs="Calibri"/>
+          <w:bCs/>
+        </w:rPr>
+        <w:t xml:space="preserve">tutti i </w:t>
+      </w:r>
+      <w:r>
+        <w:rPr>
+          <w:rFonts w:ascii="Calibri" w:hAnsi="Calibri" w:cs="Calibri"/>
+          <w:bCs/>
+        </w:rPr>
+        <w:t>cookies</w:t>
+      </w:r>
+    </w:p>
+    <w:p>
+      <w:pPr>
+        <w:pStyle w:val="Paragrafoelenco"/>
+        <w:numPr>
+          <w:ilvl w:val="1"/>
+          <w:numId w:val="16"/>
+        </w:numPr>
+        <w:spacing w:before="20" w:line="220" w:lineRule="exact"/>
+        <w:jc w:val="both"/>
+        <w:rPr>
+          <w:rFonts w:ascii="Calibri" w:hAnsi="Calibri" w:cs="Calibri"/>
+          <w:bCs/>
+        </w:rPr>
+      </w:pPr>
+      <w:r>
+        <w:rPr>
+          <w:rFonts w:ascii="Calibri" w:hAnsi="Calibri" w:cs="Calibri"/>
+          <w:bCs/>
+        </w:rPr>
+        <w:lastRenderedPageBreak/>
+        <w:t xml:space="preserve">Accetta i </w:t>
+      </w:r>
+      <w:r>
+        <w:rPr>
+          <w:rFonts w:ascii="Calibri" w:hAnsi="Calibri" w:cs="Calibri"/>
+          <w:bCs/>
+        </w:rPr>
+        <w:t>cookies</w:t>
+      </w:r>
+      <w:r>
+        <w:rPr>
+          <w:rFonts w:ascii="Calibri" w:hAnsi="Calibri" w:cs="Calibri"/>
+          <w:bCs/>
+        </w:rPr>
+        <w:t xml:space="preserve"> solo dal sito che si visita: i </w:t>
+      </w:r>
+      <w:r>
+        <w:rPr>
+          <w:rFonts w:ascii="Calibri" w:hAnsi="Calibri" w:cs="Calibri"/>
+          <w:bCs/>
+        </w:rPr>
+        <w:t>cookies</w:t>
+      </w:r>
+      <w:r>
+        <w:rPr>
+          <w:rFonts w:ascii="Calibri" w:hAnsi="Calibri" w:cs="Calibri"/>
+          <w:bCs/>
+        </w:rPr>
+        <w:t xml:space="preserve"> di terze parti e che vengono inviati da un dominio diverso da quello che si sta visitando verranno rifiutati</w:t>
+      </w:r>
+    </w:p>
+    <w:p>
+      <w:pPr>
+        <w:pStyle w:val="Paragrafoelenco"/>
+        <w:numPr>
+          <w:ilvl w:val="1"/>
+          <w:numId w:val="16"/>
+        </w:numPr>
+        <w:spacing w:before="20" w:line="220" w:lineRule="exact"/>
+        <w:jc w:val="both"/>
+        <w:rPr>
+          <w:rFonts w:ascii="Calibri" w:hAnsi="Calibri" w:cs="Calibri"/>
+          <w:bCs/>
+        </w:rPr>
+      </w:pPr>
+      <w:r>
+        <w:rPr>
+          <w:rFonts w:ascii="Calibri" w:hAnsi="Calibri" w:cs="Calibri"/>
+          <w:bCs/>
+        </w:rPr>
+        <w:t xml:space="preserve">Non accettare mai i </w:t>
+      </w:r>
+      <w:r>
+        <w:rPr>
+          <w:rFonts w:ascii="Calibri" w:hAnsi="Calibri" w:cs="Calibri"/>
+          <w:bCs/>
+        </w:rPr>
+        <w:t>cookies</w:t>
+      </w:r>
+      <w:r>
+        <w:rPr>
+          <w:rFonts w:ascii="Calibri" w:hAnsi="Calibri" w:cs="Calibri"/>
+          <w:bCs/>
+        </w:rPr>
+        <w:t xml:space="preserve">: tutti i </w:t>
+      </w:r>
+      <w:r>
+        <w:rPr>
+          <w:rFonts w:ascii="Calibri" w:hAnsi="Calibri" w:cs="Calibri"/>
+          <w:bCs/>
+        </w:rPr>
+        <w:t>cookies</w:t>
+      </w:r>
+      <w:r>
+        <w:rPr>
+          <w:rFonts w:ascii="Calibri" w:hAnsi="Calibri" w:cs="Calibri"/>
+          <w:bCs/>
+        </w:rPr>
+        <w:t xml:space="preserve"> non verranno mai salvati</w:t>
+      </w:r>
+    </w:p>
+    <w:p>
+      <w:pPr>
+        <w:pStyle w:val="Paragrafoelenco"/>
+        <w:numPr>
+          <w:ilvl w:val="0"/>
+          <w:numId w:val="16"/>
+        </w:numPr>
+        <w:spacing w:before="20" w:line="220" w:lineRule="exact"/>
+        <w:jc w:val="both"/>
+        <w:rPr>
+          <w:rFonts w:ascii="Calibri" w:hAnsi="Calibri" w:cs="Calibri"/>
+          <w:bCs/>
+        </w:rPr>
+      </w:pPr>
+      <w:r>
+        <w:rPr>
+          <w:rFonts w:ascii="Calibri" w:hAnsi="Calibri" w:cs="Calibri"/>
+          <w:bCs/>
+        </w:rPr>
+        <w:t>Per maggiori informazioni visita la</w:t>
+      </w:r>
+      <w:r>
+        <w:rPr>
+          <w:rFonts w:ascii="Calibri" w:hAnsi="Calibri" w:cs="Calibri"/>
+          <w:bCs/>
+        </w:rPr>
+        <w:t xml:space="preserve"> </w:t>
+      </w:r>
+      <w:hyperlink r:id="rId19" w:tgtFrame="_blank" w:history="1">
+        <w:r>
+          <w:rPr>
+            <w:rFonts w:ascii="Calibri" w:hAnsi="Calibri" w:cs="Calibri"/>
+            <w:bCs/>
+            <w:color w:val="2E74B5" w:themeColor="accent1" w:themeShade="BF"/>
+            <w:u w:val="single"/>
+          </w:rPr>
+          <w:t>pagina dedicata</w:t>
+        </w:r>
+      </w:hyperlink>
+      <w:r>
+        <w:rPr>
+          <w:rFonts w:ascii="Calibri" w:hAnsi="Calibri" w:cs="Calibri"/>
+          <w:bCs/>
+        </w:rPr>
+        <w:t>.</w:t>
+      </w:r>
+    </w:p>
+    <w:p>
+      <w:pPr>
+        <w:spacing w:before="20" w:line="220" w:lineRule="exact"/>
+        <w:jc w:val="both"/>
+        <w:rPr>
+          <w:rFonts w:ascii="Calibri" w:hAnsi="Calibri" w:cs="Calibri"/>
+          <w:b/>
+        </w:rPr>
+      </w:pPr>
+      <w:r>
+        <w:rPr>
+          <w:rFonts w:ascii="Calibri" w:hAnsi="Calibri" w:cs="Calibri"/>
+          <w:b/>
+        </w:rPr>
+        <w:t>Servizi Web di Terzi</w:t>
+      </w:r>
+    </w:p>
+    <w:p>
+      <w:pPr>
+        <w:spacing w:before="20" w:line="220" w:lineRule="exact"/>
+        <w:ind w:firstLine="360"/>
+        <w:jc w:val="both"/>
+        <w:rPr>
+          <w:rFonts w:ascii="Calibri" w:hAnsi="Calibri" w:cs="Calibri"/>
+          <w:b/>
+          <w:i/>
+          <w:iCs/>
+          <w:u w:val="single"/>
+        </w:rPr>
+      </w:pPr>
+      <w:r>
+        <w:rPr>
+          <w:rFonts w:ascii="Calibri" w:hAnsi="Calibri" w:cs="Calibri"/>
+          <w:b/>
+          <w:i/>
+          <w:iCs/>
+          <w:u w:val="single"/>
+        </w:rPr>
         <w:t xml:space="preserve">Google </w:t>
       </w:r>
     </w:p>
     <w:p>
       <w:r>
-        <w:lastRenderedPageBreak/>
-        <w:t>Indirizzi utili per comprendere al meglio la privacy policy di Google Analytics, trovare i moduli di raccolta del consenso ed eventualmente disabilitare l'utilizzo dei cookies analitici ed impedire a Google Analitycs di raccogliere i dati di navigazione</w:t>
+        <w:t xml:space="preserve">Indirizzi utili per comprendere al meglio la privacy policy di Google Analytics, trovare i moduli di raccolta del consenso ed eventualmente disabilitare l'utilizzo dei cookies analitici ed impedire a Google </w:t>
+      </w:r>
+      <w:proofErr w:type="spellStart"/>
+      <w:r>
+        <w:t>Analitycs</w:t>
+      </w:r>
+      <w:proofErr w:type="spellEnd"/>
+      <w:r>
+        <w:t xml:space="preserve"> di raccogliere i dati di navigazione</w:t>
       </w:r>
     </w:p>
     <w:p>
@@ -3842,13 +4085,23 @@
       </w:r>
     </w:p>
     <w:p>
-      <w:r>
-        <w:t xml:space="preserve">Facebook informativa: https://www.facebook.com/help/cookies/ </w:t>
-      </w:r>
-    </w:p>
-    <w:p>
-      <w:r>
-        <w:t xml:space="preserve">Facebook (configurazione): accedere al proprio account. Sezione privacy. </w:t>
+      <w:proofErr w:type="spellStart"/>
+      <w:r>
+        <w:t>Facebook</w:t>
+      </w:r>
+      <w:proofErr w:type="spellEnd"/>
+      <w:r>
+        <w:t xml:space="preserve"> informativa: https://www.facebook.com/help/cookies/ </w:t>
+      </w:r>
+    </w:p>
+    <w:p>
+      <w:proofErr w:type="spellStart"/>
+      <w:r>
+        <w:t>Facebook</w:t>
+      </w:r>
+      <w:proofErr w:type="spellEnd"/>
+      <w:r>
+        <w:t xml:space="preserve"> (configurazione): accedere al proprio account. Sezione privacy. </w:t>
       </w:r>
     </w:p>
     <w:p/>
@@ -3861,7 +4114,7 @@
       </w:r>
     </w:p>
     <w:sectPr>
-      <w:footerReference w:type="default" r:id="rId19"/>
+      <w:footerReference w:type="default" r:id="rId20"/>
       <w:type w:val="continuous"/>
       <w:pgSz w:w="11906" w:h="16838"/>
       <w:pgMar w:top="1417" w:right="1134" w:bottom="1134" w:left="1134" w:header="708" w:footer="708" w:gutter="0"/>
@@ -3873,7 +4126,7 @@
 </file>
 
 <file path=word/endnotes.xml><?xml version="1.0" encoding="utf-8"?>
-<w:endnotes xmlns:wpc="http://schemas.microsoft.com/office/word/2010/wordprocessingCanvas" xmlns:cx="http://schemas.microsoft.com/office/drawing/2014/chartex" xmlns:cx1="http://schemas.microsoft.com/office/drawing/2015/9/8/chartex" xmlns:cx2="http://schemas.microsoft.com/office/drawing/2015/10/21/chartex" xmlns:cx3="http://schemas.microsoft.com/office/drawing/2016/5/9/chartex" xmlns:cx4="http://schemas.microsoft.com/office/drawing/2016/5/10/chartex" xmlns:cx5="http://schemas.microsoft.com/office/drawing/2016/5/11/chartex" xmlns:cx6="http://schemas.microsoft.com/office/drawing/2016/5/12/chartex" xmlns:cx7="http://schemas.microsoft.com/office/drawing/2016/5/13/chartex" xmlns:cx8="http://schemas.microsoft.com/office/drawing/2016/5/14/chartex" xmlns:mc="http://schemas.openxmlformats.org/markup-compatibility/2006" xmlns:aink="http://schemas.microsoft.com/office/drawing/2016/ink" xmlns:am3d="http://schemas.microsoft.com/office/drawing/2017/model3d" xmlns:o="urn:schemas-microsoft-com:office:office" xmlns:r="http://schemas.openxmlformats.org/officeDocument/2006/relationships" xmlns:m="http://schemas.openxmlformats.org/officeDocument/2006/math" xmlns:v="urn:schemas-microsoft-com:vml" xmlns:wp14="http://schemas.microsoft.com/office/word/2010/wordprocessingDrawing" xmlns:wp="http://schemas.openxmlformats.org/drawingml/2006/wordprocessingDrawing" xmlns:w10="urn:schemas-microsoft-com:office:word" xmlns:w="http://schemas.openxmlformats.org/wordprocessingml/2006/main" xmlns:w14="http://schemas.microsoft.com/office/word/2010/wordml" xmlns:w15="http://schemas.microsoft.com/office/word/2012/wordml" xmlns:w16cex="http://schemas.microsoft.com/office/word/2018/wordml/cex" xmlns:w16cid="http://schemas.microsoft.com/office/word/2016/wordml/cid" xmlns:w16="http://schemas.microsoft.com/office/word/2018/wordml" xmlns:w16sdtdh="http://schemas.microsoft.com/office/word/2020/wordml/sdtdatahash" xmlns:w16se="http://schemas.microsoft.com/office/word/2015/wordml/symex" xmlns:wpg="http://schemas.microsoft.com/office/word/2010/wordprocessingGroup" xmlns:wpi="http://schemas.microsoft.com/office/word/2010/wordprocessingInk" xmlns:wne="http://schemas.microsoft.com/office/word/2006/wordml" xmlns:wps="http://schemas.microsoft.com/office/word/2010/wordprocessingShape" mc:Ignorable="w14 w15 w16se w16cid w16 w16cex w16sdtdh wp14">
+<w:endnotes xmlns:wpc="http://schemas.microsoft.com/office/word/2010/wordprocessingCanvas" xmlns:mc="http://schemas.openxmlformats.org/markup-compatibility/2006" xmlns:o="urn:schemas-microsoft-com:office:office" xmlns:r="http://schemas.openxmlformats.org/officeDocument/2006/relationships" xmlns:m="http://schemas.openxmlformats.org/officeDocument/2006/math" xmlns:v="urn:schemas-microsoft-com:vml" xmlns:wp14="http://schemas.microsoft.com/office/word/2010/wordprocessingDrawing" xmlns:wp="http://schemas.openxmlformats.org/drawingml/2006/wordprocessingDrawing" xmlns:w10="urn:schemas-microsoft-com:office:word" xmlns:w="http://schemas.openxmlformats.org/wordprocessingml/2006/main" xmlns:w14="http://schemas.microsoft.com/office/word/2010/wordml" xmlns:wpg="http://schemas.microsoft.com/office/word/2010/wordprocessingGroup" xmlns:wpi="http://schemas.microsoft.com/office/word/2010/wordprocessingInk" xmlns:wne="http://schemas.microsoft.com/office/word/2006/wordml" xmlns:wps="http://schemas.microsoft.com/office/word/2010/wordprocessingShape" mc:Ignorable="w14 wp14">
   <w:endnote w:type="separator" w:id="-1">
     <w:p>
       <w:pPr>
@@ -3905,7 +4158,7 @@
 </file>
 
 <file path=word/footer1.xml><?xml version="1.0" encoding="utf-8"?>
-<w:ftr xmlns:wpc="http://schemas.microsoft.com/office/word/2010/wordprocessingCanvas" xmlns:cx="http://schemas.microsoft.com/office/drawing/2014/chartex" xmlns:cx1="http://schemas.microsoft.com/office/drawing/2015/9/8/chartex" xmlns:cx2="http://schemas.microsoft.com/office/drawing/2015/10/21/chartex" xmlns:cx3="http://schemas.microsoft.com/office/drawing/2016/5/9/chartex" xmlns:cx4="http://schemas.microsoft.com/office/drawing/2016/5/10/chartex" xmlns:cx5="http://schemas.microsoft.com/office/drawing/2016/5/11/chartex" xmlns:cx6="http://schemas.microsoft.com/office/drawing/2016/5/12/chartex" xmlns:cx7="http://schemas.microsoft.com/office/drawing/2016/5/13/chartex" xmlns:cx8="http://schemas.microsoft.com/office/drawing/2016/5/14/chartex" xmlns:mc="http://schemas.openxmlformats.org/markup-compatibility/2006" xmlns:aink="http://schemas.microsoft.com/office/drawing/2016/ink" xmlns:am3d="http://schemas.microsoft.com/office/drawing/2017/model3d" xmlns:o="urn:schemas-microsoft-com:office:office" xmlns:r="http://schemas.openxmlformats.org/officeDocument/2006/relationships" xmlns:m="http://schemas.openxmlformats.org/officeDocument/2006/math" xmlns:v="urn:schemas-microsoft-com:vml" xmlns:wp14="http://schemas.microsoft.com/office/word/2010/wordprocessingDrawing" xmlns:wp="http://schemas.openxmlformats.org/drawingml/2006/wordprocessingDrawing" xmlns:w10="urn:schemas-microsoft-com:office:word" xmlns:w="http://schemas.openxmlformats.org/wordprocessingml/2006/main" xmlns:w14="http://schemas.microsoft.com/office/word/2010/wordml" xmlns:w15="http://schemas.microsoft.com/office/word/2012/wordml" xmlns:w16cex="http://schemas.microsoft.com/office/word/2018/wordml/cex" xmlns:w16cid="http://schemas.microsoft.com/office/word/2016/wordml/cid" xmlns:w16="http://schemas.microsoft.com/office/word/2018/wordml" xmlns:w16sdtdh="http://schemas.microsoft.com/office/word/2020/wordml/sdtdatahash" xmlns:w16se="http://schemas.microsoft.com/office/word/2015/wordml/symex" xmlns:wpg="http://schemas.microsoft.com/office/word/2010/wordprocessingGroup" xmlns:wpi="http://schemas.microsoft.com/office/word/2010/wordprocessingInk" xmlns:wne="http://schemas.microsoft.com/office/word/2006/wordml" xmlns:wps="http://schemas.microsoft.com/office/word/2010/wordprocessingShape" mc:Ignorable="w14 w15 w16se w16cid w16 w16cex w16sdtdh wp14">
+<w:ftr xmlns:wpc="http://schemas.microsoft.com/office/word/2010/wordprocessingCanvas" xmlns:mc="http://schemas.openxmlformats.org/markup-compatibility/2006" xmlns:o="urn:schemas-microsoft-com:office:office" xmlns:r="http://schemas.openxmlformats.org/officeDocument/2006/relationships" xmlns:m="http://schemas.openxmlformats.org/officeDocument/2006/math" xmlns:v="urn:schemas-microsoft-com:vml" xmlns:wp14="http://schemas.microsoft.com/office/word/2010/wordprocessingDrawing" xmlns:wp="http://schemas.openxmlformats.org/drawingml/2006/wordprocessingDrawing" xmlns:w10="urn:schemas-microsoft-com:office:word" xmlns:w="http://schemas.openxmlformats.org/wordprocessingml/2006/main" xmlns:w14="http://schemas.microsoft.com/office/word/2010/wordml" xmlns:wpg="http://schemas.microsoft.com/office/word/2010/wordprocessingGroup" xmlns:wpi="http://schemas.microsoft.com/office/word/2010/wordprocessingInk" xmlns:wne="http://schemas.microsoft.com/office/word/2006/wordml" xmlns:wps="http://schemas.microsoft.com/office/word/2010/wordprocessingShape" mc:Ignorable="w14 wp14">
   <w:sdt>
     <w:sdtPr>
       <w:id w:val="1547644448"/>
@@ -3952,7 +4205,7 @@
               <w:rPr>
                 <w:noProof/>
               </w:rPr>
-              <w:t>4</w:t>
+              <w:t>1</w:t>
             </w:r>
             <w:r>
               <w:rPr>
@@ -4024,7 +4277,7 @@
 </file>
 
 <file path=word/footnotes.xml><?xml version="1.0" encoding="utf-8"?>
-<w:footnotes xmlns:wpc="http://schemas.microsoft.com/office/word/2010/wordprocessingCanvas" xmlns:cx="http://schemas.microsoft.com/office/drawing/2014/chartex" xmlns:cx1="http://schemas.microsoft.com/office/drawing/2015/9/8/chartex" xmlns:cx2="http://schemas.microsoft.com/office/drawing/2015/10/21/chartex" xmlns:cx3="http://schemas.microsoft.com/office/drawing/2016/5/9/chartex" xmlns:cx4="http://schemas.microsoft.com/office/drawing/2016/5/10/chartex" xmlns:cx5="http://schemas.microsoft.com/office/drawing/2016/5/11/chartex" xmlns:cx6="http://schemas.microsoft.com/office/drawing/2016/5/12/chartex" xmlns:cx7="http://schemas.microsoft.com/office/drawing/2016/5/13/chartex" xmlns:cx8="http://schemas.microsoft.com/office/drawing/2016/5/14/chartex" xmlns:mc="http://schemas.openxmlformats.org/markup-compatibility/2006" xmlns:aink="http://schemas.microsoft.com/office/drawing/2016/ink" xmlns:am3d="http://schemas.microsoft.com/office/drawing/2017/model3d" xmlns:o="urn:schemas-microsoft-com:office:office" xmlns:r="http://schemas.openxmlformats.org/officeDocument/2006/relationships" xmlns:m="http://schemas.openxmlformats.org/officeDocument/2006/math" xmlns:v="urn:schemas-microsoft-com:vml" xmlns:wp14="http://schemas.microsoft.com/office/word/2010/wordprocessingDrawing" xmlns:wp="http://schemas.openxmlformats.org/drawingml/2006/wordprocessingDrawing" xmlns:w10="urn:schemas-microsoft-com:office:word" xmlns:w="http://schemas.openxmlformats.org/wordprocessingml/2006/main" xmlns:w14="http://schemas.microsoft.com/office/word/2010/wordml" xmlns:w15="http://schemas.microsoft.com/office/word/2012/wordml" xmlns:w16cex="http://schemas.microsoft.com/office/word/2018/wordml/cex" xmlns:w16cid="http://schemas.microsoft.com/office/word/2016/wordml/cid" xmlns:w16="http://schemas.microsoft.com/office/word/2018/wordml" xmlns:w16sdtdh="http://schemas.microsoft.com/office/word/2020/wordml/sdtdatahash" xmlns:w16se="http://schemas.microsoft.com/office/word/2015/wordml/symex" xmlns:wpg="http://schemas.microsoft.com/office/word/2010/wordprocessingGroup" xmlns:wpi="http://schemas.microsoft.com/office/word/2010/wordprocessingInk" xmlns:wne="http://schemas.microsoft.com/office/word/2006/wordml" xmlns:wps="http://schemas.microsoft.com/office/word/2010/wordprocessingShape" mc:Ignorable="w14 w15 w16se w16cid w16 w16cex w16sdtdh wp14">
+<w:footnotes xmlns:wpc="http://schemas.microsoft.com/office/word/2010/wordprocessingCanvas" xmlns:mc="http://schemas.openxmlformats.org/markup-compatibility/2006" xmlns:o="urn:schemas-microsoft-com:office:office" xmlns:r="http://schemas.openxmlformats.org/officeDocument/2006/relationships" xmlns:m="http://schemas.openxmlformats.org/officeDocument/2006/math" xmlns:v="urn:schemas-microsoft-com:vml" xmlns:wp14="http://schemas.microsoft.com/office/word/2010/wordprocessingDrawing" xmlns:wp="http://schemas.openxmlformats.org/drawingml/2006/wordprocessingDrawing" xmlns:w10="urn:schemas-microsoft-com:office:word" xmlns:w="http://schemas.openxmlformats.org/wordprocessingml/2006/main" xmlns:w14="http://schemas.microsoft.com/office/word/2010/wordml" xmlns:wpg="http://schemas.microsoft.com/office/word/2010/wordprocessingGroup" xmlns:wpi="http://schemas.microsoft.com/office/word/2010/wordprocessingInk" xmlns:wne="http://schemas.microsoft.com/office/word/2006/wordml" xmlns:wps="http://schemas.microsoft.com/office/word/2010/wordprocessingShape" mc:Ignorable="w14 wp14">
   <w:footnote w:type="separator" w:id="-1">
     <w:p>
       <w:pPr>
@@ -4056,8 +4309,8 @@
 </file>
 
 <file path=word/numbering.xml><?xml version="1.0" encoding="utf-8"?>
-<w:numbering xmlns:wpc="http://schemas.microsoft.com/office/word/2010/wordprocessingCanvas" xmlns:cx="http://schemas.microsoft.com/office/drawing/2014/chartex" xmlns:cx1="http://schemas.microsoft.com/office/drawing/2015/9/8/chartex" xmlns:cx2="http://schemas.microsoft.com/office/drawing/2015/10/21/chartex" xmlns:cx3="http://schemas.microsoft.com/office/drawing/2016/5/9/chartex" xmlns:cx4="http://schemas.microsoft.com/office/drawing/2016/5/10/chartex" xmlns:cx5="http://schemas.microsoft.com/office/drawing/2016/5/11/chartex" xmlns:cx6="http://schemas.microsoft.com/office/drawing/2016/5/12/chartex" xmlns:cx7="http://schemas.microsoft.com/office/drawing/2016/5/13/chartex" xmlns:cx8="http://schemas.microsoft.com/office/drawing/2016/5/14/chartex" xmlns:mc="http://schemas.openxmlformats.org/markup-compatibility/2006" xmlns:aink="http://schemas.microsoft.com/office/drawing/2016/ink" xmlns:am3d="http://schemas.microsoft.com/office/drawing/2017/model3d" xmlns:o="urn:schemas-microsoft-com:office:office" xmlns:r="http://schemas.openxmlformats.org/officeDocument/2006/relationships" xmlns:m="http://schemas.openxmlformats.org/officeDocument/2006/math" xmlns:v="urn:schemas-microsoft-com:vml" xmlns:wp14="http://schemas.microsoft.com/office/word/2010/wordprocessingDrawing" xmlns:wp="http://schemas.openxmlformats.org/drawingml/2006/wordprocessingDrawing" xmlns:w10="urn:schemas-microsoft-com:office:word" xmlns:w="http://schemas.openxmlformats.org/wordprocessingml/2006/main" xmlns:w14="http://schemas.microsoft.com/office/word/2010/wordml" xmlns:w15="http://schemas.microsoft.com/office/word/2012/wordml" xmlns:w16cex="http://schemas.microsoft.com/office/word/2018/wordml/cex" xmlns:w16cid="http://schemas.microsoft.com/office/word/2016/wordml/cid" xmlns:w16="http://schemas.microsoft.com/office/word/2018/wordml" xmlns:w16sdtdh="http://schemas.microsoft.com/office/word/2020/wordml/sdtdatahash" xmlns:w16se="http://schemas.microsoft.com/office/word/2015/wordml/symex" xmlns:wpg="http://schemas.microsoft.com/office/word/2010/wordprocessingGroup" xmlns:wpi="http://schemas.microsoft.com/office/word/2010/wordprocessingInk" xmlns:wne="http://schemas.microsoft.com/office/word/2006/wordml" xmlns:wps="http://schemas.microsoft.com/office/word/2010/wordprocessingShape" mc:Ignorable="w14 w15 w16se w16cid w16 w16cex w16sdtdh wp14">
-  <w:abstractNum w:abstractNumId="0" w15:restartNumberingAfterBreak="1">
+<w:numbering xmlns:wpc="http://schemas.microsoft.com/office/word/2010/wordprocessingCanvas" xmlns:mc="http://schemas.openxmlformats.org/markup-compatibility/2006" xmlns:o="urn:schemas-microsoft-com:office:office" xmlns:r="http://schemas.openxmlformats.org/officeDocument/2006/relationships" xmlns:m="http://schemas.openxmlformats.org/officeDocument/2006/math" xmlns:v="urn:schemas-microsoft-com:vml" xmlns:wp14="http://schemas.microsoft.com/office/word/2010/wordprocessingDrawing" xmlns:wp="http://schemas.openxmlformats.org/drawingml/2006/wordprocessingDrawing" xmlns:w10="urn:schemas-microsoft-com:office:word" xmlns:w="http://schemas.openxmlformats.org/wordprocessingml/2006/main" xmlns:w14="http://schemas.microsoft.com/office/word/2010/wordml" xmlns:wpg="http://schemas.microsoft.com/office/word/2010/wordprocessingGroup" xmlns:wpi="http://schemas.microsoft.com/office/word/2010/wordprocessingInk" xmlns:wne="http://schemas.microsoft.com/office/word/2006/wordml" xmlns:wps="http://schemas.microsoft.com/office/word/2010/wordprocessingShape" mc:Ignorable="w14 wp14">
+  <w:abstractNum w:abstractNumId="0">
     <w:nsid w:val="00671E3A"/>
     <w:multiLevelType w:val="multilevel"/>
     <w:tmpl w:val="A356CBCA"/>
@@ -4206,7 +4459,7 @@
       </w:rPr>
     </w:lvl>
   </w:abstractNum>
-  <w:abstractNum w:abstractNumId="1" w15:restartNumberingAfterBreak="1">
+  <w:abstractNum w:abstractNumId="1">
     <w:nsid w:val="056F1034"/>
     <w:multiLevelType w:val="hybridMultilevel"/>
     <w:tmpl w:val="97C018D8"/>
@@ -4319,7 +4572,7 @@
       </w:rPr>
     </w:lvl>
   </w:abstractNum>
-  <w:abstractNum w:abstractNumId="2" w15:restartNumberingAfterBreak="1">
+  <w:abstractNum w:abstractNumId="2">
     <w:nsid w:val="10D62517"/>
     <w:multiLevelType w:val="multilevel"/>
     <w:tmpl w:val="3D400D08"/>
@@ -4468,7 +4721,7 @@
       </w:rPr>
     </w:lvl>
   </w:abstractNum>
-  <w:abstractNum w:abstractNumId="3" w15:restartNumberingAfterBreak="1">
+  <w:abstractNum w:abstractNumId="3">
     <w:nsid w:val="16532B90"/>
     <w:multiLevelType w:val="hybridMultilevel"/>
     <w:tmpl w:val="D8D03260"/>
@@ -4581,7 +4834,7 @@
       </w:rPr>
     </w:lvl>
   </w:abstractNum>
-  <w:abstractNum w:abstractNumId="4" w15:restartNumberingAfterBreak="1">
+  <w:abstractNum w:abstractNumId="4">
     <w:nsid w:val="1B90172D"/>
     <w:multiLevelType w:val="hybridMultilevel"/>
     <w:tmpl w:val="AB8A3A06"/>
@@ -4694,7 +4947,7 @@
       </w:rPr>
     </w:lvl>
   </w:abstractNum>
-  <w:abstractNum w:abstractNumId="5" w15:restartNumberingAfterBreak="1">
+  <w:abstractNum w:abstractNumId="5">
     <w:nsid w:val="23593DB3"/>
     <w:multiLevelType w:val="hybridMultilevel"/>
     <w:tmpl w:val="5C9A077C"/>
@@ -4807,7 +5060,7 @@
       </w:rPr>
     </w:lvl>
   </w:abstractNum>
-  <w:abstractNum w:abstractNumId="6" w15:restartNumberingAfterBreak="1">
+  <w:abstractNum w:abstractNumId="6">
     <w:nsid w:val="32FD4880"/>
     <w:multiLevelType w:val="multilevel"/>
     <w:tmpl w:val="58B203D2"/>
@@ -4956,7 +5209,7 @@
       </w:rPr>
     </w:lvl>
   </w:abstractNum>
-  <w:abstractNum w:abstractNumId="7" w15:restartNumberingAfterBreak="1">
+  <w:abstractNum w:abstractNumId="7">
     <w:nsid w:val="33701976"/>
     <w:multiLevelType w:val="multilevel"/>
     <w:tmpl w:val="F174810A"/>
@@ -5105,7 +5358,7 @@
       </w:rPr>
     </w:lvl>
   </w:abstractNum>
-  <w:abstractNum w:abstractNumId="8" w15:restartNumberingAfterBreak="1">
+  <w:abstractNum w:abstractNumId="8">
     <w:nsid w:val="35A9560C"/>
     <w:multiLevelType w:val="hybridMultilevel"/>
     <w:tmpl w:val="9C7EF30A"/>
@@ -5218,7 +5471,7 @@
       </w:rPr>
     </w:lvl>
   </w:abstractNum>
-  <w:abstractNum w:abstractNumId="9" w15:restartNumberingAfterBreak="1">
+  <w:abstractNum w:abstractNumId="9">
     <w:nsid w:val="3E3121F8"/>
     <w:multiLevelType w:val="hybridMultilevel"/>
     <w:tmpl w:val="716012A2"/>
@@ -5307,7 +5560,7 @@
       </w:pPr>
     </w:lvl>
   </w:abstractNum>
-  <w:abstractNum w:abstractNumId="10" w15:restartNumberingAfterBreak="1">
+  <w:abstractNum w:abstractNumId="10">
     <w:nsid w:val="485D618F"/>
     <w:multiLevelType w:val="multilevel"/>
     <w:tmpl w:val="D08C3916"/>
@@ -5456,7 +5709,7 @@
       </w:rPr>
     </w:lvl>
   </w:abstractNum>
-  <w:abstractNum w:abstractNumId="11" w15:restartNumberingAfterBreak="1">
+  <w:abstractNum w:abstractNumId="11">
     <w:nsid w:val="5B8D72C4"/>
     <w:multiLevelType w:val="hybridMultilevel"/>
     <w:tmpl w:val="29AE4A42"/>
@@ -5569,7 +5822,7 @@
       </w:rPr>
     </w:lvl>
   </w:abstractNum>
-  <w:abstractNum w:abstractNumId="12" w15:restartNumberingAfterBreak="1">
+  <w:abstractNum w:abstractNumId="12">
     <w:nsid w:val="5C8B0096"/>
     <w:multiLevelType w:val="hybridMultilevel"/>
     <w:tmpl w:val="5AEA5146"/>
@@ -5682,7 +5935,7 @@
       </w:rPr>
     </w:lvl>
   </w:abstractNum>
-  <w:abstractNum w:abstractNumId="13" w15:restartNumberingAfterBreak="1">
+  <w:abstractNum w:abstractNumId="13">
     <w:nsid w:val="63B43E82"/>
     <w:multiLevelType w:val="multilevel"/>
     <w:tmpl w:val="671C0D1A"/>
@@ -5831,7 +6084,7 @@
       </w:rPr>
     </w:lvl>
   </w:abstractNum>
-  <w:abstractNum w:abstractNumId="14" w15:restartNumberingAfterBreak="1">
+  <w:abstractNum w:abstractNumId="14">
     <w:nsid w:val="643D4155"/>
     <w:multiLevelType w:val="hybridMultilevel"/>
     <w:tmpl w:val="596E2F70"/>
@@ -5917,7 +6170,7 @@
       </w:pPr>
     </w:lvl>
   </w:abstractNum>
-  <w:abstractNum w:abstractNumId="15" w15:restartNumberingAfterBreak="1">
+  <w:abstractNum w:abstractNumId="15">
     <w:nsid w:val="649B60CA"/>
     <w:multiLevelType w:val="hybridMultilevel"/>
     <w:tmpl w:val="F6DC0F34"/>
@@ -6030,7 +6283,7 @@
       </w:rPr>
     </w:lvl>
   </w:abstractNum>
-  <w:abstractNum w:abstractNumId="16" w15:restartNumberingAfterBreak="1">
+  <w:abstractNum w:abstractNumId="16">
     <w:nsid w:val="663B246D"/>
     <w:multiLevelType w:val="hybridMultilevel"/>
     <w:tmpl w:val="639013D6"/>
@@ -6143,7 +6396,7 @@
       </w:rPr>
     </w:lvl>
   </w:abstractNum>
-  <w:abstractNum w:abstractNumId="17" w15:restartNumberingAfterBreak="1">
+  <w:abstractNum w:abstractNumId="17">
     <w:nsid w:val="72062606"/>
     <w:multiLevelType w:val="hybridMultilevel"/>
     <w:tmpl w:val="005E658E"/>
@@ -6256,7 +6509,7 @@
       </w:rPr>
     </w:lvl>
   </w:abstractNum>
-  <w:abstractNum w:abstractNumId="18" w15:restartNumberingAfterBreak="1">
+  <w:abstractNum w:abstractNumId="18">
     <w:nsid w:val="7A124CFA"/>
     <w:multiLevelType w:val="hybridMultilevel"/>
     <w:tmpl w:val="8D7659D6"/>
@@ -6369,7 +6622,7 @@
       </w:rPr>
     </w:lvl>
   </w:abstractNum>
-  <w:abstractNum w:abstractNumId="19" w15:restartNumberingAfterBreak="1">
+  <w:abstractNum w:abstractNumId="19">
     <w:nsid w:val="7ABF53CE"/>
     <w:multiLevelType w:val="hybridMultilevel"/>
     <w:tmpl w:val="C02E4AD8"/>
@@ -6482,7 +6735,7 @@
       </w:rPr>
     </w:lvl>
   </w:abstractNum>
-  <w:abstractNum w:abstractNumId="20" w15:restartNumberingAfterBreak="1">
+  <w:abstractNum w:abstractNumId="20">
     <w:nsid w:val="7B1E025C"/>
     <w:multiLevelType w:val="multilevel"/>
     <w:tmpl w:val="87483A48"/>
@@ -6698,7 +6951,7 @@
 </file>
 
 <file path=word/styles.xml><?xml version="1.0" encoding="utf-8"?>
-<w:styles xmlns:mc="http://schemas.openxmlformats.org/markup-compatibility/2006" xmlns:r="http://schemas.openxmlformats.org/officeDocument/2006/relationships" xmlns:w="http://schemas.openxmlformats.org/wordprocessingml/2006/main" xmlns:w14="http://schemas.microsoft.com/office/word/2010/wordml" xmlns:w15="http://schemas.microsoft.com/office/word/2012/wordml" xmlns:w16cex="http://schemas.microsoft.com/office/word/2018/wordml/cex" xmlns:w16cid="http://schemas.microsoft.com/office/word/2016/wordml/cid" xmlns:w16="http://schemas.microsoft.com/office/word/2018/wordml" xmlns:w16sdtdh="http://schemas.microsoft.com/office/word/2020/wordml/sdtdatahash" xmlns:w16se="http://schemas.microsoft.com/office/word/2015/wordml/symex" mc:Ignorable="w14 w15 w16se w16cid w16 w16cex w16sdtdh">
+<w:styles xmlns:mc="http://schemas.openxmlformats.org/markup-compatibility/2006" xmlns:r="http://schemas.openxmlformats.org/officeDocument/2006/relationships" xmlns:w="http://schemas.openxmlformats.org/wordprocessingml/2006/main" xmlns:w14="http://schemas.microsoft.com/office/word/2010/wordml" mc:Ignorable="w14">
   <w:docDefaults>
     <w:rPrDefault>
       <w:rPr>
@@ -6714,380 +6967,147 @@
       </w:pPr>
     </w:pPrDefault>
   </w:docDefaults>
-  <w:latentStyles w:defLockedState="0" w:defUIPriority="99" w:defSemiHidden="0" w:defUnhideWhenUsed="0" w:defQFormat="0" w:count="376">
-    <w:lsdException w:name="Normal" w:uiPriority="0" w:qFormat="1"/>
-    <w:lsdException w:name="heading 1" w:uiPriority="9" w:qFormat="1"/>
-    <w:lsdException w:name="heading 2" w:semiHidden="1" w:uiPriority="9" w:unhideWhenUsed="1" w:qFormat="1"/>
-    <w:lsdException w:name="heading 3" w:semiHidden="1" w:uiPriority="9" w:unhideWhenUsed="1" w:qFormat="1"/>
-    <w:lsdException w:name="heading 4" w:semiHidden="1" w:uiPriority="9" w:unhideWhenUsed="1" w:qFormat="1"/>
-    <w:lsdException w:name="heading 5" w:semiHidden="1" w:uiPriority="9" w:unhideWhenUsed="1" w:qFormat="1"/>
-    <w:lsdException w:name="heading 6" w:semiHidden="1" w:uiPriority="9" w:unhideWhenUsed="1" w:qFormat="1"/>
-    <w:lsdException w:name="heading 7" w:semiHidden="1" w:uiPriority="9" w:unhideWhenUsed="1" w:qFormat="1"/>
-    <w:lsdException w:name="heading 8" w:semiHidden="1" w:uiPriority="9" w:unhideWhenUsed="1" w:qFormat="1"/>
-    <w:lsdException w:name="heading 9" w:semiHidden="1" w:uiPriority="9" w:unhideWhenUsed="1" w:qFormat="1"/>
-    <w:lsdException w:name="index 1" w:semiHidden="1" w:unhideWhenUsed="1"/>
-    <w:lsdException w:name="index 2" w:semiHidden="1" w:unhideWhenUsed="1"/>
-    <w:lsdException w:name="index 3" w:semiHidden="1" w:unhideWhenUsed="1"/>
-    <w:lsdException w:name="index 4" w:semiHidden="1" w:unhideWhenUsed="1"/>
-    <w:lsdException w:name="index 5" w:semiHidden="1" w:unhideWhenUsed="1"/>
-    <w:lsdException w:name="index 6" w:semiHidden="1" w:unhideWhenUsed="1"/>
-    <w:lsdException w:name="index 7" w:semiHidden="1" w:unhideWhenUsed="1"/>
-    <w:lsdException w:name="index 8" w:semiHidden="1" w:unhideWhenUsed="1"/>
-    <w:lsdException w:name="index 9" w:semiHidden="1" w:unhideWhenUsed="1"/>
-    <w:lsdException w:name="toc 1" w:semiHidden="1" w:uiPriority="39" w:unhideWhenUsed="1"/>
-    <w:lsdException w:name="toc 2" w:semiHidden="1" w:uiPriority="39" w:unhideWhenUsed="1"/>
-    <w:lsdException w:name="toc 3" w:semiHidden="1" w:uiPriority="39" w:unhideWhenUsed="1"/>
-    <w:lsdException w:name="toc 4" w:semiHidden="1" w:uiPriority="39" w:unhideWhenUsed="1"/>
-    <w:lsdException w:name="toc 5" w:semiHidden="1" w:uiPriority="39" w:unhideWhenUsed="1"/>
-    <w:lsdException w:name="toc 6" w:semiHidden="1" w:uiPriority="39" w:unhideWhenUsed="1"/>
-    <w:lsdException w:name="toc 7" w:semiHidden="1" w:uiPriority="39" w:unhideWhenUsed="1"/>
-    <w:lsdException w:name="toc 8" w:semiHidden="1" w:uiPriority="39" w:unhideWhenUsed="1"/>
-    <w:lsdException w:name="toc 9" w:semiHidden="1" w:uiPriority="39" w:unhideWhenUsed="1"/>
-    <w:lsdException w:name="Normal Indent" w:semiHidden="1" w:unhideWhenUsed="1"/>
-    <w:lsdException w:name="footnote text" w:semiHidden="1" w:unhideWhenUsed="1"/>
-    <w:lsdException w:name="annotation text" w:semiHidden="1" w:unhideWhenUsed="1"/>
-    <w:lsdException w:name="header" w:semiHidden="1" w:unhideWhenUsed="1"/>
-    <w:lsdException w:name="footer" w:semiHidden="1" w:unhideWhenUsed="1"/>
-    <w:lsdException w:name="index heading" w:semiHidden="1" w:unhideWhenUsed="1"/>
-    <w:lsdException w:name="caption" w:semiHidden="1" w:uiPriority="35" w:unhideWhenUsed="1" w:qFormat="1"/>
-    <w:lsdException w:name="table of figures" w:semiHidden="1" w:unhideWhenUsed="1"/>
-    <w:lsdException w:name="envelope address" w:semiHidden="1" w:unhideWhenUsed="1"/>
-    <w:lsdException w:name="envelope return" w:semiHidden="1" w:unhideWhenUsed="1"/>
-    <w:lsdException w:name="footnote reference" w:semiHidden="1" w:unhideWhenUsed="1"/>
-    <w:lsdException w:name="annotation reference" w:semiHidden="1" w:unhideWhenUsed="1"/>
-    <w:lsdException w:name="line number" w:semiHidden="1" w:unhideWhenUsed="1"/>
-    <w:lsdException w:name="page number" w:semiHidden="1" w:unhideWhenUsed="1"/>
-    <w:lsdException w:name="endnote reference" w:semiHidden="1" w:unhideWhenUsed="1"/>
-    <w:lsdException w:name="endnote text" w:semiHidden="1" w:unhideWhenUsed="1"/>
-    <w:lsdException w:name="table of authorities" w:semiHidden="1" w:unhideWhenUsed="1"/>
-    <w:lsdException w:name="macro" w:semiHidden="1" w:unhideWhenUsed="1"/>
-    <w:lsdException w:name="toa heading" w:semiHidden="1" w:unhideWhenUsed="1"/>
-    <w:lsdException w:name="List" w:semiHidden="1" w:unhideWhenUsed="1"/>
-    <w:lsdException w:name="List Bullet" w:semiHidden="1" w:unhideWhenUsed="1"/>
-    <w:lsdException w:name="List Number" w:semiHidden="1" w:unhideWhenUsed="1"/>
-    <w:lsdException w:name="List 2" w:semiHidden="1" w:unhideWhenUsed="1"/>
-    <w:lsdException w:name="List 3" w:semiHidden="1" w:unhideWhenUsed="1"/>
-    <w:lsdException w:name="List 4" w:semiHidden="1" w:unhideWhenUsed="1"/>
-    <w:lsdException w:name="List 5" w:semiHidden="1" w:unhideWhenUsed="1"/>
-    <w:lsdException w:name="List Bullet 2" w:semiHidden="1" w:unhideWhenUsed="1"/>
-    <w:lsdException w:name="List Bullet 3" w:semiHidden="1" w:unhideWhenUsed="1"/>
-    <w:lsdException w:name="List Bullet 4" w:semiHidden="1" w:unhideWhenUsed="1"/>
-    <w:lsdException w:name="List Bullet 5" w:semiHidden="1" w:unhideWhenUsed="1"/>
-    <w:lsdException w:name="List Number 2" w:semiHidden="1" w:unhideWhenUsed="1"/>
-    <w:lsdException w:name="List Number 3" w:semiHidden="1" w:unhideWhenUsed="1"/>
-    <w:lsdException w:name="List Number 4" w:semiHidden="1" w:unhideWhenUsed="1"/>
-    <w:lsdException w:name="List Number 5" w:semiHidden="1" w:unhideWhenUsed="1"/>
-    <w:lsdException w:name="Title" w:uiPriority="10" w:qFormat="1"/>
-    <w:lsdException w:name="Closing" w:semiHidden="1" w:unhideWhenUsed="1"/>
-    <w:lsdException w:name="Signature" w:semiHidden="1" w:unhideWhenUsed="1"/>
-    <w:lsdException w:name="Default Paragraph Font" w:semiHidden="1" w:uiPriority="1" w:unhideWhenUsed="1"/>
-    <w:lsdException w:name="Body Text" w:semiHidden="1" w:unhideWhenUsed="1"/>
-    <w:lsdException w:name="Body Text Indent" w:semiHidden="1" w:unhideWhenUsed="1"/>
-    <w:lsdException w:name="List Continue" w:semiHidden="1" w:unhideWhenUsed="1"/>
-    <w:lsdException w:name="List Continue 2" w:semiHidden="1" w:unhideWhenUsed="1"/>
-    <w:lsdException w:name="List Continue 3" w:semiHidden="1" w:unhideWhenUsed="1"/>
-    <w:lsdException w:name="List Continue 4" w:semiHidden="1" w:unhideWhenUsed="1"/>
-    <w:lsdException w:name="List Continue 5" w:semiHidden="1" w:unhideWhenUsed="1"/>
-    <w:lsdException w:name="Message Header" w:semiHidden="1" w:unhideWhenUsed="1"/>
-    <w:lsdException w:name="Subtitle" w:uiPriority="11" w:qFormat="1"/>
-    <w:lsdException w:name="Salutation" w:semiHidden="1" w:unhideWhenUsed="1"/>
-    <w:lsdException w:name="Date" w:semiHidden="1" w:unhideWhenUsed="1"/>
-    <w:lsdException w:name="Body Text First Indent" w:semiHidden="1" w:unhideWhenUsed="1"/>
-    <w:lsdException w:name="Body Text First Indent 2" w:semiHidden="1" w:unhideWhenUsed="1"/>
-    <w:lsdException w:name="Note Heading" w:semiHidden="1" w:unhideWhenUsed="1"/>
-    <w:lsdException w:name="Body Text 2" w:semiHidden="1" w:unhideWhenUsed="1"/>
-    <w:lsdException w:name="Body Text 3" w:semiHidden="1" w:unhideWhenUsed="1"/>
-    <w:lsdException w:name="Body Text Indent 2" w:semiHidden="1" w:unhideWhenUsed="1"/>
-    <w:lsdException w:name="Body Text Indent 3" w:semiHidden="1" w:unhideWhenUsed="1"/>
-    <w:lsdException w:name="Block Text" w:semiHidden="1" w:unhideWhenUsed="1"/>
-    <w:lsdException w:name="Hyperlink" w:semiHidden="1" w:unhideWhenUsed="1"/>
-    <w:lsdException w:name="FollowedHyperlink" w:semiHidden="1" w:unhideWhenUsed="1"/>
-    <w:lsdException w:name="Strong" w:uiPriority="22" w:qFormat="1"/>
-    <w:lsdException w:name="Emphasis" w:uiPriority="20" w:qFormat="1"/>
-    <w:lsdException w:name="Document Map" w:semiHidden="1" w:unhideWhenUsed="1"/>
-    <w:lsdException w:name="Plain Text" w:semiHidden="1" w:unhideWhenUsed="1"/>
-    <w:lsdException w:name="E-mail Signature" w:semiHidden="1" w:unhideWhenUsed="1"/>
-    <w:lsdException w:name="HTML Top of Form" w:semiHidden="1" w:unhideWhenUsed="1"/>
-    <w:lsdException w:name="HTML Bottom of Form" w:semiHidden="1" w:unhideWhenUsed="1"/>
-    <w:lsdException w:name="Normal (Web)" w:semiHidden="1" w:unhideWhenUsed="1"/>
-    <w:lsdException w:name="HTML Acronym" w:semiHidden="1" w:unhideWhenUsed="1"/>
-    <w:lsdException w:name="HTML Address" w:semiHidden="1" w:unhideWhenUsed="1"/>
-    <w:lsdException w:name="HTML Cite" w:semiHidden="1" w:unhideWhenUsed="1"/>
-    <w:lsdException w:name="HTML Code" w:semiHidden="1" w:unhideWhenUsed="1"/>
-    <w:lsdException w:name="HTML Definition" w:semiHidden="1" w:unhideWhenUsed="1"/>
-    <w:lsdException w:name="HTML Keyboard" w:semiHidden="1" w:unhideWhenUsed="1"/>
-    <w:lsdException w:name="HTML Preformatted" w:semiHidden="1" w:unhideWhenUsed="1"/>
-    <w:lsdException w:name="HTML Sample" w:semiHidden="1" w:unhideWhenUsed="1"/>
-    <w:lsdException w:name="HTML Typewriter" w:semiHidden="1" w:unhideWhenUsed="1"/>
-    <w:lsdException w:name="HTML Variable" w:semiHidden="1" w:unhideWhenUsed="1"/>
-    <w:lsdException w:name="annotation subject" w:semiHidden="1" w:unhideWhenUsed="1"/>
-    <w:lsdException w:name="No List" w:semiHidden="1" w:unhideWhenUsed="1"/>
-    <w:lsdException w:name="Outline List 1" w:semiHidden="1" w:unhideWhenUsed="1"/>
-    <w:lsdException w:name="Outline List 2" w:semiHidden="1" w:unhideWhenUsed="1"/>
-    <w:lsdException w:name="Outline List 3" w:semiHidden="1" w:unhideWhenUsed="1"/>
-    <w:lsdException w:name="Table Simple 1" w:semiHidden="1" w:unhideWhenUsed="1"/>
-    <w:lsdException w:name="Table Simple 2" w:semiHidden="1" w:unhideWhenUsed="1"/>
-    <w:lsdException w:name="Table Simple 3" w:semiHidden="1" w:unhideWhenUsed="1"/>
-    <w:lsdException w:name="Table Classic 1" w:semiHidden="1" w:unhideWhenUsed="1"/>
-    <w:lsdException w:name="Table Classic 2" w:semiHidden="1" w:unhideWhenUsed="1"/>
-    <w:lsdException w:name="Table Classic 3" w:semiHidden="1" w:unhideWhenUsed="1"/>
-    <w:lsdException w:name="Table Classic 4" w:semiHidden="1" w:unhideWhenUsed="1"/>
-    <w:lsdException w:name="Table Colorful 1" w:semiHidden="1" w:unhideWhenUsed="1"/>
-    <w:lsdException w:name="Table Colorful 2" w:semiHidden="1" w:unhideWhenUsed="1"/>
-    <w:lsdException w:name="Table Colorful 3" w:semiHidden="1" w:unhideWhenUsed="1"/>
-    <w:lsdException w:name="Table Columns 1" w:semiHidden="1" w:unhideWhenUsed="1"/>
-    <w:lsdException w:name="Table Columns 2" w:semiHidden="1" w:unhideWhenUsed="1"/>
-    <w:lsdException w:name="Table Columns 3" w:semiHidden="1" w:unhideWhenUsed="1"/>
-    <w:lsdException w:name="Table Columns 4" w:semiHidden="1" w:unhideWhenUsed="1"/>
-    <w:lsdException w:name="Table Columns 5" w:semiHidden="1" w:unhideWhenUsed="1"/>
-    <w:lsdException w:name="Table Grid 1" w:semiHidden="1" w:unhideWhenUsed="1"/>
-    <w:lsdException w:name="Table Grid 2" w:semiHidden="1" w:unhideWhenUsed="1"/>
-    <w:lsdException w:name="Table Grid 3" w:semiHidden="1" w:unhideWhenUsed="1"/>
-    <w:lsdException w:name="Table Grid 4" w:semiHidden="1" w:unhideWhenUsed="1"/>
-    <w:lsdException w:name="Table Grid 5" w:semiHidden="1" w:unhideWhenUsed="1"/>
-    <w:lsdException w:name="Table Grid 6" w:semiHidden="1" w:unhideWhenUsed="1"/>
-    <w:lsdException w:name="Table Grid 7" w:semiHidden="1" w:unhideWhenUsed="1"/>
-    <w:lsdException w:name="Table Grid 8" w:semiHidden="1" w:unhideWhenUsed="1"/>
-    <w:lsdException w:name="Table List 1" w:semiHidden="1" w:unhideWhenUsed="1"/>
-    <w:lsdException w:name="Table List 2" w:semiHidden="1" w:unhideWhenUsed="1"/>
-    <w:lsdException w:name="Table List 3" w:semiHidden="1" w:unhideWhenUsed="1"/>
-    <w:lsdException w:name="Table List 4" w:semiHidden="1" w:unhideWhenUsed="1"/>
-    <w:lsdException w:name="Table List 5" w:semiHidden="1" w:unhideWhenUsed="1"/>
-    <w:lsdException w:name="Table List 6" w:semiHidden="1" w:unhideWhenUsed="1"/>
-    <w:lsdException w:name="Table List 7" w:semiHidden="1" w:unhideWhenUsed="1"/>
-    <w:lsdException w:name="Table List 8" w:semiHidden="1" w:unhideWhenUsed="1"/>
-    <w:lsdException w:name="Table 3D effects 1" w:semiHidden="1" w:unhideWhenUsed="1"/>
-    <w:lsdException w:name="Table 3D effects 2" w:semiHidden="1" w:unhideWhenUsed="1"/>
-    <w:lsdException w:name="Table 3D effects 3" w:semiHidden="1" w:unhideWhenUsed="1"/>
-    <w:lsdException w:name="Table Contemporary" w:semiHidden="1" w:unhideWhenUsed="1"/>
-    <w:lsdException w:name="Table Elegant" w:semiHidden="1" w:unhideWhenUsed="1"/>
-    <w:lsdException w:name="Table Professional" w:semiHidden="1" w:unhideWhenUsed="1"/>
-    <w:lsdException w:name="Table Subtle 1" w:semiHidden="1" w:unhideWhenUsed="1"/>
-    <w:lsdException w:name="Table Subtle 2" w:semiHidden="1" w:unhideWhenUsed="1"/>
-    <w:lsdException w:name="Table Web 1" w:semiHidden="1" w:unhideWhenUsed="1"/>
-    <w:lsdException w:name="Table Web 2" w:semiHidden="1" w:unhideWhenUsed="1"/>
-    <w:lsdException w:name="Balloon Text" w:semiHidden="1" w:unhideWhenUsed="1"/>
-    <w:lsdException w:name="Table Grid" w:uiPriority="39"/>
-    <w:lsdException w:name="Placeholder Text" w:semiHidden="1"/>
-    <w:lsdException w:name="No Spacing" w:uiPriority="1" w:qFormat="1"/>
-    <w:lsdException w:name="Light Shading" w:uiPriority="60"/>
-    <w:lsdException w:name="Light List" w:uiPriority="61"/>
-    <w:lsdException w:name="Light Grid" w:uiPriority="62"/>
-    <w:lsdException w:name="Medium Shading 1" w:uiPriority="63"/>
-    <w:lsdException w:name="Medium Shading 2" w:uiPriority="64"/>
-    <w:lsdException w:name="Medium List 1" w:uiPriority="65"/>
-    <w:lsdException w:name="Medium List 2" w:uiPriority="66"/>
-    <w:lsdException w:name="Medium Grid 1" w:uiPriority="67"/>
-    <w:lsdException w:name="Medium Grid 2" w:uiPriority="68"/>
-    <w:lsdException w:name="Medium Grid 3" w:uiPriority="69"/>
-    <w:lsdException w:name="Dark List" w:uiPriority="70"/>
-    <w:lsdException w:name="Colorful Shading" w:uiPriority="71"/>
-    <w:lsdException w:name="Colorful List" w:uiPriority="72"/>
-    <w:lsdException w:name="Colorful Grid" w:uiPriority="73"/>
-    <w:lsdException w:name="Light Shading Accent 1" w:uiPriority="60"/>
-    <w:lsdException w:name="Light List Accent 1" w:uiPriority="61"/>
-    <w:lsdException w:name="Light Grid Accent 1" w:uiPriority="62"/>
-    <w:lsdException w:name="Medium Shading 1 Accent 1" w:uiPriority="63"/>
-    <w:lsdException w:name="Medium Shading 2 Accent 1" w:uiPriority="64"/>
-    <w:lsdException w:name="Medium List 1 Accent 1" w:uiPriority="65"/>
-    <w:lsdException w:name="Revision" w:semiHidden="1"/>
-    <w:lsdException w:name="List Paragraph" w:uiPriority="34" w:qFormat="1"/>
-    <w:lsdException w:name="Quote" w:uiPriority="29" w:qFormat="1"/>
-    <w:lsdException w:name="Intense Quote" w:uiPriority="30" w:qFormat="1"/>
-    <w:lsdException w:name="Medium List 2 Accent 1" w:uiPriority="66"/>
-    <w:lsdException w:name="Medium Grid 1 Accent 1" w:uiPriority="67"/>
-    <w:lsdException w:name="Medium Grid 2 Accent 1" w:uiPriority="68"/>
-    <w:lsdException w:name="Medium Grid 3 Accent 1" w:uiPriority="69"/>
-    <w:lsdException w:name="Dark List Accent 1" w:uiPriority="70"/>
-    <w:lsdException w:name="Colorful Shading Accent 1" w:uiPriority="71"/>
-    <w:lsdException w:name="Colorful List Accent 1" w:uiPriority="72"/>
-    <w:lsdException w:name="Colorful Grid Accent 1" w:uiPriority="73"/>
-    <w:lsdException w:name="Light Shading Accent 2" w:uiPriority="60"/>
-    <w:lsdException w:name="Light List Accent 2" w:uiPriority="61"/>
-    <w:lsdException w:name="Light Grid Accent 2" w:uiPriority="62"/>
-    <w:lsdException w:name="Medium Shading 1 Accent 2" w:uiPriority="63"/>
-    <w:lsdException w:name="Medium Shading 2 Accent 2" w:uiPriority="64"/>
-    <w:lsdException w:name="Medium List 1 Accent 2" w:uiPriority="65"/>
-    <w:lsdException w:name="Medium List 2 Accent 2" w:uiPriority="66"/>
-    <w:lsdException w:name="Medium Grid 1 Accent 2" w:uiPriority="67"/>
-    <w:lsdException w:name="Medium Grid 2 Accent 2" w:uiPriority="68"/>
-    <w:lsdException w:name="Medium Grid 3 Accent 2" w:uiPriority="69"/>
-    <w:lsdException w:name="Dark List Accent 2" w:uiPriority="70"/>
-    <w:lsdException w:name="Colorful Shading Accent 2" w:uiPriority="71"/>
-    <w:lsdException w:name="Colorful List Accent 2" w:uiPriority="72"/>
-    <w:lsdException w:name="Colorful Grid Accent 2" w:uiPriority="73"/>
-    <w:lsdException w:name="Light Shading Accent 3" w:uiPriority="60"/>
-    <w:lsdException w:name="Light List Accent 3" w:uiPriority="61"/>
-    <w:lsdException w:name="Light Grid Accent 3" w:uiPriority="62"/>
-    <w:lsdException w:name="Medium Shading 1 Accent 3" w:uiPriority="63"/>
-    <w:lsdException w:name="Medium Shading 2 Accent 3" w:uiPriority="64"/>
-    <w:lsdException w:name="Medium List 1 Accent 3" w:uiPriority="65"/>
-    <w:lsdException w:name="Medium List 2 Accent 3" w:uiPriority="66"/>
-    <w:lsdException w:name="Medium Grid 1 Accent 3" w:uiPriority="67"/>
-    <w:lsdException w:name="Medium Grid 2 Accent 3" w:uiPriority="68"/>
-    <w:lsdException w:name="Medium Grid 3 Accent 3" w:uiPriority="69"/>
-    <w:lsdException w:name="Dark List Accent 3" w:uiPriority="70"/>
-    <w:lsdException w:name="Colorful Shading Accent 3" w:uiPriority="71"/>
-    <w:lsdException w:name="Colorful List Accent 3" w:uiPriority="72"/>
-    <w:lsdException w:name="Colorful Grid Accent 3" w:uiPriority="73"/>
-    <w:lsdException w:name="Light Shading Accent 4" w:uiPriority="60"/>
-    <w:lsdException w:name="Light List Accent 4" w:uiPriority="61"/>
-    <w:lsdException w:name="Light Grid Accent 4" w:uiPriority="62"/>
-    <w:lsdException w:name="Medium Shading 1 Accent 4" w:uiPriority="63"/>
-    <w:lsdException w:name="Medium Shading 2 Accent 4" w:uiPriority="64"/>
-    <w:lsdException w:name="Medium List 1 Accent 4" w:uiPriority="65"/>
-    <w:lsdException w:name="Medium List 2 Accent 4" w:uiPriority="66"/>
-    <w:lsdException w:name="Medium Grid 1 Accent 4" w:uiPriority="67"/>
-    <w:lsdException w:name="Medium Grid 2 Accent 4" w:uiPriority="68"/>
-    <w:lsdException w:name="Medium Grid 3 Accent 4" w:uiPriority="69"/>
-    <w:lsdException w:name="Dark List Accent 4" w:uiPriority="70"/>
-    <w:lsdException w:name="Colorful Shading Accent 4" w:uiPriority="71"/>
-    <w:lsdException w:name="Colorful List Accent 4" w:uiPriority="72"/>
-    <w:lsdException w:name="Colorful Grid Accent 4" w:uiPriority="73"/>
-    <w:lsdException w:name="Light Shading Accent 5" w:uiPriority="60"/>
-    <w:lsdException w:name="Light List Accent 5" w:uiPriority="61"/>
-    <w:lsdException w:name="Light Grid Accent 5" w:uiPriority="62"/>
-    <w:lsdException w:name="Medium Shading 1 Accent 5" w:uiPriority="63"/>
-    <w:lsdException w:name="Medium Shading 2 Accent 5" w:uiPriority="64"/>
-    <w:lsdException w:name="Medium List 1 Accent 5" w:uiPriority="65"/>
-    <w:lsdException w:name="Medium List 2 Accent 5" w:uiPriority="66"/>
-    <w:lsdException w:name="Medium Grid 1 Accent 5" w:uiPriority="67"/>
-    <w:lsdException w:name="Medium Grid 2 Accent 5" w:uiPriority="68"/>
-    <w:lsdException w:name="Medium Grid 3 Accent 5" w:uiPriority="69"/>
-    <w:lsdException w:name="Dark List Accent 5" w:uiPriority="70"/>
-    <w:lsdException w:name="Colorful Shading Accent 5" w:uiPriority="71"/>
-    <w:lsdException w:name="Colorful List Accent 5" w:uiPriority="72"/>
-    <w:lsdException w:name="Colorful Grid Accent 5" w:uiPriority="73"/>
-    <w:lsdException w:name="Light Shading Accent 6" w:uiPriority="60"/>
-    <w:lsdException w:name="Light List Accent 6" w:uiPriority="61"/>
-    <w:lsdException w:name="Light Grid Accent 6" w:uiPriority="62"/>
-    <w:lsdException w:name="Medium Shading 1 Accent 6" w:uiPriority="63"/>
-    <w:lsdException w:name="Medium Shading 2 Accent 6" w:uiPriority="64"/>
-    <w:lsdException w:name="Medium List 1 Accent 6" w:uiPriority="65"/>
-    <w:lsdException w:name="Medium List 2 Accent 6" w:uiPriority="66"/>
-    <w:lsdException w:name="Medium Grid 1 Accent 6" w:uiPriority="67"/>
-    <w:lsdException w:name="Medium Grid 2 Accent 6" w:uiPriority="68"/>
-    <w:lsdException w:name="Medium Grid 3 Accent 6" w:uiPriority="69"/>
-    <w:lsdException w:name="Dark List Accent 6" w:uiPriority="70"/>
-    <w:lsdException w:name="Colorful Shading Accent 6" w:uiPriority="71"/>
-    <w:lsdException w:name="Colorful List Accent 6" w:uiPriority="72"/>
-    <w:lsdException w:name="Colorful Grid Accent 6" w:uiPriority="73"/>
-    <w:lsdException w:name="Subtle Emphasis" w:uiPriority="19" w:qFormat="1"/>
-    <w:lsdException w:name="Intense Emphasis" w:uiPriority="21" w:qFormat="1"/>
-    <w:lsdException w:name="Subtle Reference" w:uiPriority="31" w:qFormat="1"/>
-    <w:lsdException w:name="Intense Reference" w:uiPriority="32" w:qFormat="1"/>
-    <w:lsdException w:name="Book Title" w:uiPriority="33" w:qFormat="1"/>
-    <w:lsdException w:name="Bibliography" w:semiHidden="1" w:uiPriority="37" w:unhideWhenUsed="1"/>
-    <w:lsdException w:name="TOC Heading" w:semiHidden="1" w:uiPriority="39" w:unhideWhenUsed="1" w:qFormat="1"/>
-    <w:lsdException w:name="Plain Table 1" w:uiPriority="41"/>
-    <w:lsdException w:name="Plain Table 2" w:uiPriority="42"/>
-    <w:lsdException w:name="Plain Table 3" w:uiPriority="43"/>
-    <w:lsdException w:name="Plain Table 4" w:uiPriority="44"/>
-    <w:lsdException w:name="Plain Table 5" w:uiPriority="45"/>
-    <w:lsdException w:name="Grid Table Light" w:uiPriority="40"/>
-    <w:lsdException w:name="Grid Table 1 Light" w:uiPriority="46"/>
-    <w:lsdException w:name="Grid Table 2" w:uiPriority="47"/>
-    <w:lsdException w:name="Grid Table 3" w:uiPriority="48"/>
-    <w:lsdException w:name="Grid Table 4" w:uiPriority="49"/>
-    <w:lsdException w:name="Grid Table 5 Dark" w:uiPriority="50"/>
-    <w:lsdException w:name="Grid Table 6 Colorful" w:uiPriority="51"/>
-    <w:lsdException w:name="Grid Table 7 Colorful" w:uiPriority="52"/>
-    <w:lsdException w:name="Grid Table 1 Light Accent 1" w:uiPriority="46"/>
-    <w:lsdException w:name="Grid Table 2 Accent 1" w:uiPriority="47"/>
-    <w:lsdException w:name="Grid Table 3 Accent 1" w:uiPriority="48"/>
-    <w:lsdException w:name="Grid Table 4 Accent 1" w:uiPriority="49"/>
-    <w:lsdException w:name="Grid Table 5 Dark Accent 1" w:uiPriority="50"/>
-    <w:lsdException w:name="Grid Table 6 Colorful Accent 1" w:uiPriority="51"/>
-    <w:lsdException w:name="Grid Table 7 Colorful Accent 1" w:uiPriority="52"/>
-    <w:lsdException w:name="Grid Table 1 Light Accent 2" w:uiPriority="46"/>
-    <w:lsdException w:name="Grid Table 2 Accent 2" w:uiPriority="47"/>
-    <w:lsdException w:name="Grid Table 3 Accent 2" w:uiPriority="48"/>
-    <w:lsdException w:name="Grid Table 4 Accent 2" w:uiPriority="49"/>
-    <w:lsdException w:name="Grid Table 5 Dark Accent 2" w:uiPriority="50"/>
-    <w:lsdException w:name="Grid Table 6 Colorful Accent 2" w:uiPriority="51"/>
-    <w:lsdException w:name="Grid Table 7 Colorful Accent 2" w:uiPriority="52"/>
-    <w:lsdException w:name="Grid Table 1 Light Accent 3" w:uiPriority="46"/>
-    <w:lsdException w:name="Grid Table 2 Accent 3" w:uiPriority="47"/>
-    <w:lsdException w:name="Grid Table 3 Accent 3" w:uiPriority="48"/>
-    <w:lsdException w:name="Grid Table 4 Accent 3" w:uiPriority="49"/>
-    <w:lsdException w:name="Grid Table 5 Dark Accent 3" w:uiPriority="50"/>
-    <w:lsdException w:name="Grid Table 6 Colorful Accent 3" w:uiPriority="51"/>
-    <w:lsdException w:name="Grid Table 7 Colorful Accent 3" w:uiPriority="52"/>
-    <w:lsdException w:name="Grid Table 1 Light Accent 4" w:uiPriority="46"/>
-    <w:lsdException w:name="Grid Table 2 Accent 4" w:uiPriority="47"/>
-    <w:lsdException w:name="Grid Table 3 Accent 4" w:uiPriority="48"/>
-    <w:lsdException w:name="Grid Table 4 Accent 4" w:uiPriority="49"/>
-    <w:lsdException w:name="Grid Table 5 Dark Accent 4" w:uiPriority="50"/>
-    <w:lsdException w:name="Grid Table 6 Colorful Accent 4" w:uiPriority="51"/>
-    <w:lsdException w:name="Grid Table 7 Colorful Accent 4" w:uiPriority="52"/>
-    <w:lsdException w:name="Grid Table 1 Light Accent 5" w:uiPriority="46"/>
-    <w:lsdException w:name="Grid Table 2 Accent 5" w:uiPriority="47"/>
-    <w:lsdException w:name="Grid Table 3 Accent 5" w:uiPriority="48"/>
-    <w:lsdException w:name="Grid Table 4 Accent 5" w:uiPriority="49"/>
-    <w:lsdException w:name="Grid Table 5 Dark Accent 5" w:uiPriority="50"/>
-    <w:lsdException w:name="Grid Table 6 Colorful Accent 5" w:uiPriority="51"/>
-    <w:lsdException w:name="Grid Table 7 Colorful Accent 5" w:uiPriority="52"/>
-    <w:lsdException w:name="Grid Table 1 Light Accent 6" w:uiPriority="46"/>
-    <w:lsdException w:name="Grid Table 2 Accent 6" w:uiPriority="47"/>
-    <w:lsdException w:name="Grid Table 3 Accent 6" w:uiPriority="48"/>
-    <w:lsdException w:name="Grid Table 4 Accent 6" w:uiPriority="49"/>
-    <w:lsdException w:name="Grid Table 5 Dark Accent 6" w:uiPriority="50"/>
-    <w:lsdException w:name="Grid Table 6 Colorful Accent 6" w:uiPriority="51"/>
-    <w:lsdException w:name="Grid Table 7 Colorful Accent 6" w:uiPriority="52"/>
-    <w:lsdException w:name="List Table 1 Light" w:uiPriority="46"/>
-    <w:lsdException w:name="List Table 2" w:uiPriority="47"/>
-    <w:lsdException w:name="List Table 3" w:uiPriority="48"/>
-    <w:lsdException w:name="List Table 4" w:uiPriority="49"/>
-    <w:lsdException w:name="List Table 5 Dark" w:uiPriority="50"/>
-    <w:lsdException w:name="List Table 6 Colorful" w:uiPriority="51"/>
-    <w:lsdException w:name="List Table 7 Colorful" w:uiPriority="52"/>
-    <w:lsdException w:name="List Table 1 Light Accent 1" w:uiPriority="46"/>
-    <w:lsdException w:name="List Table 2 Accent 1" w:uiPriority="47"/>
-    <w:lsdException w:name="List Table 3 Accent 1" w:uiPriority="48"/>
-    <w:lsdException w:name="List Table 4 Accent 1" w:uiPriority="49"/>
-    <w:lsdException w:name="List Table 5 Dark Accent 1" w:uiPriority="50"/>
-    <w:lsdException w:name="List Table 6 Colorful Accent 1" w:uiPriority="51"/>
-    <w:lsdException w:name="List Table 7 Colorful Accent 1" w:uiPriority="52"/>
-    <w:lsdException w:name="List Table 1 Light Accent 2" w:uiPriority="46"/>
-    <w:lsdException w:name="List Table 2 Accent 2" w:uiPriority="47"/>
-    <w:lsdException w:name="List Table 3 Accent 2" w:uiPriority="48"/>
-    <w:lsdException w:name="List Table 4 Accent 2" w:uiPriority="49"/>
-    <w:lsdException w:name="List Table 5 Dark Accent 2" w:uiPriority="50"/>
-    <w:lsdException w:name="List Table 6 Colorful Accent 2" w:uiPriority="51"/>
-    <w:lsdException w:name="List Table 7 Colorful Accent 2" w:uiPriority="52"/>
-    <w:lsdException w:name="List Table 1 Light Accent 3" w:uiPriority="46"/>
-    <w:lsdException w:name="List Table 2 Accent 3" w:uiPriority="47"/>
-    <w:lsdException w:name="List Table 3 Accent 3" w:uiPriority="48"/>
-    <w:lsdException w:name="List Table 4 Accent 3" w:uiPriority="49"/>
-    <w:lsdException w:name="List Table 5 Dark Accent 3" w:uiPriority="50"/>
-    <w:lsdException w:name="List Table 6 Colorful Accent 3" w:uiPriority="51"/>
-    <w:lsdException w:name="List Table 7 Colorful Accent 3" w:uiPriority="52"/>
-    <w:lsdException w:name="List Table 1 Light Accent 4" w:uiPriority="46"/>
-    <w:lsdException w:name="List Table 2 Accent 4" w:uiPriority="47"/>
-    <w:lsdException w:name="List Table 3 Accent 4" w:uiPriority="48"/>
-    <w:lsdException w:name="List Table 4 Accent 4" w:uiPriority="49"/>
-    <w:lsdException w:name="List Table 5 Dark Accent 4" w:uiPriority="50"/>
-    <w:lsdException w:name="List Table 6 Colorful Accent 4" w:uiPriority="51"/>
-    <w:lsdException w:name="List Table 7 Colorful Accent 4" w:uiPriority="52"/>
-    <w:lsdException w:name="List Table 1 Light Accent 5" w:uiPriority="46"/>
-    <w:lsdException w:name="List Table 2 Accent 5" w:uiPriority="47"/>
-    <w:lsdException w:name="List Table 3 Accent 5" w:uiPriority="48"/>
-    <w:lsdException w:name="List Table 4 Accent 5" w:uiPriority="49"/>
-    <w:lsdException w:name="List Table 5 Dark Accent 5" w:uiPriority="50"/>
-    <w:lsdException w:name="List Table 6 Colorful Accent 5" w:uiPriority="51"/>
-    <w:lsdException w:name="List Table 7 Colorful Accent 5" w:uiPriority="52"/>
-    <w:lsdException w:name="List Table 1 Light Accent 6" w:uiPriority="46"/>
-    <w:lsdException w:name="List Table 2 Accent 6" w:uiPriority="47"/>
-    <w:lsdException w:name="List Table 3 Accent 6" w:uiPriority="48"/>
-    <w:lsdException w:name="List Table 4 Accent 6" w:uiPriority="49"/>
-    <w:lsdException w:name="List Table 5 Dark Accent 6" w:uiPriority="50"/>
-    <w:lsdException w:name="List Table 6 Colorful Accent 6" w:uiPriority="51"/>
-    <w:lsdException w:name="List Table 7 Colorful Accent 6" w:uiPriority="52"/>
-    <w:lsdException w:name="Mention" w:semiHidden="1" w:unhideWhenUsed="1"/>
-    <w:lsdException w:name="Smart Hyperlink" w:semiHidden="1" w:unhideWhenUsed="1"/>
-    <w:lsdException w:name="Hashtag" w:semiHidden="1" w:unhideWhenUsed="1"/>
-    <w:lsdException w:name="Unresolved Mention" w:semiHidden="1" w:unhideWhenUsed="1"/>
-    <w:lsdException w:name="Smart Link" w:semiHidden="1" w:unhideWhenUsed="1"/>
+  <w:latentStyles w:defLockedState="0" w:defUIPriority="99" w:defSemiHidden="1" w:defUnhideWhenUsed="1" w:defQFormat="0" w:count="267">
+    <w:lsdException w:name="Normal" w:semiHidden="0" w:uiPriority="0" w:unhideWhenUsed="0" w:qFormat="1"/>
+    <w:lsdException w:name="heading 1" w:semiHidden="0" w:uiPriority="9" w:unhideWhenUsed="0" w:qFormat="1"/>
+    <w:lsdException w:name="heading 2" w:uiPriority="9" w:qFormat="1"/>
+    <w:lsdException w:name="heading 3" w:uiPriority="9" w:qFormat="1"/>
+    <w:lsdException w:name="heading 4" w:uiPriority="9" w:qFormat="1"/>
+    <w:lsdException w:name="heading 5" w:uiPriority="9" w:qFormat="1"/>
+    <w:lsdException w:name="heading 6" w:uiPriority="9" w:qFormat="1"/>
+    <w:lsdException w:name="heading 7" w:uiPriority="9" w:qFormat="1"/>
+    <w:lsdException w:name="heading 8" w:uiPriority="9" w:qFormat="1"/>
+    <w:lsdException w:name="heading 9" w:uiPriority="9" w:qFormat="1"/>
+    <w:lsdException w:name="toc 1" w:uiPriority="39"/>
+    <w:lsdException w:name="toc 2" w:uiPriority="39"/>
+    <w:lsdException w:name="toc 3" w:uiPriority="39"/>
+    <w:lsdException w:name="toc 4" w:uiPriority="39"/>
+    <w:lsdException w:name="toc 5" w:uiPriority="39"/>
+    <w:lsdException w:name="toc 6" w:uiPriority="39"/>
+    <w:lsdException w:name="toc 7" w:uiPriority="39"/>
+    <w:lsdException w:name="toc 8" w:uiPriority="39"/>
+    <w:lsdException w:name="toc 9" w:uiPriority="39"/>
+    <w:lsdException w:name="caption" w:uiPriority="35" w:qFormat="1"/>
+    <w:lsdException w:name="Title" w:semiHidden="0" w:uiPriority="10" w:unhideWhenUsed="0" w:qFormat="1"/>
+    <w:lsdException w:name="Default Paragraph Font" w:uiPriority="1"/>
+    <w:lsdException w:name="Subtitle" w:semiHidden="0" w:uiPriority="11" w:unhideWhenUsed="0" w:qFormat="1"/>
+    <w:lsdException w:name="Strong" w:semiHidden="0" w:uiPriority="22" w:unhideWhenUsed="0" w:qFormat="1"/>
+    <w:lsdException w:name="Emphasis" w:semiHidden="0" w:uiPriority="20" w:unhideWhenUsed="0" w:qFormat="1"/>
+    <w:lsdException w:name="Normal Table" w:semiHidden="0" w:unhideWhenUsed="0"/>
+    <w:lsdException w:name="Table Web 3" w:semiHidden="0" w:unhideWhenUsed="0"/>
+    <w:lsdException w:name="Table Grid" w:semiHidden="0" w:uiPriority="39" w:unhideWhenUsed="0"/>
+    <w:lsdException w:name="Table Theme" w:semiHidden="0" w:unhideWhenUsed="0"/>
+    <w:lsdException w:name="Placeholder Text" w:unhideWhenUsed="0"/>
+    <w:lsdException w:name="No Spacing" w:semiHidden="0" w:uiPriority="1" w:unhideWhenUsed="0" w:qFormat="1"/>
+    <w:lsdException w:name="Light Shading" w:semiHidden="0" w:uiPriority="60" w:unhideWhenUsed="0"/>
+    <w:lsdException w:name="Light List" w:semiHidden="0" w:uiPriority="61" w:unhideWhenUsed="0"/>
+    <w:lsdException w:name="Light Grid" w:semiHidden="0" w:uiPriority="62" w:unhideWhenUsed="0"/>
+    <w:lsdException w:name="Medium Shading 1" w:semiHidden="0" w:uiPriority="63" w:unhideWhenUsed="0"/>
+    <w:lsdException w:name="Medium Shading 2" w:semiHidden="0" w:uiPriority="64" w:unhideWhenUsed="0"/>
+    <w:lsdException w:name="Medium List 1" w:semiHidden="0" w:uiPriority="65" w:unhideWhenUsed="0"/>
+    <w:lsdException w:name="Medium List 2" w:semiHidden="0" w:uiPriority="66" w:unhideWhenUsed="0"/>
+    <w:lsdException w:name="Medium Grid 1" w:semiHidden="0" w:uiPriority="67" w:unhideWhenUsed="0"/>
+    <w:lsdException w:name="Medium Grid 2" w:semiHidden="0" w:uiPriority="68" w:unhideWhenUsed="0"/>
+    <w:lsdException w:name="Medium Grid 3" w:semiHidden="0" w:uiPriority="69" w:unhideWhenUsed="0"/>
+    <w:lsdException w:name="Dark List" w:semiHidden="0" w:uiPriority="70" w:unhideWhenUsed="0"/>
+    <w:lsdException w:name="Colorful Shading" w:semiHidden="0" w:uiPriority="71" w:unhideWhenUsed="0"/>
+    <w:lsdException w:name="Colorful List" w:semiHidden="0" w:uiPriority="72" w:unhideWhenUsed="0"/>
+    <w:lsdException w:name="Colorful Grid" w:semiHidden="0" w:uiPriority="73" w:unhideWhenUsed="0"/>
+    <w:lsdException w:name="Light Shading Accent 1" w:semiHidden="0" w:uiPriority="60" w:unhideWhenUsed="0"/>
+    <w:lsdException w:name="Light List Accent 1" w:semiHidden="0" w:uiPriority="61" w:unhideWhenUsed="0"/>
+    <w:lsdException w:name="Light Grid Accent 1" w:semiHidden="0" w:uiPriority="62" w:unhideWhenUsed="0"/>
+    <w:lsdException w:name="Medium Shading 1 Accent 1" w:semiHidden="0" w:uiPriority="63" w:unhideWhenUsed="0"/>
+    <w:lsdException w:name="Medium Shading 2 Accent 1" w:semiHidden="0" w:uiPriority="64" w:unhideWhenUsed="0"/>
+    <w:lsdException w:name="Medium List 1 Accent 1" w:semiHidden="0" w:uiPriority="65" w:unhideWhenUsed="0"/>
+    <w:lsdException w:name="Revision" w:unhideWhenUsed="0"/>
+    <w:lsdException w:name="List Paragraph" w:semiHidden="0" w:uiPriority="34" w:unhideWhenUsed="0" w:qFormat="1"/>
+    <w:lsdException w:name="Quote" w:semiHidden="0" w:uiPriority="29" w:unhideWhenUsed="0" w:qFormat="1"/>
+    <w:lsdException w:name="Intense Quote" w:semiHidden="0" w:uiPriority="30" w:unhideWhenUsed="0" w:qFormat="1"/>
+    <w:lsdException w:name="Medium List 2 Accent 1" w:semiHidden="0" w:uiPriority="66" w:unhideWhenUsed="0"/>
+    <w:lsdException w:name="Medium Grid 1 Accent 1" w:semiHidden="0" w:uiPriority="67" w:unhideWhenUsed="0"/>
+    <w:lsdException w:name="Medium Grid 2 Accent 1" w:semiHidden="0" w:uiPriority="68" w:unhideWhenUsed="0"/>
+    <w:lsdException w:name="Medium Grid 3 Accent 1" w:semiHidden="0" w:uiPriority="69" w:unhideWhenUsed="0"/>
+    <w:lsdException w:name="Dark List Accent 1" w:semiHidden="0" w:uiPriority="70" w:unhideWhenUsed="0"/>
+    <w:lsdException w:name="Colorful Shading Accent 1" w:semiHidden="0" w:uiPriority="71" w:unhideWhenUsed="0"/>
+    <w:lsdException w:name="Colorful List Accent 1" w:semiHidden="0" w:uiPriority="72" w:unhideWhenUsed="0"/>
+    <w:lsdException w:name="Colorful Grid Accent 1" w:semiHidden="0" w:uiPriority="73" w:unhideWhenUsed="0"/>
+    <w:lsdException w:name="Light Shading Accent 2" w:semiHidden="0" w:uiPriority="60" w:unhideWhenUsed="0"/>
+    <w:lsdException w:name="Light List Accent 2" w:semiHidden="0" w:uiPriority="61" w:unhideWhenUsed="0"/>
+    <w:lsdException w:name="Light Grid Accent 2" w:semiHidden="0" w:uiPriority="62" w:unhideWhenUsed="0"/>
+    <w:lsdException w:name="Medium Shading 1 Accent 2" w:semiHidden="0" w:uiPriority="63" w:unhideWhenUsed="0"/>
+    <w:lsdException w:name="Medium Shading 2 Accent 2" w:semiHidden="0" w:uiPriority="64" w:unhideWhenUsed="0"/>
+    <w:lsdException w:name="Medium List 1 Accent 2" w:semiHidden="0" w:uiPriority="65" w:unhideWhenUsed="0"/>
+    <w:lsdException w:name="Medium List 2 Accent 2" w:semiHidden="0" w:uiPriority="66" w:unhideWhenUsed="0"/>
+    <w:lsdException w:name="Medium Grid 1 Accent 2" w:semiHidden="0" w:uiPriority="67" w:unhideWhenUsed="0"/>
+    <w:lsdException w:name="Medium Grid 2 Accent 2" w:semiHidden="0" w:uiPriority="68" w:unhideWhenUsed="0"/>
+    <w:lsdException w:name="Medium Grid 3 Accent 2" w:semiHidden="0" w:uiPriority="69" w:unhideWhenUsed="0"/>
+    <w:lsdException w:name="Dark List Accent 2" w:semiHidden="0" w:uiPriority="70" w:unhideWhenUsed="0"/>
+    <w:lsdException w:name="Colorful Shading Accent 2" w:semiHidden="0" w:uiPriority="71" w:unhideWhenUsed="0"/>
+    <w:lsdException w:name="Colorful List Accent 2" w:semiHidden="0" w:uiPriority="72" w:unhideWhenUsed="0"/>
+    <w:lsdException w:name="Colorful Grid Accent 2" w:semiHidden="0" w:uiPriority="73" w:unhideWhenUsed="0"/>
+    <w:lsdException w:name="Light Shading Accent 3" w:semiHidden="0" w:uiPriority="60" w:unhideWhenUsed="0"/>
+    <w:lsdException w:name="Light List Accent 3" w:semiHidden="0" w:uiPriority="61" w:unhideWhenUsed="0"/>
+    <w:lsdException w:name="Light Grid Accent 3" w:semiHidden="0" w:uiPriority="62" w:unhideWhenUsed="0"/>
+    <w:lsdException w:name="Medium Shading 1 Accent 3" w:semiHidden="0" w:uiPriority="63" w:unhideWhenUsed="0"/>
+    <w:lsdException w:name="Medium Shading 2 Accent 3" w:semiHidden="0" w:uiPriority="64" w:unhideWhenUsed="0"/>
+    <w:lsdException w:name="Medium List 1 Accent 3" w:semiHidden="0" w:uiPriority="65" w:unhideWhenUsed="0"/>
+    <w:lsdException w:name="Medium List 2 Accent 3" w:semiHidden="0" w:uiPriority="66" w:unhideWhenUsed="0"/>
+    <w:lsdException w:name="Medium Grid 1 Accent 3" w:semiHidden="0" w:uiPriority="67" w:unhideWhenUsed="0"/>
+    <w:lsdException w:name="Medium Grid 2 Accent 3" w:semiHidden="0" w:uiPriority="68" w:unhideWhenUsed="0"/>
+    <w:lsdException w:name="Medium Grid 3 Accent 3" w:semiHidden="0" w:uiPriority="69" w:unhideWhenUsed="0"/>
+    <w:lsdException w:name="Dark List Accent 3" w:semiHidden="0" w:uiPriority="70" w:unhideWhenUsed="0"/>
+    <w:lsdException w:name="Colorful Shading Accent 3" w:semiHidden="0" w:uiPriority="71" w:unhideWhenUsed="0"/>
+    <w:lsdException w:name="Colorful List Accent 3" w:semiHidden="0" w:uiPriority="72" w:unhideWhenUsed="0"/>
+    <w:lsdException w:name="Colorful Grid Accent 3" w:semiHidden="0" w:uiPriority="73" w:unhideWhenUsed="0"/>
+    <w:lsdException w:name="Light Shading Accent 4" w:semiHidden="0" w:uiPriority="60" w:unhideWhenUsed="0"/>
+    <w:lsdException w:name="Light List Accent 4" w:semiHidden="0" w:uiPriority="61" w:unhideWhenUsed="0"/>
+    <w:lsdException w:name="Light Grid Accent 4" w:semiHidden="0" w:uiPriority="62" w:unhideWhenUsed="0"/>
+    <w:lsdException w:name="Medium Shading 1 Accent 4" w:semiHidden="0" w:uiPriority="63" w:unhideWhenUsed="0"/>
+    <w:lsdException w:name="Medium Shading 2 Accent 4" w:semiHidden="0" w:uiPriority="64" w:unhideWhenUsed="0"/>
+    <w:lsdException w:name="Medium List 1 Accent 4" w:semiHidden="0" w:uiPriority="65" w:unhideWhenUsed="0"/>
+    <w:lsdException w:name="Medium List 2 Accent 4" w:semiHidden="0" w:uiPriority="66" w:unhideWhenUsed="0"/>
+    <w:lsdException w:name="Medium Grid 1 Accent 4" w:semiHidden="0" w:uiPriority="67" w:unhideWhenUsed="0"/>
+    <w:lsdException w:name="Medium Grid 2 Accent 4" w:semiHidden="0" w:uiPriority="68" w:unhideWhenUsed="0"/>
+    <w:lsdException w:name="Medium Grid 3 Accent 4" w:semiHidden="0" w:uiPriority="69" w:unhideWhenUsed="0"/>
+    <w:lsdException w:name="Dark List Accent 4" w:semiHidden="0" w:uiPriority="70" w:unhideWhenUsed="0"/>
+    <w:lsdException w:name="Colorful Shading Accent 4" w:semiHidden="0" w:uiPriority="71" w:unhideWhenUsed="0"/>
+    <w:lsdException w:name="Colorful List Accent 4" w:semiHidden="0" w:uiPriority="72" w:unhideWhenUsed="0"/>
+    <w:lsdException w:name="Colorful Grid Accent 4" w:semiHidden="0" w:uiPriority="73" w:unhideWhenUsed="0"/>
+    <w:lsdException w:name="Light Shading Accent 5" w:semiHidden="0" w:uiPriority="60" w:unhideWhenUsed="0"/>
+    <w:lsdException w:name="Light List Accent 5" w:semiHidden="0" w:uiPriority="61" w:unhideWhenUsed="0"/>
+    <w:lsdException w:name="Light Grid Accent 5" w:semiHidden="0" w:uiPriority="62" w:unhideWhenUsed="0"/>
+    <w:lsdException w:name="Medium Shading 1 Accent 5" w:semiHidden="0" w:uiPriority="63" w:unhideWhenUsed="0"/>
+    <w:lsdException w:name="Medium Shading 2 Accent 5" w:semiHidden="0" w:uiPriority="64" w:unhideWhenUsed="0"/>
+    <w:lsdException w:name="Medium List 1 Accent 5" w:semiHidden="0" w:uiPriority="65" w:unhideWhenUsed="0"/>
+    <w:lsdException w:name="Medium List 2 Accent 5" w:semiHidden="0" w:uiPriority="66" w:unhideWhenUsed="0"/>
+    <w:lsdException w:name="Medium Grid 1 Accent 5" w:semiHidden="0" w:uiPriority="67" w:unhideWhenUsed="0"/>
+    <w:lsdException w:name="Medium Grid 2 Accent 5" w:semiHidden="0" w:uiPriority="68" w:unhideWhenUsed="0"/>
+    <w:lsdException w:name="Medium Grid 3 Accent 5" w:semiHidden="0" w:uiPriority="69" w:unhideWhenUsed="0"/>
+    <w:lsdException w:name="Dark List Accent 5" w:semiHidden="0" w:uiPriority="70" w:unhideWhenUsed="0"/>
+    <w:lsdException w:name="Colorful Shading Accent 5" w:semiHidden="0" w:uiPriority="71" w:unhideWhenUsed="0"/>
+    <w:lsdException w:name="Colorful List Accent 5" w:semiHidden="0" w:uiPriority="72" w:unhideWhenUsed="0"/>
+    <w:lsdException w:name="Colorful Grid Accent 5" w:semiHidden="0" w:uiPriority="73" w:unhideWhenUsed="0"/>
+    <w:lsdException w:name="Light Shading Accent 6" w:semiHidden="0" w:uiPriority="60" w:unhideWhenUsed="0"/>
+    <w:lsdException w:name="Light List Accent 6" w:semiHidden="0" w:uiPriority="61" w:unhideWhenUsed="0"/>
+    <w:lsdException w:name="Light Grid Accent 6" w:semiHidden="0" w:uiPriority="62" w:unhideWhenUsed="0"/>
+    <w:lsdException w:name="Medium Shading 1 Accent 6" w:semiHidden="0" w:uiPriority="63" w:unhideWhenUsed="0"/>
+    <w:lsdException w:name="Medium Shading 2 Accent 6" w:semiHidden="0" w:uiPriority="64" w:unhideWhenUsed="0"/>
+    <w:lsdException w:name="Medium List 1 Accent 6" w:semiHidden="0" w:uiPriority="65" w:unhideWhenUsed="0"/>
+    <w:lsdException w:name="Medium List 2 Accent 6" w:semiHidden="0" w:uiPriority="66" w:unhideWhenUsed="0"/>
+    <w:lsdException w:name="Medium Grid 1 Accent 6" w:semiHidden="0" w:uiPriority="67" w:unhideWhenUsed="0"/>
+    <w:lsdException w:name="Medium Grid 2 Accent 6" w:semiHidden="0" w:uiPriority="68" w:unhideWhenUsed="0"/>
+    <w:lsdException w:name="Medium Grid 3 Accent 6" w:semiHidden="0" w:uiPriority="69" w:unhideWhenUsed="0"/>
+    <w:lsdException w:name="Dark List Accent 6" w:semiHidden="0" w:uiPriority="70" w:unhideWhenUsed="0"/>
+    <w:lsdException w:name="Colorful Shading Accent 6" w:semiHidden="0" w:uiPriority="71" w:unhideWhenUsed="0"/>
+    <w:lsdException w:name="Colorful List Accent 6" w:semiHidden="0" w:uiPriority="72" w:unhideWhenUsed="0"/>
+    <w:lsdException w:name="Colorful Grid Accent 6" w:semiHidden="0" w:uiPriority="73" w:unhideWhenUsed="0"/>
+    <w:lsdException w:name="Subtle Emphasis" w:semiHidden="0" w:uiPriority="19" w:unhideWhenUsed="0" w:qFormat="1"/>
+    <w:lsdException w:name="Intense Emphasis" w:semiHidden="0" w:uiPriority="21" w:unhideWhenUsed="0" w:qFormat="1"/>
+    <w:lsdException w:name="Subtle Reference" w:semiHidden="0" w:uiPriority="31" w:unhideWhenUsed="0" w:qFormat="1"/>
+    <w:lsdException w:name="Intense Reference" w:semiHidden="0" w:uiPriority="32" w:unhideWhenUsed="0" w:qFormat="1"/>
+    <w:lsdException w:name="Book Title" w:semiHidden="0" w:uiPriority="33" w:unhideWhenUsed="0" w:qFormat="1"/>
+    <w:lsdException w:name="Bibliography" w:uiPriority="37"/>
+    <w:lsdException w:name="TOC Heading" w:uiPriority="39" w:qFormat="1"/>
   </w:latentStyles>
   <w:style w:type="paragraph" w:default="1" w:styleId="Normale">
     <w:name w:val="Normal"/>
@@ -7398,7 +7418,7 @@
       <w:szCs w:val="18"/>
     </w:rPr>
   </w:style>
-  <w:style w:type="character" w:styleId="Menzionenonrisolta">
+  <w:style w:type="character" w:customStyle="1" w:styleId="UnresolvedMention">
     <w:name w:val="Unresolved Mention"/>
     <w:basedOn w:val="Carpredefinitoparagrafo"/>
     <w:uiPriority w:val="99"/>
@@ -7421,6 +7441,7 @@
     <w:tblPr>
       <w:tblStyleRowBandSize w:val="1"/>
       <w:tblStyleColBandSize w:val="1"/>
+      <w:tblInd w:w="0" w:type="dxa"/>
       <w:tblBorders>
         <w:top w:val="single" w:sz="4" w:space="0" w:color="999999" w:themeColor="text1" w:themeTint="66"/>
         <w:left w:val="single" w:sz="4" w:space="0" w:color="999999" w:themeColor="text1" w:themeTint="66"/>
@@ -7429,6 +7450,564 @@
         <w:insideH w:val="single" w:sz="4" w:space="0" w:color="999999" w:themeColor="text1" w:themeTint="66"/>
         <w:insideV w:val="single" w:sz="4" w:space="0" w:color="999999" w:themeColor="text1" w:themeTint="66"/>
       </w:tblBorders>
+      <w:tblCellMar>
+        <w:top w:w="0" w:type="dxa"/>
+        <w:left w:w="108" w:type="dxa"/>
+        <w:bottom w:w="0" w:type="dxa"/>
+        <w:right w:w="108" w:type="dxa"/>
+      </w:tblCellMar>
+    </w:tblPr>
+    <w:tblStylePr w:type="firstRow">
+      <w:rPr>
+        <w:b/>
+        <w:bCs/>
+      </w:rPr>
+      <w:tblPr/>
+      <w:tcPr>
+        <w:tcBorders>
+          <w:bottom w:val="single" w:sz="12" w:space="0" w:color="666666" w:themeColor="text1" w:themeTint="99"/>
+        </w:tcBorders>
+      </w:tcPr>
+    </w:tblStylePr>
+    <w:tblStylePr w:type="lastRow">
+      <w:rPr>
+        <w:b/>
+        <w:bCs/>
+      </w:rPr>
+      <w:tblPr/>
+      <w:tcPr>
+        <w:tcBorders>
+          <w:top w:val="double" w:sz="2" w:space="0" w:color="666666" w:themeColor="text1" w:themeTint="99"/>
+        </w:tcBorders>
+      </w:tcPr>
+    </w:tblStylePr>
+    <w:tblStylePr w:type="firstCol">
+      <w:rPr>
+        <w:b/>
+        <w:bCs/>
+      </w:rPr>
+    </w:tblStylePr>
+    <w:tblStylePr w:type="lastCol">
+      <w:rPr>
+        <w:b/>
+        <w:bCs/>
+      </w:rPr>
+    </w:tblStylePr>
+  </w:style>
+  <w:style w:type="character" w:customStyle="1" w:styleId="hps">
+    <w:name w:val="hps"/>
+    <w:basedOn w:val="Carpredefinitoparagrafo"/>
+    <w:rsid w:val="001953E0"/>
+  </w:style>
+</w:styles>
+</file>
+
+<file path=word/stylesWithEffects.xml><?xml version="1.0" encoding="utf-8"?>
+<w:styles xmlns:wpc="http://schemas.microsoft.com/office/word/2010/wordprocessingCanvas" xmlns:mc="http://schemas.openxmlformats.org/markup-compatibility/2006" xmlns:o="urn:schemas-microsoft-com:office:office" xmlns:r="http://schemas.openxmlformats.org/officeDocument/2006/relationships" xmlns:m="http://schemas.openxmlformats.org/officeDocument/2006/math" xmlns:v="urn:schemas-microsoft-com:vml" xmlns:wp14="http://schemas.microsoft.com/office/word/2010/wordprocessingDrawing" xmlns:wp="http://schemas.openxmlformats.org/drawingml/2006/wordprocessingDrawing" xmlns:w10="urn:schemas-microsoft-com:office:word" xmlns:w="http://schemas.openxmlformats.org/wordprocessingml/2006/main" xmlns:w14="http://schemas.microsoft.com/office/word/2010/wordml" xmlns:wpg="http://schemas.microsoft.com/office/word/2010/wordprocessingGroup" xmlns:wpi="http://schemas.microsoft.com/office/word/2010/wordprocessingInk" xmlns:wne="http://schemas.microsoft.com/office/word/2006/wordml" xmlns:wps="http://schemas.microsoft.com/office/word/2010/wordprocessingShape" mc:Ignorable="w14 wp14">
+  <w:docDefaults>
+    <w:rPrDefault>
+      <w:rPr>
+        <w:rFonts w:asciiTheme="minorHAnsi" w:eastAsiaTheme="minorHAnsi" w:hAnsiTheme="minorHAnsi" w:cstheme="minorBidi"/>
+        <w:sz w:val="22"/>
+        <w:szCs w:val="22"/>
+        <w:lang w:val="it-IT" w:eastAsia="en-US" w:bidi="ar-SA"/>
+      </w:rPr>
+    </w:rPrDefault>
+    <w:pPrDefault>
+      <w:pPr>
+        <w:spacing w:after="160" w:line="259" w:lineRule="auto"/>
+      </w:pPr>
+    </w:pPrDefault>
+  </w:docDefaults>
+  <w:latentStyles w:defLockedState="0" w:defUIPriority="99" w:defSemiHidden="1" w:defUnhideWhenUsed="1" w:defQFormat="0" w:count="267">
+    <w:lsdException w:name="Normal" w:semiHidden="0" w:uiPriority="0" w:unhideWhenUsed="0" w:qFormat="1"/>
+    <w:lsdException w:name="heading 1" w:semiHidden="0" w:uiPriority="9" w:unhideWhenUsed="0" w:qFormat="1"/>
+    <w:lsdException w:name="heading 2" w:uiPriority="9" w:qFormat="1"/>
+    <w:lsdException w:name="heading 3" w:uiPriority="9" w:qFormat="1"/>
+    <w:lsdException w:name="heading 4" w:uiPriority="9" w:qFormat="1"/>
+    <w:lsdException w:name="heading 5" w:uiPriority="9" w:qFormat="1"/>
+    <w:lsdException w:name="heading 6" w:uiPriority="9" w:qFormat="1"/>
+    <w:lsdException w:name="heading 7" w:uiPriority="9" w:qFormat="1"/>
+    <w:lsdException w:name="heading 8" w:uiPriority="9" w:qFormat="1"/>
+    <w:lsdException w:name="heading 9" w:uiPriority="9" w:qFormat="1"/>
+    <w:lsdException w:name="toc 1" w:uiPriority="39"/>
+    <w:lsdException w:name="toc 2" w:uiPriority="39"/>
+    <w:lsdException w:name="toc 3" w:uiPriority="39"/>
+    <w:lsdException w:name="toc 4" w:uiPriority="39"/>
+    <w:lsdException w:name="toc 5" w:uiPriority="39"/>
+    <w:lsdException w:name="toc 6" w:uiPriority="39"/>
+    <w:lsdException w:name="toc 7" w:uiPriority="39"/>
+    <w:lsdException w:name="toc 8" w:uiPriority="39"/>
+    <w:lsdException w:name="toc 9" w:uiPriority="39"/>
+    <w:lsdException w:name="caption" w:uiPriority="35" w:qFormat="1"/>
+    <w:lsdException w:name="Title" w:semiHidden="0" w:uiPriority="10" w:unhideWhenUsed="0" w:qFormat="1"/>
+    <w:lsdException w:name="Default Paragraph Font" w:uiPriority="1"/>
+    <w:lsdException w:name="Subtitle" w:semiHidden="0" w:uiPriority="11" w:unhideWhenUsed="0" w:qFormat="1"/>
+    <w:lsdException w:name="Strong" w:semiHidden="0" w:uiPriority="22" w:unhideWhenUsed="0" w:qFormat="1"/>
+    <w:lsdException w:name="Emphasis" w:semiHidden="0" w:uiPriority="20" w:unhideWhenUsed="0" w:qFormat="1"/>
+    <w:lsdException w:name="Normal Table" w:semiHidden="0" w:unhideWhenUsed="0"/>
+    <w:lsdException w:name="Table Web 3" w:semiHidden="0" w:unhideWhenUsed="0"/>
+    <w:lsdException w:name="Table Grid" w:semiHidden="0" w:uiPriority="39" w:unhideWhenUsed="0"/>
+    <w:lsdException w:name="Table Theme" w:semiHidden="0" w:unhideWhenUsed="0"/>
+    <w:lsdException w:name="Placeholder Text" w:unhideWhenUsed="0"/>
+    <w:lsdException w:name="No Spacing" w:semiHidden="0" w:uiPriority="1" w:unhideWhenUsed="0" w:qFormat="1"/>
+    <w:lsdException w:name="Light Shading" w:semiHidden="0" w:uiPriority="60" w:unhideWhenUsed="0"/>
+    <w:lsdException w:name="Light List" w:semiHidden="0" w:uiPriority="61" w:unhideWhenUsed="0"/>
+    <w:lsdException w:name="Light Grid" w:semiHidden="0" w:uiPriority="62" w:unhideWhenUsed="0"/>
+    <w:lsdException w:name="Medium Shading 1" w:semiHidden="0" w:uiPriority="63" w:unhideWhenUsed="0"/>
+    <w:lsdException w:name="Medium Shading 2" w:semiHidden="0" w:uiPriority="64" w:unhideWhenUsed="0"/>
+    <w:lsdException w:name="Medium List 1" w:semiHidden="0" w:uiPriority="65" w:unhideWhenUsed="0"/>
+    <w:lsdException w:name="Medium List 2" w:semiHidden="0" w:uiPriority="66" w:unhideWhenUsed="0"/>
+    <w:lsdException w:name="Medium Grid 1" w:semiHidden="0" w:uiPriority="67" w:unhideWhenUsed="0"/>
+    <w:lsdException w:name="Medium Grid 2" w:semiHidden="0" w:uiPriority="68" w:unhideWhenUsed="0"/>
+    <w:lsdException w:name="Medium Grid 3" w:semiHidden="0" w:uiPriority="69" w:unhideWhenUsed="0"/>
+    <w:lsdException w:name="Dark List" w:semiHidden="0" w:uiPriority="70" w:unhideWhenUsed="0"/>
+    <w:lsdException w:name="Colorful Shading" w:semiHidden="0" w:uiPriority="71" w:unhideWhenUsed="0"/>
+    <w:lsdException w:name="Colorful List" w:semiHidden="0" w:uiPriority="72" w:unhideWhenUsed="0"/>
+    <w:lsdException w:name="Colorful Grid" w:semiHidden="0" w:uiPriority="73" w:unhideWhenUsed="0"/>
+    <w:lsdException w:name="Light Shading Accent 1" w:semiHidden="0" w:uiPriority="60" w:unhideWhenUsed="0"/>
+    <w:lsdException w:name="Light List Accent 1" w:semiHidden="0" w:uiPriority="61" w:unhideWhenUsed="0"/>
+    <w:lsdException w:name="Light Grid Accent 1" w:semiHidden="0" w:uiPriority="62" w:unhideWhenUsed="0"/>
+    <w:lsdException w:name="Medium Shading 1 Accent 1" w:semiHidden="0" w:uiPriority="63" w:unhideWhenUsed="0"/>
+    <w:lsdException w:name="Medium Shading 2 Accent 1" w:semiHidden="0" w:uiPriority="64" w:unhideWhenUsed="0"/>
+    <w:lsdException w:name="Medium List 1 Accent 1" w:semiHidden="0" w:uiPriority="65" w:unhideWhenUsed="0"/>
+    <w:lsdException w:name="Revision" w:unhideWhenUsed="0"/>
+    <w:lsdException w:name="List Paragraph" w:semiHidden="0" w:uiPriority="34" w:unhideWhenUsed="0" w:qFormat="1"/>
+    <w:lsdException w:name="Quote" w:semiHidden="0" w:uiPriority="29" w:unhideWhenUsed="0" w:qFormat="1"/>
+    <w:lsdException w:name="Intense Quote" w:semiHidden="0" w:uiPriority="30" w:unhideWhenUsed="0" w:qFormat="1"/>
+    <w:lsdException w:name="Medium List 2 Accent 1" w:semiHidden="0" w:uiPriority="66" w:unhideWhenUsed="0"/>
+    <w:lsdException w:name="Medium Grid 1 Accent 1" w:semiHidden="0" w:uiPriority="67" w:unhideWhenUsed="0"/>
+    <w:lsdException w:name="Medium Grid 2 Accent 1" w:semiHidden="0" w:uiPriority="68" w:unhideWhenUsed="0"/>
+    <w:lsdException w:name="Medium Grid 3 Accent 1" w:semiHidden="0" w:uiPriority="69" w:unhideWhenUsed="0"/>
+    <w:lsdException w:name="Dark List Accent 1" w:semiHidden="0" w:uiPriority="70" w:unhideWhenUsed="0"/>
+    <w:lsdException w:name="Colorful Shading Accent 1" w:semiHidden="0" w:uiPriority="71" w:unhideWhenUsed="0"/>
+    <w:lsdException w:name="Colorful List Accent 1" w:semiHidden="0" w:uiPriority="72" w:unhideWhenUsed="0"/>
+    <w:lsdException w:name="Colorful Grid Accent 1" w:semiHidden="0" w:uiPriority="73" w:unhideWhenUsed="0"/>
+    <w:lsdException w:name="Light Shading Accent 2" w:semiHidden="0" w:uiPriority="60" w:unhideWhenUsed="0"/>
+    <w:lsdException w:name="Light List Accent 2" w:semiHidden="0" w:uiPriority="61" w:unhideWhenUsed="0"/>
+    <w:lsdException w:name="Light Grid Accent 2" w:semiHidden="0" w:uiPriority="62" w:unhideWhenUsed="0"/>
+    <w:lsdException w:name="Medium Shading 1 Accent 2" w:semiHidden="0" w:uiPriority="63" w:unhideWhenUsed="0"/>
+    <w:lsdException w:name="Medium Shading 2 Accent 2" w:semiHidden="0" w:uiPriority="64" w:unhideWhenUsed="0"/>
+    <w:lsdException w:name="Medium List 1 Accent 2" w:semiHidden="0" w:uiPriority="65" w:unhideWhenUsed="0"/>
+    <w:lsdException w:name="Medium List 2 Accent 2" w:semiHidden="0" w:uiPriority="66" w:unhideWhenUsed="0"/>
+    <w:lsdException w:name="Medium Grid 1 Accent 2" w:semiHidden="0" w:uiPriority="67" w:unhideWhenUsed="0"/>
+    <w:lsdException w:name="Medium Grid 2 Accent 2" w:semiHidden="0" w:uiPriority="68" w:unhideWhenUsed="0"/>
+    <w:lsdException w:name="Medium Grid 3 Accent 2" w:semiHidden="0" w:uiPriority="69" w:unhideWhenUsed="0"/>
+    <w:lsdException w:name="Dark List Accent 2" w:semiHidden="0" w:uiPriority="70" w:unhideWhenUsed="0"/>
+    <w:lsdException w:name="Colorful Shading Accent 2" w:semiHidden="0" w:uiPriority="71" w:unhideWhenUsed="0"/>
+    <w:lsdException w:name="Colorful List Accent 2" w:semiHidden="0" w:uiPriority="72" w:unhideWhenUsed="0"/>
+    <w:lsdException w:name="Colorful Grid Accent 2" w:semiHidden="0" w:uiPriority="73" w:unhideWhenUsed="0"/>
+    <w:lsdException w:name="Light Shading Accent 3" w:semiHidden="0" w:uiPriority="60" w:unhideWhenUsed="0"/>
+    <w:lsdException w:name="Light List Accent 3" w:semiHidden="0" w:uiPriority="61" w:unhideWhenUsed="0"/>
+    <w:lsdException w:name="Light Grid Accent 3" w:semiHidden="0" w:uiPriority="62" w:unhideWhenUsed="0"/>
+    <w:lsdException w:name="Medium Shading 1 Accent 3" w:semiHidden="0" w:uiPriority="63" w:unhideWhenUsed="0"/>
+    <w:lsdException w:name="Medium Shading 2 Accent 3" w:semiHidden="0" w:uiPriority="64" w:unhideWhenUsed="0"/>
+    <w:lsdException w:name="Medium List 1 Accent 3" w:semiHidden="0" w:uiPriority="65" w:unhideWhenUsed="0"/>
+    <w:lsdException w:name="Medium List 2 Accent 3" w:semiHidden="0" w:uiPriority="66" w:unhideWhenUsed="0"/>
+    <w:lsdException w:name="Medium Grid 1 Accent 3" w:semiHidden="0" w:uiPriority="67" w:unhideWhenUsed="0"/>
+    <w:lsdException w:name="Medium Grid 2 Accent 3" w:semiHidden="0" w:uiPriority="68" w:unhideWhenUsed="0"/>
+    <w:lsdException w:name="Medium Grid 3 Accent 3" w:semiHidden="0" w:uiPriority="69" w:unhideWhenUsed="0"/>
+    <w:lsdException w:name="Dark List Accent 3" w:semiHidden="0" w:uiPriority="70" w:unhideWhenUsed="0"/>
+    <w:lsdException w:name="Colorful Shading Accent 3" w:semiHidden="0" w:uiPriority="71" w:unhideWhenUsed="0"/>
+    <w:lsdException w:name="Colorful List Accent 3" w:semiHidden="0" w:uiPriority="72" w:unhideWhenUsed="0"/>
+    <w:lsdException w:name="Colorful Grid Accent 3" w:semiHidden="0" w:uiPriority="73" w:unhideWhenUsed="0"/>
+    <w:lsdException w:name="Light Shading Accent 4" w:semiHidden="0" w:uiPriority="60" w:unhideWhenUsed="0"/>
+    <w:lsdException w:name="Light List Accent 4" w:semiHidden="0" w:uiPriority="61" w:unhideWhenUsed="0"/>
+    <w:lsdException w:name="Light Grid Accent 4" w:semiHidden="0" w:uiPriority="62" w:unhideWhenUsed="0"/>
+    <w:lsdException w:name="Medium Shading 1 Accent 4" w:semiHidden="0" w:uiPriority="63" w:unhideWhenUsed="0"/>
+    <w:lsdException w:name="Medium Shading 2 Accent 4" w:semiHidden="0" w:uiPriority="64" w:unhideWhenUsed="0"/>
+    <w:lsdException w:name="Medium List 1 Accent 4" w:semiHidden="0" w:uiPriority="65" w:unhideWhenUsed="0"/>
+    <w:lsdException w:name="Medium List 2 Accent 4" w:semiHidden="0" w:uiPriority="66" w:unhideWhenUsed="0"/>
+    <w:lsdException w:name="Medium Grid 1 Accent 4" w:semiHidden="0" w:uiPriority="67" w:unhideWhenUsed="0"/>
+    <w:lsdException w:name="Medium Grid 2 Accent 4" w:semiHidden="0" w:uiPriority="68" w:unhideWhenUsed="0"/>
+    <w:lsdException w:name="Medium Grid 3 Accent 4" w:semiHidden="0" w:uiPriority="69" w:unhideWhenUsed="0"/>
+    <w:lsdException w:name="Dark List Accent 4" w:semiHidden="0" w:uiPriority="70" w:unhideWhenUsed="0"/>
+    <w:lsdException w:name="Colorful Shading Accent 4" w:semiHidden="0" w:uiPriority="71" w:unhideWhenUsed="0"/>
+    <w:lsdException w:name="Colorful List Accent 4" w:semiHidden="0" w:uiPriority="72" w:unhideWhenUsed="0"/>
+    <w:lsdException w:name="Colorful Grid Accent 4" w:semiHidden="0" w:uiPriority="73" w:unhideWhenUsed="0"/>
+    <w:lsdException w:name="Light Shading Accent 5" w:semiHidden="0" w:uiPriority="60" w:unhideWhenUsed="0"/>
+    <w:lsdException w:name="Light List Accent 5" w:semiHidden="0" w:uiPriority="61" w:unhideWhenUsed="0"/>
+    <w:lsdException w:name="Light Grid Accent 5" w:semiHidden="0" w:uiPriority="62" w:unhideWhenUsed="0"/>
+    <w:lsdException w:name="Medium Shading 1 Accent 5" w:semiHidden="0" w:uiPriority="63" w:unhideWhenUsed="0"/>
+    <w:lsdException w:name="Medium Shading 2 Accent 5" w:semiHidden="0" w:uiPriority="64" w:unhideWhenUsed="0"/>
+    <w:lsdException w:name="Medium List 1 Accent 5" w:semiHidden="0" w:uiPriority="65" w:unhideWhenUsed="0"/>
+    <w:lsdException w:name="Medium List 2 Accent 5" w:semiHidden="0" w:uiPriority="66" w:unhideWhenUsed="0"/>
+    <w:lsdException w:name="Medium Grid 1 Accent 5" w:semiHidden="0" w:uiPriority="67" w:unhideWhenUsed="0"/>
+    <w:lsdException w:name="Medium Grid 2 Accent 5" w:semiHidden="0" w:uiPriority="68" w:unhideWhenUsed="0"/>
+    <w:lsdException w:name="Medium Grid 3 Accent 5" w:semiHidden="0" w:uiPriority="69" w:unhideWhenUsed="0"/>
+    <w:lsdException w:name="Dark List Accent 5" w:semiHidden="0" w:uiPriority="70" w:unhideWhenUsed="0"/>
+    <w:lsdException w:name="Colorful Shading Accent 5" w:semiHidden="0" w:uiPriority="71" w:unhideWhenUsed="0"/>
+    <w:lsdException w:name="Colorful List Accent 5" w:semiHidden="0" w:uiPriority="72" w:unhideWhenUsed="0"/>
+    <w:lsdException w:name="Colorful Grid Accent 5" w:semiHidden="0" w:uiPriority="73" w:unhideWhenUsed="0"/>
+    <w:lsdException w:name="Light Shading Accent 6" w:semiHidden="0" w:uiPriority="60" w:unhideWhenUsed="0"/>
+    <w:lsdException w:name="Light List Accent 6" w:semiHidden="0" w:uiPriority="61" w:unhideWhenUsed="0"/>
+    <w:lsdException w:name="Light Grid Accent 6" w:semiHidden="0" w:uiPriority="62" w:unhideWhenUsed="0"/>
+    <w:lsdException w:name="Medium Shading 1 Accent 6" w:semiHidden="0" w:uiPriority="63" w:unhideWhenUsed="0"/>
+    <w:lsdException w:name="Medium Shading 2 Accent 6" w:semiHidden="0" w:uiPriority="64" w:unhideWhenUsed="0"/>
+    <w:lsdException w:name="Medium List 1 Accent 6" w:semiHidden="0" w:uiPriority="65" w:unhideWhenUsed="0"/>
+    <w:lsdException w:name="Medium List 2 Accent 6" w:semiHidden="0" w:uiPriority="66" w:unhideWhenUsed="0"/>
+    <w:lsdException w:name="Medium Grid 1 Accent 6" w:semiHidden="0" w:uiPriority="67" w:unhideWhenUsed="0"/>
+    <w:lsdException w:name="Medium Grid 2 Accent 6" w:semiHidden="0" w:uiPriority="68" w:unhideWhenUsed="0"/>
+    <w:lsdException w:name="Medium Grid 3 Accent 6" w:semiHidden="0" w:uiPriority="69" w:unhideWhenUsed="0"/>
+    <w:lsdException w:name="Dark List Accent 6" w:semiHidden="0" w:uiPriority="70" w:unhideWhenUsed="0"/>
+    <w:lsdException w:name="Colorful Shading Accent 6" w:semiHidden="0" w:uiPriority="71" w:unhideWhenUsed="0"/>
+    <w:lsdException w:name="Colorful List Accent 6" w:semiHidden="0" w:uiPriority="72" w:unhideWhenUsed="0"/>
+    <w:lsdException w:name="Colorful Grid Accent 6" w:semiHidden="0" w:uiPriority="73" w:unhideWhenUsed="0"/>
+    <w:lsdException w:name="Subtle Emphasis" w:semiHidden="0" w:uiPriority="19" w:unhideWhenUsed="0" w:qFormat="1"/>
+    <w:lsdException w:name="Intense Emphasis" w:semiHidden="0" w:uiPriority="21" w:unhideWhenUsed="0" w:qFormat="1"/>
+    <w:lsdException w:name="Subtle Reference" w:semiHidden="0" w:uiPriority="31" w:unhideWhenUsed="0" w:qFormat="1"/>
+    <w:lsdException w:name="Intense Reference" w:semiHidden="0" w:uiPriority="32" w:unhideWhenUsed="0" w:qFormat="1"/>
+    <w:lsdException w:name="Book Title" w:semiHidden="0" w:uiPriority="33" w:unhideWhenUsed="0" w:qFormat="1"/>
+    <w:lsdException w:name="Bibliography" w:uiPriority="37"/>
+    <w:lsdException w:name="TOC Heading" w:uiPriority="39" w:qFormat="1"/>
+  </w:latentStyles>
+  <w:style w:type="paragraph" w:default="1" w:styleId="Normale">
+    <w:name w:val="Normal"/>
+    <w:qFormat/>
+    <w:rsid w:val="007F1E17"/>
+  </w:style>
+  <w:style w:type="paragraph" w:styleId="Titolo2">
+    <w:name w:val="heading 2"/>
+    <w:basedOn w:val="Normale"/>
+    <w:next w:val="Normale"/>
+    <w:link w:val="Titolo2Carattere"/>
+    <w:uiPriority w:val="9"/>
+    <w:semiHidden/>
+    <w:unhideWhenUsed/>
+    <w:qFormat/>
+    <w:rsid w:val="007F1E17"/>
+    <w:pPr>
+      <w:keepNext/>
+      <w:keepLines/>
+      <w:spacing w:before="200" w:after="0"/>
+      <w:outlineLvl w:val="1"/>
+    </w:pPr>
+    <w:rPr>
+      <w:rFonts w:asciiTheme="majorHAnsi" w:eastAsiaTheme="majorEastAsia" w:hAnsiTheme="majorHAnsi" w:cstheme="majorBidi"/>
+      <w:b/>
+      <w:bCs/>
+      <w:color w:val="5B9BD5" w:themeColor="accent1"/>
+      <w:sz w:val="26"/>
+      <w:szCs w:val="26"/>
+    </w:rPr>
+  </w:style>
+  <w:style w:type="paragraph" w:styleId="Titolo3">
+    <w:name w:val="heading 3"/>
+    <w:basedOn w:val="Normale"/>
+    <w:link w:val="Titolo3Carattere"/>
+    <w:uiPriority w:val="9"/>
+    <w:qFormat/>
+    <w:rsid w:val="007F1E17"/>
+    <w:pPr>
+      <w:spacing w:before="100" w:beforeAutospacing="1" w:after="100" w:afterAutospacing="1" w:line="240" w:lineRule="auto"/>
+      <w:outlineLvl w:val="2"/>
+    </w:pPr>
+    <w:rPr>
+      <w:rFonts w:ascii="Times New Roman" w:eastAsia="Times New Roman" w:hAnsi="Times New Roman" w:cs="Times New Roman"/>
+      <w:b/>
+      <w:bCs/>
+      <w:sz w:val="27"/>
+      <w:szCs w:val="27"/>
+      <w:lang w:eastAsia="it-IT"/>
+    </w:rPr>
+  </w:style>
+  <w:style w:type="paragraph" w:styleId="Titolo4">
+    <w:name w:val="heading 4"/>
+    <w:basedOn w:val="Normale"/>
+    <w:next w:val="Normale"/>
+    <w:link w:val="Titolo4Carattere"/>
+    <w:uiPriority w:val="9"/>
+    <w:semiHidden/>
+    <w:unhideWhenUsed/>
+    <w:qFormat/>
+    <w:rsid w:val="007F1E17"/>
+    <w:pPr>
+      <w:keepNext/>
+      <w:keepLines/>
+      <w:spacing w:before="200" w:after="0"/>
+      <w:outlineLvl w:val="3"/>
+    </w:pPr>
+    <w:rPr>
+      <w:rFonts w:asciiTheme="majorHAnsi" w:eastAsiaTheme="majorEastAsia" w:hAnsiTheme="majorHAnsi" w:cstheme="majorBidi"/>
+      <w:b/>
+      <w:bCs/>
+      <w:i/>
+      <w:iCs/>
+      <w:color w:val="5B9BD5" w:themeColor="accent1"/>
+    </w:rPr>
+  </w:style>
+  <w:style w:type="character" w:default="1" w:styleId="Carpredefinitoparagrafo">
+    <w:name w:val="Default Paragraph Font"/>
+    <w:uiPriority w:val="1"/>
+    <w:semiHidden/>
+    <w:unhideWhenUsed/>
+  </w:style>
+  <w:style w:type="table" w:default="1" w:styleId="Tabellanormale">
+    <w:name w:val="Normal Table"/>
+    <w:uiPriority w:val="99"/>
+    <w:semiHidden/>
+    <w:unhideWhenUsed/>
+    <w:tblPr>
+      <w:tblInd w:w="0" w:type="dxa"/>
+      <w:tblCellMar>
+        <w:top w:w="0" w:type="dxa"/>
+        <w:left w:w="108" w:type="dxa"/>
+        <w:bottom w:w="0" w:type="dxa"/>
+        <w:right w:w="108" w:type="dxa"/>
+      </w:tblCellMar>
+    </w:tblPr>
+  </w:style>
+  <w:style w:type="numbering" w:default="1" w:styleId="Nessunelenco">
+    <w:name w:val="No List"/>
+    <w:uiPriority w:val="99"/>
+    <w:semiHidden/>
+    <w:unhideWhenUsed/>
+  </w:style>
+  <w:style w:type="character" w:customStyle="1" w:styleId="Titolo2Carattere">
+    <w:name w:val="Titolo 2 Carattere"/>
+    <w:basedOn w:val="Carpredefinitoparagrafo"/>
+    <w:link w:val="Titolo2"/>
+    <w:uiPriority w:val="9"/>
+    <w:semiHidden/>
+    <w:rsid w:val="007F1E17"/>
+    <w:rPr>
+      <w:rFonts w:asciiTheme="majorHAnsi" w:eastAsiaTheme="majorEastAsia" w:hAnsiTheme="majorHAnsi" w:cstheme="majorBidi"/>
+      <w:b/>
+      <w:bCs/>
+      <w:color w:val="5B9BD5" w:themeColor="accent1"/>
+      <w:sz w:val="26"/>
+      <w:szCs w:val="26"/>
+    </w:rPr>
+  </w:style>
+  <w:style w:type="character" w:customStyle="1" w:styleId="Titolo3Carattere">
+    <w:name w:val="Titolo 3 Carattere"/>
+    <w:basedOn w:val="Carpredefinitoparagrafo"/>
+    <w:link w:val="Titolo3"/>
+    <w:uiPriority w:val="9"/>
+    <w:rsid w:val="007F1E17"/>
+    <w:rPr>
+      <w:rFonts w:ascii="Times New Roman" w:eastAsia="Times New Roman" w:hAnsi="Times New Roman" w:cs="Times New Roman"/>
+      <w:b/>
+      <w:bCs/>
+      <w:sz w:val="27"/>
+      <w:szCs w:val="27"/>
+      <w:lang w:eastAsia="it-IT"/>
+    </w:rPr>
+  </w:style>
+  <w:style w:type="character" w:customStyle="1" w:styleId="Titolo4Carattere">
+    <w:name w:val="Titolo 4 Carattere"/>
+    <w:basedOn w:val="Carpredefinitoparagrafo"/>
+    <w:link w:val="Titolo4"/>
+    <w:uiPriority w:val="9"/>
+    <w:semiHidden/>
+    <w:rsid w:val="007F1E17"/>
+    <w:rPr>
+      <w:rFonts w:asciiTheme="majorHAnsi" w:eastAsiaTheme="majorEastAsia" w:hAnsiTheme="majorHAnsi" w:cstheme="majorBidi"/>
+      <w:b/>
+      <w:bCs/>
+      <w:i/>
+      <w:iCs/>
+      <w:color w:val="5B9BD5" w:themeColor="accent1"/>
+    </w:rPr>
+  </w:style>
+  <w:style w:type="paragraph" w:styleId="Paragrafoelenco">
+    <w:name w:val="List Paragraph"/>
+    <w:basedOn w:val="Normale"/>
+    <w:uiPriority w:val="34"/>
+    <w:qFormat/>
+    <w:rsid w:val="007F1E17"/>
+    <w:pPr>
+      <w:ind w:left="720"/>
+      <w:contextualSpacing/>
+    </w:pPr>
+  </w:style>
+  <w:style w:type="character" w:styleId="Collegamentoipertestuale">
+    <w:name w:val="Hyperlink"/>
+    <w:basedOn w:val="Carpredefinitoparagrafo"/>
+    <w:uiPriority w:val="99"/>
+    <w:unhideWhenUsed/>
+    <w:rsid w:val="007F1E17"/>
+    <w:rPr>
+      <w:color w:val="0563C1" w:themeColor="hyperlink"/>
+      <w:u w:val="single"/>
+    </w:rPr>
+  </w:style>
+  <w:style w:type="character" w:styleId="Enfasigrassetto">
+    <w:name w:val="Strong"/>
+    <w:basedOn w:val="Carpredefinitoparagrafo"/>
+    <w:uiPriority w:val="22"/>
+    <w:qFormat/>
+    <w:rsid w:val="007F1E17"/>
+    <w:rPr>
+      <w:b/>
+      <w:bCs/>
+    </w:rPr>
+  </w:style>
+  <w:style w:type="character" w:styleId="Enfasicorsivo">
+    <w:name w:val="Emphasis"/>
+    <w:basedOn w:val="Carpredefinitoparagrafo"/>
+    <w:uiPriority w:val="20"/>
+    <w:qFormat/>
+    <w:rsid w:val="007F1E17"/>
+    <w:rPr>
+      <w:i/>
+      <w:iCs/>
+    </w:rPr>
+  </w:style>
+  <w:style w:type="paragraph" w:customStyle="1" w:styleId="chapter-paragraph">
+    <w:name w:val="chapter-paragraph"/>
+    <w:basedOn w:val="Normale"/>
+    <w:rsid w:val="007F1E17"/>
+    <w:pPr>
+      <w:spacing w:before="100" w:beforeAutospacing="1" w:after="100" w:afterAutospacing="1" w:line="240" w:lineRule="auto"/>
+    </w:pPr>
+    <w:rPr>
+      <w:rFonts w:ascii="Times New Roman" w:eastAsia="Times New Roman" w:hAnsi="Times New Roman" w:cs="Times New Roman"/>
+      <w:sz w:val="24"/>
+      <w:szCs w:val="24"/>
+      <w:lang w:eastAsia="it-IT"/>
+    </w:rPr>
+  </w:style>
+  <w:style w:type="paragraph" w:styleId="NormaleWeb">
+    <w:name w:val="Normal (Web)"/>
+    <w:basedOn w:val="Normale"/>
+    <w:uiPriority w:val="99"/>
+    <w:unhideWhenUsed/>
+    <w:rsid w:val="007F1E17"/>
+    <w:pPr>
+      <w:spacing w:before="100" w:beforeAutospacing="1" w:after="100" w:afterAutospacing="1" w:line="240" w:lineRule="auto"/>
+    </w:pPr>
+    <w:rPr>
+      <w:rFonts w:ascii="Times New Roman" w:eastAsia="Times New Roman" w:hAnsi="Times New Roman" w:cs="Times New Roman"/>
+      <w:sz w:val="24"/>
+      <w:szCs w:val="24"/>
+      <w:lang w:eastAsia="it-IT"/>
+    </w:rPr>
+  </w:style>
+  <w:style w:type="character" w:styleId="Collegamentovisitato">
+    <w:name w:val="FollowedHyperlink"/>
+    <w:basedOn w:val="Carpredefinitoparagrafo"/>
+    <w:uiPriority w:val="99"/>
+    <w:semiHidden/>
+    <w:unhideWhenUsed/>
+    <w:rsid w:val="007037FE"/>
+    <w:rPr>
+      <w:color w:val="954F72" w:themeColor="followedHyperlink"/>
+      <w:u w:val="single"/>
+    </w:rPr>
+  </w:style>
+  <w:style w:type="paragraph" w:styleId="Intestazione">
+    <w:name w:val="header"/>
+    <w:basedOn w:val="Normale"/>
+    <w:link w:val="IntestazioneCarattere"/>
+    <w:uiPriority w:val="99"/>
+    <w:unhideWhenUsed/>
+    <w:rsid w:val="002940BF"/>
+    <w:pPr>
+      <w:tabs>
+        <w:tab w:val="center" w:pos="4819"/>
+        <w:tab w:val="right" w:pos="9638"/>
+      </w:tabs>
+      <w:spacing w:after="0" w:line="240" w:lineRule="auto"/>
+    </w:pPr>
+  </w:style>
+  <w:style w:type="character" w:customStyle="1" w:styleId="IntestazioneCarattere">
+    <w:name w:val="Intestazione Carattere"/>
+    <w:basedOn w:val="Carpredefinitoparagrafo"/>
+    <w:link w:val="Intestazione"/>
+    <w:uiPriority w:val="99"/>
+    <w:rsid w:val="002940BF"/>
+  </w:style>
+  <w:style w:type="paragraph" w:styleId="Pidipagina">
+    <w:name w:val="footer"/>
+    <w:basedOn w:val="Normale"/>
+    <w:link w:val="PidipaginaCarattere"/>
+    <w:uiPriority w:val="99"/>
+    <w:unhideWhenUsed/>
+    <w:rsid w:val="002940BF"/>
+    <w:pPr>
+      <w:tabs>
+        <w:tab w:val="center" w:pos="4819"/>
+        <w:tab w:val="right" w:pos="9638"/>
+      </w:tabs>
+      <w:spacing w:after="0" w:line="240" w:lineRule="auto"/>
+    </w:pPr>
+  </w:style>
+  <w:style w:type="character" w:customStyle="1" w:styleId="PidipaginaCarattere">
+    <w:name w:val="Piè di pagina Carattere"/>
+    <w:basedOn w:val="Carpredefinitoparagrafo"/>
+    <w:link w:val="Pidipagina"/>
+    <w:uiPriority w:val="99"/>
+    <w:rsid w:val="002940BF"/>
+  </w:style>
+  <w:style w:type="paragraph" w:styleId="Testofumetto">
+    <w:name w:val="Balloon Text"/>
+    <w:basedOn w:val="Normale"/>
+    <w:link w:val="TestofumettoCarattere"/>
+    <w:uiPriority w:val="99"/>
+    <w:semiHidden/>
+    <w:unhideWhenUsed/>
+    <w:rsid w:val="001C0A6C"/>
+    <w:pPr>
+      <w:spacing w:after="0" w:line="240" w:lineRule="auto"/>
+    </w:pPr>
+    <w:rPr>
+      <w:rFonts w:ascii="Segoe UI" w:hAnsi="Segoe UI" w:cs="Segoe UI"/>
+      <w:sz w:val="18"/>
+      <w:szCs w:val="18"/>
+    </w:rPr>
+  </w:style>
+  <w:style w:type="character" w:customStyle="1" w:styleId="TestofumettoCarattere">
+    <w:name w:val="Testo fumetto Carattere"/>
+    <w:basedOn w:val="Carpredefinitoparagrafo"/>
+    <w:link w:val="Testofumetto"/>
+    <w:uiPriority w:val="99"/>
+    <w:semiHidden/>
+    <w:rsid w:val="001C0A6C"/>
+    <w:rPr>
+      <w:rFonts w:ascii="Segoe UI" w:hAnsi="Segoe UI" w:cs="Segoe UI"/>
+      <w:sz w:val="18"/>
+      <w:szCs w:val="18"/>
+    </w:rPr>
+  </w:style>
+  <w:style w:type="character" w:customStyle="1" w:styleId="UnresolvedMention">
+    <w:name w:val="Unresolved Mention"/>
+    <w:basedOn w:val="Carpredefinitoparagrafo"/>
+    <w:uiPriority w:val="99"/>
+    <w:semiHidden/>
+    <w:unhideWhenUsed/>
+    <w:rsid w:val="00910080"/>
+    <w:rPr>
+      <w:color w:val="605E5C"/>
+      <w:shd w:val="clear" w:color="auto" w:fill="E1DFDD"/>
+    </w:rPr>
+  </w:style>
+  <w:style w:type="table" w:customStyle="1" w:styleId="Tabellagriglia1chiara1">
+    <w:name w:val="Tabella griglia 1 chiara1"/>
+    <w:basedOn w:val="Tabellanormale"/>
+    <w:uiPriority w:val="46"/>
+    <w:rsid w:val="001953E0"/>
+    <w:pPr>
+      <w:spacing w:after="0" w:line="240" w:lineRule="auto"/>
+    </w:pPr>
+    <w:tblPr>
+      <w:tblStyleRowBandSize w:val="1"/>
+      <w:tblStyleColBandSize w:val="1"/>
+      <w:tblInd w:w="0" w:type="dxa"/>
+      <w:tblBorders>
+        <w:top w:val="single" w:sz="4" w:space="0" w:color="999999" w:themeColor="text1" w:themeTint="66"/>
+        <w:left w:val="single" w:sz="4" w:space="0" w:color="999999" w:themeColor="text1" w:themeTint="66"/>
+        <w:bottom w:val="single" w:sz="4" w:space="0" w:color="999999" w:themeColor="text1" w:themeTint="66"/>
+        <w:right w:val="single" w:sz="4" w:space="0" w:color="999999" w:themeColor="text1" w:themeTint="66"/>
+        <w:insideH w:val="single" w:sz="4" w:space="0" w:color="999999" w:themeColor="text1" w:themeTint="66"/>
+        <w:insideV w:val="single" w:sz="4" w:space="0" w:color="999999" w:themeColor="text1" w:themeTint="66"/>
+      </w:tblBorders>
+      <w:tblCellMar>
+        <w:top w:w="0" w:type="dxa"/>
+        <w:left w:w="108" w:type="dxa"/>
+        <w:bottom w:w="0" w:type="dxa"/>
+        <w:right w:w="108" w:type="dxa"/>
+      </w:tblCellMar>
     </w:tblPr>
     <w:tblStylePr w:type="firstRow">
       <w:rPr>
@@ -7730,7 +8309,7 @@
   <a:extraClrSchemeLst/>
   <a:extLst>
     <a:ext uri="{05A4C25C-085E-4340-85A3-A5531E510DB2}">
-      <thm15:themeFamily xmlns:thm15="http://schemas.microsoft.com/office/thememl/2012/main" name="Office Theme" id="{62F939B6-93AF-4DB8-9C6B-D6C7DFDC589F}" vid="{4A3C46E8-61CC-4603-A589-7422A47A8E4A}"/>
+      <thm15:themeFamily xmlns:thm15="http://schemas.microsoft.com/office/thememl/2012/main" xmlns="" name="Office Theme" id="{62F939B6-93AF-4DB8-9C6B-D6C7DFDC589F}" vid="{4A3C46E8-61CC-4603-A589-7422A47A8E4A}"/>
     </a:ext>
   </a:extLst>
 </a:theme>
@@ -7741,7 +8320,7 @@
 </file>
 
 <file path=customXml/itemProps1.xml><?xml version="1.0" encoding="utf-8"?>
-<ds:datastoreItem xmlns:ds="http://schemas.openxmlformats.org/officeDocument/2006/customXml" ds:itemID="{E68A6C81-C4BB-4320-BD83-C276320A6A9D}">
+<ds:datastoreItem xmlns:ds="http://schemas.openxmlformats.org/officeDocument/2006/customXml" ds:itemID="{9A867A77-82C7-4698-9F9A-6931EC159B9A}">
   <ds:schemaRefs>
     <ds:schemaRef ds:uri="http://schemas.openxmlformats.org/officeDocument/2006/bibliography"/>
   </ds:schemaRefs>
